--- a/docs/考勤系统更新日志_完整版.docx
+++ b/docs/考勤系统更新日志_完整版.docx
@@ -1,5 +1,70 @@
 
-<file path=word/document.xml><?xml version="1.0" encoding="utf-8"?>
+<file path=customXml\item1.xml><?xml version="1.0" encoding="utf-8"?>
+<b:Sources xmlns:b="http://schemas.openxmlformats.org/officeDocument/2006/bibliography" xmlns="http://schemas.openxmlformats.org/officeDocument/2006/bibliography" SelectedStyle="/APA.XSL" StyleName="APA"/>
+</file>
+
+<file path=customXml\itemProps1.xml><?xml version="1.0" encoding="utf-8"?>
+<ds:datastoreItem xmlns:ds="http://schemas.openxmlformats.org/officeDocument/2006/customXml" ds:itemID="{E5B1036D-2739-46AC-9686-5BD762788854}">
+  <ds:schemaRefs>
+    <ds:schemaRef ds:uri="http://schemas.openxmlformats.org/officeDocument/2006/bibliography"/>
+  </ds:schemaRefs>
+</ds:datastoreItem>
+</file>
+
+<file path=docProps\app.xml><?xml version="1.0" encoding="utf-8"?>
+<Properties xmlns="http://schemas.openxmlformats.org/officeDocument/2006/extended-properties" xmlns:vt="http://schemas.openxmlformats.org/officeDocument/2006/docPropsVTypes">
+  <Template>Normal</Template>
+  <TotalTime>2</TotalTime>
+  <Pages>1</Pages>
+  <Words>228</Words>
+  <Characters>1303</Characters>
+  <Application>Microsoft Office Word</Application>
+  <DocSecurity>0</DocSecurity>
+  <Lines>10</Lines>
+  <Paragraphs>3</Paragraphs>
+  <ScaleCrop>false</ScaleCrop>
+  <HeadingPairs>
+    <vt:vector size="2" baseType="variant">
+      <vt:variant>
+        <vt:lpstr>Title</vt:lpstr>
+      </vt:variant>
+      <vt:variant>
+        <vt:i4>1</vt:i4>
+      </vt:variant>
+    </vt:vector>
+  </HeadingPairs>
+  <TitlesOfParts>
+    <vt:vector size="1" baseType="lpstr">
+      <vt:lpstr/>
+    </vt:vector>
+  </TitlesOfParts>
+  <Manager/>
+  <Company/>
+  <LinksUpToDate>false</LinksUpToDate>
+  <CharactersWithSpaces>1528</CharactersWithSpaces>
+  <SharedDoc>false</SharedDoc>
+  <HyperlinkBase/>
+  <HyperlinksChanged>false</HyperlinksChanged>
+  <AppVersion>15.0000</AppVersion>
+</Properties>
+</file>
+
+<file path=docProps\core.xml><?xml version="1.0" encoding="utf-8"?>
+<cp:coreProperties xmlns:cp="http://schemas.openxmlformats.org/package/2006/metadata/core-properties" xmlns:dc="http://purl.org/dc/elements/1.1/" xmlns:dcterms="http://purl.org/dc/terms/" xmlns:dcmitype="http://purl.org/dc/dcmitype/" xmlns:xsi="http://www.w3.org/2001/XMLSchema-instance">
+  <dc:title/>
+  <dc:subject/>
+  <dc:creator>python-docx</dc:creator>
+  <cp:keywords/>
+  <dc:description>generated by python-docx</dc:description>
+  <cp:lastModifiedBy>wuwenzhe</cp:lastModifiedBy>
+  <cp:revision>3</cp:revision>
+  <dcterms:created xsi:type="dcterms:W3CDTF">2013-12-23T23:15:00Z</dcterms:created>
+  <dcterms:modified xsi:type="dcterms:W3CDTF">2026-07-06T07:21:00Z</dcterms:modified>
+  <cp:category/>
+</cp:coreProperties>
+</file>
+
+<file path=word\document.xml><?xml version="1.0" encoding="utf-8"?>
 <w:document xmlns:wpc="http://schemas.microsoft.com/office/word/2010/wordprocessingCanvas" xmlns:mc="http://schemas.openxmlformats.org/markup-compatibility/2006" xmlns:o="urn:schemas-microsoft-com:office:office" xmlns:r="http://schemas.openxmlformats.org/officeDocument/2006/relationships" xmlns:m="http://schemas.openxmlformats.org/officeDocument/2006/math" xmlns:v="urn:schemas-microsoft-com:vml" xmlns:wp14="http://schemas.microsoft.com/office/word/2010/wordprocessingDrawing" xmlns:wp="http://schemas.openxmlformats.org/drawingml/2006/wordprocessingDrawing" xmlns:w10="urn:schemas-microsoft-com:office:word" xmlns:w="http://schemas.openxmlformats.org/wordprocessingml/2006/main" xmlns:w14="http://schemas.microsoft.com/office/word/2010/wordml" xmlns:w15="http://schemas.microsoft.com/office/word/2012/wordml" xmlns:wpg="http://schemas.microsoft.com/office/word/2010/wordprocessingGroup" xmlns:wpi="http://schemas.microsoft.com/office/word/2010/wordprocessingInk" xmlns:wne="http://schemas.microsoft.com/office/word/2006/wordml" xmlns:wps="http://schemas.microsoft.com/office/word/2010/wordprocessingShape" mc:Ignorable="w14 w15 wp14">
   <w:body>
     <w:p>
@@ -69,6 +134,408 @@
           <w:lang w:eastAsia="zh-CN"/>
         </w:rPr>
         <w:t>2026-07-10</w:t>
+      </w:r>
+    </w:p>
+    <w:p>
+      <w:pPr>
+        <w:spacing w:before="240" w:after="100"/>
+        <w:rPr>
+          <w:lang w:eastAsia="zh-CN"/>
+        </w:rPr>
+      </w:pPr>
+      <w:r>
+        <w:rPr>
+          <w:b/>
+          <w:color w:val="1F4E79"/>
+          <w:sz w:val="26"/>
+          <w:lang w:eastAsia="zh-CN"/>
+        </w:rPr>
+        <w:t>"待我审批"页：列表直接看得到详情、支持按类型分类、支持批量通过/驳回</w:t>
+      </w:r>
+    </w:p>
+    <w:p>
+      <w:pPr>
+        <w:ind w:left="283"/>
+        <w:rPr>
+          <w:lang w:eastAsia="zh-CN"/>
+        </w:rPr>
+      </w:pPr>
+      <w:r>
+        <w:rPr>
+          <w:lang w:eastAsia="zh-CN"/>
+        </w:rPr>
+        <w:t xml:space="preserve">• </w:t>
+      </w:r>
+      <w:r>
+        <w:rPr>
+          <w:lang w:eastAsia="zh-CN"/>
+        </w:rPr>
+        <w:t>以前每条待审批记录只能点"眼睛"图标打开弹窗才能看到请假/加班的具体起止时间、补卡的具体日期，现在列表里新增一列"详情"，直接显示这些关键信息，大部分情况不用再点进去看。</w:t>
+      </w:r>
+    </w:p>
+    <w:p>
+      <w:pPr>
+        <w:ind w:left="283"/>
+        <w:rPr>
+          <w:lang w:eastAsia="zh-CN"/>
+        </w:rPr>
+      </w:pPr>
+      <w:r>
+        <w:rPr>
+          <w:lang w:eastAsia="zh-CN"/>
+        </w:rPr>
+        <w:t xml:space="preserve">• </w:t>
+      </w:r>
+      <w:r>
+        <w:rPr>
+          <w:lang w:eastAsia="zh-CN"/>
+        </w:rPr>
+        <w:t>列表上方新增"全部/补卡/请假/加班/出差"分类标签，点一下只看这一类，标签上还带着每类的数量。</w:t>
+      </w:r>
+    </w:p>
+    <w:p>
+      <w:pPr>
+        <w:ind w:left="283"/>
+        <w:rPr>
+          <w:lang w:eastAsia="zh-CN"/>
+        </w:rPr>
+      </w:pPr>
+      <w:r>
+        <w:rPr>
+          <w:lang w:eastAsia="zh-CN"/>
+        </w:rPr>
+        <w:t xml:space="preserve">• </w:t>
+      </w:r>
+      <w:r>
+        <w:rPr>
+          <w:lang w:eastAsia="zh-CN"/>
+        </w:rPr>
+        <w:t>每行前面加了勾选框，可以一次勾多条，点"批量通过"或"批量驳回"一次性处理，不用一条一条点。批量驳回和单条驳回一样，必须填写驳回原因。</w:t>
+      </w:r>
+    </w:p>
+    <w:p>
+      <w:pPr>
+        <w:spacing w:before="240" w:after="100"/>
+        <w:rPr>
+          <w:lang w:eastAsia="zh-CN"/>
+        </w:rPr>
+      </w:pPr>
+      <w:r>
+        <w:rPr>
+          <w:b/>
+          <w:color w:val="1F4E79"/>
+          <w:sz w:val="26"/>
+          <w:lang w:eastAsia="zh-CN"/>
+        </w:rPr>
+        <w:t>提交请假申请时，假期类型只保留"事假"</w:t>
+      </w:r>
+    </w:p>
+    <w:p>
+      <w:pPr>
+        <w:ind w:left="283"/>
+        <w:rPr>
+          <w:lang w:eastAsia="zh-CN"/>
+        </w:rPr>
+      </w:pPr>
+      <w:r>
+        <w:rPr>
+          <w:lang w:eastAsia="zh-CN"/>
+        </w:rPr>
+        <w:t xml:space="preserve">• </w:t>
+      </w:r>
+      <w:r>
+        <w:rPr>
+          <w:lang w:eastAsia="zh-CN"/>
+        </w:rPr>
+        <w:t>以前"提交申请"页请假的"假期类型"下拉框有年假/病假/事假/婚假/产假/丧假/调休七种，现在只留"事假"一种，其余选项去掉。</w:t>
+      </w:r>
+    </w:p>
+    <w:p>
+      <w:pPr>
+        <w:ind w:left="283"/>
+        <w:rPr>
+          <w:lang w:eastAsia="zh-CN"/>
+        </w:rPr>
+      </w:pPr>
+      <w:r>
+        <w:rPr>
+          <w:lang w:eastAsia="zh-CN"/>
+        </w:rPr>
+        <w:t xml:space="preserve">• </w:t>
+      </w:r>
+      <w:r>
+        <w:rPr>
+          <w:lang w:eastAsia="zh-CN"/>
+        </w:rPr>
+        <w:t>以前审批过的其它类型请假记录（比如以前批过的年假）不受影响，历史记录该显示什么还是显示什么。</w:t>
+      </w:r>
+    </w:p>
+    <w:p>
+      <w:pPr>
+        <w:spacing w:before="240" w:after="100"/>
+        <w:rPr>
+          <w:lang w:eastAsia="zh-CN"/>
+        </w:rPr>
+      </w:pPr>
+      <w:r>
+        <w:rPr>
+          <w:b/>
+          <w:color w:val="1F4E79"/>
+          <w:sz w:val="26"/>
+          <w:lang w:eastAsia="zh-CN"/>
+        </w:rPr>
+        <w:t>"我的记录"和"我的考勤日历"两个页面去掉了加班显示</w:t>
+      </w:r>
+    </w:p>
+    <w:p>
+      <w:pPr>
+        <w:ind w:left="283"/>
+        <w:rPr>
+          <w:lang w:eastAsia="zh-CN"/>
+        </w:rPr>
+      </w:pPr>
+      <w:r>
+        <w:rPr>
+          <w:lang w:eastAsia="zh-CN"/>
+        </w:rPr>
+        <w:t xml:space="preserve">• </w:t>
+      </w:r>
+      <w:r>
+        <w:rPr>
+          <w:lang w:eastAsia="zh-CN"/>
+        </w:rPr>
+        <w:t>"我的记录"页：月度汇总卡片里去掉"加班(h)"，每日明细表格也去掉了"加班(h)"这一列。</w:t>
+      </w:r>
+    </w:p>
+    <w:p>
+      <w:pPr>
+        <w:ind w:left="283"/>
+        <w:rPr>
+          <w:lang w:eastAsia="zh-CN"/>
+        </w:rPr>
+      </w:pPr>
+      <w:r>
+        <w:rPr>
+          <w:lang w:eastAsia="zh-CN"/>
+        </w:rPr>
+        <w:t xml:space="preserve">• </w:t>
+      </w:r>
+      <w:r>
+        <w:rPr>
+          <w:lang w:eastAsia="zh-CN"/>
+        </w:rPr>
+        <w:t>"我的考勤日历"页：月度汇总卡片里去掉"加班(h)"，点开某一天的详情弹窗也不再显示"加班时长"。</w:t>
+      </w:r>
+    </w:p>
+    <w:p>
+      <w:pPr>
+        <w:ind w:left="283"/>
+        <w:rPr>
+          <w:lang w:eastAsia="zh-CN"/>
+        </w:rPr>
+      </w:pPr>
+      <w:r>
+        <w:rPr>
+          <w:lang w:eastAsia="zh-CN"/>
+        </w:rPr>
+        <w:t xml:space="preserve">• </w:t>
+      </w:r>
+      <w:r>
+        <w:rPr>
+          <w:lang w:eastAsia="zh-CN"/>
+        </w:rPr>
+        <w:t>只是这几个页面不再显示加班数据，系统内部该怎么算加班还是怎么算，不影响月度报表、Excel 导出等其它地方。</w:t>
+      </w:r>
+    </w:p>
+    <w:p>
+      <w:pPr>
+        <w:spacing w:before="240" w:after="100"/>
+        <w:rPr>
+          <w:lang w:eastAsia="zh-CN"/>
+        </w:rPr>
+      </w:pPr>
+      <w:r>
+        <w:rPr>
+          <w:b/>
+          <w:color w:val="1F4E79"/>
+          <w:sz w:val="26"/>
+          <w:lang w:eastAsia="zh-CN"/>
+        </w:rPr>
+        <w:t>全面代码整理：删冗余、理逻辑、补中文注释，顺带修了几个填表相关的小崩溃</w:t>
+      </w:r>
+    </w:p>
+    <w:p>
+      <w:pPr>
+        <w:ind w:left="283"/>
+        <w:rPr>
+          <w:lang w:eastAsia="zh-CN"/>
+        </w:rPr>
+      </w:pPr>
+      <w:r>
+        <w:rPr>
+          <w:lang w:eastAsia="zh-CN"/>
+        </w:rPr>
+        <w:t xml:space="preserve">• </w:t>
+      </w:r>
+      <w:r>
+        <w:rPr>
+          <w:lang w:eastAsia="zh-CN"/>
+        </w:rPr>
+        <w:t>借这次整理代码的机会，把"添加假期"没填假期名称、"新增班次"没填班次名称时会报错崩溃的问题也一并修好了，现在会正常提示"请填写XX名称"，不会再报一句看不懂的技术错误。</w:t>
+      </w:r>
+    </w:p>
+    <w:p>
+      <w:pPr>
+        <w:ind w:left="283"/>
+        <w:rPr>
+          <w:lang w:eastAsia="zh-CN"/>
+        </w:rPr>
+      </w:pPr>
+      <w:r>
+        <w:rPr>
+          <w:lang w:eastAsia="zh-CN"/>
+        </w:rPr>
+        <w:t xml:space="preserve">• </w:t>
+      </w:r>
+      <w:r>
+        <w:rPr>
+          <w:lang w:eastAsia="zh-CN"/>
+        </w:rPr>
+        <w:t>员工"扫码登记"页如果没填手机号就提交，以前也会报一句技术错误，现在会正常提示"请填写手机号"。</w:t>
+      </w:r>
+    </w:p>
+    <w:p>
+      <w:pPr>
+        <w:ind w:left="283"/>
+        <w:rPr>
+          <w:lang w:eastAsia="zh-CN"/>
+        </w:rPr>
+      </w:pPr>
+      <w:r>
+        <w:rPr>
+          <w:lang w:eastAsia="zh-CN"/>
+        </w:rPr>
+        <w:t xml:space="preserve">• </w:t>
+      </w:r>
+      <w:r>
+        <w:rPr>
+          <w:lang w:eastAsia="zh-CN"/>
+        </w:rPr>
+        <w:t>以上都是同一类问题：某个选填/必填的文字框留空提交时，被漏掉了先检查再使用的步骤。这次借着整理代码顺带查了一遍全项目，同类问题已经全部修完。</w:t>
+      </w:r>
+    </w:p>
+    <w:p>
+      <w:pPr>
+        <w:spacing w:before="240" w:after="100"/>
+        <w:rPr>
+          <w:lang w:eastAsia="zh-CN"/>
+        </w:rPr>
+      </w:pPr>
+      <w:r>
+        <w:rPr>
+          <w:b/>
+          <w:color w:val="1F4E79"/>
+          <w:sz w:val="26"/>
+          <w:lang w:eastAsia="zh-CN"/>
+        </w:rPr>
+        <w:t>修复审批"确认通过"点了没反应、页面报"系统出错了"的问题</w:t>
+      </w:r>
+    </w:p>
+    <w:p>
+      <w:pPr>
+        <w:ind w:left="283"/>
+        <w:rPr>
+          <w:lang w:eastAsia="zh-CN"/>
+        </w:rPr>
+      </w:pPr>
+      <w:r>
+        <w:rPr>
+          <w:lang w:eastAsia="zh-CN"/>
+        </w:rPr>
+        <w:t xml:space="preserve">• </w:t>
+      </w:r>
+      <w:r>
+        <w:rPr>
+          <w:lang w:eastAsia="zh-CN"/>
+        </w:rPr>
+        <w:t>以前在"待我审批"页面点"确认通过"时，如果没有填写审批意见（意见本来是选填的），系统会直接报错崩溃，显示"系统出错了"，这一条申请就通过不了，需要重新打开页面再试。</w:t>
+      </w:r>
+    </w:p>
+    <w:p>
+      <w:pPr>
+        <w:ind w:left="283"/>
+        <w:rPr>
+          <w:lang w:eastAsia="zh-CN"/>
+        </w:rPr>
+      </w:pPr>
+      <w:r>
+        <w:rPr>
+          <w:lang w:eastAsia="zh-CN"/>
+        </w:rPr>
+        <w:t xml:space="preserve">• </w:t>
+      </w:r>
+      <w:r>
+        <w:rPr>
+          <w:lang w:eastAsia="zh-CN"/>
+        </w:rPr>
+        <w:t>现在不填审批意见也能正常点"确认通过"，跟原来设计的一样，意见是可选项。</w:t>
+      </w:r>
+    </w:p>
+    <w:p>
+      <w:pPr>
+        <w:spacing w:before="240" w:after="100"/>
+        <w:rPr>
+          <w:lang w:eastAsia="zh-CN"/>
+        </w:rPr>
+      </w:pPr>
+      <w:r>
+        <w:rPr>
+          <w:b/>
+          <w:color w:val="1F4E79"/>
+          <w:sz w:val="26"/>
+          <w:lang w:eastAsia="zh-CN"/>
+        </w:rPr>
+        <w:t>修复夜班员工上班没多久就被误报"下班未打卡"的问题</w:t>
+      </w:r>
+    </w:p>
+    <w:p>
+      <w:pPr>
+        <w:ind w:left="283"/>
+        <w:rPr>
+          <w:lang w:eastAsia="zh-CN"/>
+        </w:rPr>
+      </w:pPr>
+      <w:r>
+        <w:rPr>
+          <w:lang w:eastAsia="zh-CN"/>
+        </w:rPr>
+        <w:t xml:space="preserve">• </w:t>
+      </w:r>
+      <w:r>
+        <w:rPr>
+          <w:lang w:eastAsia="zh-CN"/>
+        </w:rPr>
+        <w:t>以前每天23:58系统自动检查考勤时，只要是"打了上班卡、还没打下班卡"就会被标记成"未打卡"并收到提醒——这对夜班（比如18点上班，第二天凌晨才下班）不合理，人明明还在上班，却被当成没打卡处理；而且第二天正常下班打卡后，这个错误标记也不会自动纠正过来。</w:t>
+      </w:r>
+    </w:p>
+    <w:p>
+      <w:pPr>
+        <w:ind w:left="283"/>
+        <w:rPr>
+          <w:lang w:eastAsia="zh-CN"/>
+        </w:rPr>
+      </w:pPr>
+      <w:r>
+        <w:rPr>
+          <w:lang w:eastAsia="zh-CN"/>
+        </w:rPr>
+        <w:t xml:space="preserve">• </w:t>
+      </w:r>
+      <w:r>
+        <w:rPr>
+          <w:lang w:eastAsia="zh-CN"/>
+        </w:rPr>
+        <w:t>现在系统能识别出"今天排的是夜班"，这种情况下23:58不会再提前误报，等第二天下班打卡后再正常判定考勤状态。</w:t>
       </w:r>
     </w:p>
     <w:p>
@@ -5971,7 +6438,72 @@
 </w:document>
 </file>
 
-<file path=word/numbering.xml><?xml version="1.0" encoding="utf-8"?>
+<file path=word\fontTable.xml><?xml version="1.0" encoding="utf-8"?>
+<w:fonts xmlns:mc="http://schemas.openxmlformats.org/markup-compatibility/2006" xmlns:r="http://schemas.openxmlformats.org/officeDocument/2006/relationships" xmlns:w="http://schemas.openxmlformats.org/wordprocessingml/2006/main" xmlns:w14="http://schemas.microsoft.com/office/word/2010/wordml" xmlns:w15="http://schemas.microsoft.com/office/word/2012/wordml" mc:Ignorable="w14 w15">
+  <w:font w:name="Symbol">
+    <w:panose1 w:val="05050102010706020507"/>
+    <w:charset w:val="02"/>
+    <w:family w:val="roman"/>
+    <w:pitch w:val="variable"/>
+    <w:sig w:usb0="00000000" w:usb1="10000000" w:usb2="00000000" w:usb3="00000000" w:csb0="80000000" w:csb1="00000000"/>
+  </w:font>
+  <w:font w:name="Times New Roman">
+    <w:panose1 w:val="02020603050405020304"/>
+    <w:charset w:val="00"/>
+    <w:family w:val="roman"/>
+    <w:pitch w:val="variable"/>
+    <w:sig w:usb0="E0002EFF" w:usb1="C000785B" w:usb2="00000009" w:usb3="00000000" w:csb0="000001FF" w:csb1="00000000"/>
+  </w:font>
+  <w:font w:name="Cambria">
+    <w:panose1 w:val="02040503050406030204"/>
+    <w:charset w:val="00"/>
+    <w:family w:val="roman"/>
+    <w:pitch w:val="variable"/>
+    <w:sig w:usb0="E00006FF" w:usb1="420024FF" w:usb2="02000000" w:usb3="00000000" w:csb0="0000019F" w:csb1="00000000"/>
+  </w:font>
+  <w:font w:name="MS Mincho">
+    <w:altName w:val="ＭＳ 明朝"/>
+    <w:panose1 w:val="02020609040205080304"/>
+    <w:charset w:val="80"/>
+    <w:family w:val="roman"/>
+    <w:notTrueType/>
+    <w:pitch w:val="fixed"/>
+    <w:sig w:usb0="00000001" w:usb1="08070000" w:usb2="00000010" w:usb3="00000000" w:csb0="00020000" w:csb1="00000000"/>
+  </w:font>
+  <w:font w:name="微软雅黑">
+    <w:panose1 w:val="020B0503020204020204"/>
+    <w:charset w:val="86"/>
+    <w:family w:val="swiss"/>
+    <w:pitch w:val="variable"/>
+    <w:sig w:usb0="80000287" w:usb1="2ACF3C50" w:usb2="00000016" w:usb3="00000000" w:csb0="0004001F" w:csb1="00000000"/>
+  </w:font>
+  <w:font w:name="Calibri">
+    <w:panose1 w:val="020F0502020204030204"/>
+    <w:charset w:val="00"/>
+    <w:family w:val="swiss"/>
+    <w:pitch w:val="variable"/>
+    <w:sig w:usb0="E4002EFF" w:usb1="C000247B" w:usb2="00000009" w:usb3="00000000" w:csb0="000001FF" w:csb1="00000000"/>
+  </w:font>
+  <w:font w:name="MS Gothic">
+    <w:altName w:val="ＭＳ ゴシック"/>
+    <w:panose1 w:val="020B0609070205080204"/>
+    <w:charset w:val="80"/>
+    <w:family w:val="modern"/>
+    <w:pitch w:val="fixed"/>
+    <w:sig w:usb0="E00002FF" w:usb1="6AC7FDFB" w:usb2="08000012" w:usb3="00000000" w:csb0="0002009F" w:csb1="00000000"/>
+  </w:font>
+  <w:font w:name="Courier">
+    <w:panose1 w:val="02070409020205020404"/>
+    <w:charset w:val="00"/>
+    <w:family w:val="modern"/>
+    <w:notTrueType/>
+    <w:pitch w:val="fixed"/>
+    <w:sig w:usb0="00000003" w:usb1="00000000" w:usb2="00000000" w:usb3="00000000" w:csb0="00000001" w:csb1="00000000"/>
+  </w:font>
+</w:fonts>
+</file>
+
+<file path=word\numbering.xml><?xml version="1.0" encoding="utf-8"?>
 <w:numbering xmlns:wpc="http://schemas.microsoft.com/office/word/2010/wordprocessingCanvas" xmlns:mc="http://schemas.openxmlformats.org/markup-compatibility/2006" xmlns:o="urn:schemas-microsoft-com:office:office" xmlns:r="http://schemas.openxmlformats.org/officeDocument/2006/relationships" xmlns:m="http://schemas.openxmlformats.org/officeDocument/2006/math" xmlns:v="urn:schemas-microsoft-com:vml" xmlns:wp14="http://schemas.microsoft.com/office/word/2010/wordprocessingDrawing" xmlns:wp="http://schemas.openxmlformats.org/drawingml/2006/wordprocessingDrawing" xmlns:w10="urn:schemas-microsoft-com:office:word" xmlns:w="http://schemas.openxmlformats.org/wordprocessingml/2006/main" xmlns:w14="http://schemas.microsoft.com/office/word/2010/wordml" xmlns:w15="http://schemas.microsoft.com/office/word/2012/wordml" xmlns:wpg="http://schemas.microsoft.com/office/word/2010/wordprocessingGroup" xmlns:wpi="http://schemas.microsoft.com/office/word/2010/wordprocessingInk" xmlns:wne="http://schemas.microsoft.com/office/word/2006/wordml" xmlns:wps="http://schemas.microsoft.com/office/word/2010/wordprocessingShape" mc:Ignorable="w14 w15 wp14">
   <w:abstractNum w:abstractNumId="0">
     <w:nsid w:val="FFFFFF7C"/>
@@ -6174,7 +6706,65 @@
 </w:numbering>
 </file>
 
-<file path=word/styles.xml><?xml version="1.0" encoding="utf-8"?>
+<file path=word\settings.xml><?xml version="1.0" encoding="utf-8"?>
+<w:settings xmlns:mc="http://schemas.openxmlformats.org/markup-compatibility/2006" xmlns:o="urn:schemas-microsoft-com:office:office" xmlns:r="http://schemas.openxmlformats.org/officeDocument/2006/relationships" xmlns:m="http://schemas.openxmlformats.org/officeDocument/2006/math" xmlns:v="urn:schemas-microsoft-com:vml" xmlns:w10="urn:schemas-microsoft-com:office:word" xmlns:w="http://schemas.openxmlformats.org/wordprocessingml/2006/main" xmlns:w14="http://schemas.microsoft.com/office/word/2010/wordml" xmlns:w15="http://schemas.microsoft.com/office/word/2012/wordml" xmlns:sl="http://schemas.openxmlformats.org/schemaLibrary/2006/main" mc:Ignorable="w14 w15">
+  <w:zoom w:percent="110"/>
+  <w:bordersDoNotSurroundHeader/>
+  <w:bordersDoNotSurroundFooter/>
+  <w:proofState w:spelling="clean" w:grammar="clean"/>
+  <w:defaultTabStop w:val="720"/>
+  <w:characterSpacingControl w:val="doNotCompress"/>
+  <w:compat>
+    <w:useFELayout/>
+    <w:compatSetting w:name="compatibilityMode" w:uri="http://schemas.microsoft.com/office/word" w:val="14"/>
+    <w:compatSetting w:name="overrideTableStyleFontSizeAndJustification" w:uri="http://schemas.microsoft.com/office/word" w:val="1"/>
+    <w:compatSetting w:name="enableOpenTypeFeatures" w:uri="http://schemas.microsoft.com/office/word" w:val="1"/>
+    <w:compatSetting w:name="doNotFlipMirrorIndents" w:uri="http://schemas.microsoft.com/office/word" w:val="1"/>
+  </w:compat>
+  <w:rsids>
+    <w:rsidRoot w:val="00B47730"/>
+    <w:rsid w:val="00034616"/>
+    <w:rsid w:val="0006063C"/>
+    <w:rsid w:val="0015074B"/>
+    <w:rsid w:val="0029639D"/>
+    <w:rsid w:val="003261A6"/>
+    <w:rsid w:val="00326F90"/>
+    <w:rsid w:val="004B1BFF"/>
+    <w:rsid w:val="00AA1D8D"/>
+    <w:rsid w:val="00B47730"/>
+    <w:rsid w:val="00CB0664"/>
+    <w:rsid w:val="00FC693F"/>
+  </w:rsids>
+  <m:mathPr>
+    <m:mathFont m:val="Cambria Math"/>
+    <m:brkBin m:val="before"/>
+    <m:brkBinSub m:val="--"/>
+    <m:smallFrac m:val="0"/>
+    <m:dispDef/>
+    <m:lMargin m:val="0"/>
+    <m:rMargin m:val="0"/>
+    <m:defJc m:val="centerGroup"/>
+    <m:wrapIndent m:val="1440"/>
+    <m:intLim m:val="subSup"/>
+    <m:naryLim m:val="undOvr"/>
+  </m:mathPr>
+  <w:themeFontLang w:val="en-US" w:eastAsia="ja-JP"/>
+  <w:clrSchemeMapping w:bg1="light1" w:t1="dark1" w:bg2="light2" w:t2="dark2" w:accent1="accent1" w:accent2="accent2" w:accent3="accent3" w:accent4="accent4" w:accent5="accent5" w:accent6="accent6" w:hyperlink="hyperlink" w:followedHyperlink="followedHyperlink"/>
+  <w:doNotAutoCompressPictures/>
+  <w:shapeDefaults>
+    <o:shapedefaults v:ext="edit" spidmax="1026"/>
+    <o:shapelayout v:ext="edit">
+      <o:idmap v:ext="edit" data="1"/>
+    </o:shapelayout>
+  </w:shapeDefaults>
+  <w:decimalSymbol w:val="."/>
+  <w:listSeparator w:val=","/>
+  <w14:defaultImageDpi w14:val="300"/>
+  <w15:docId w15:val="{44C4868D-242C-4256-B06C-CE1CA35DD300}"/>
+</w:settings>
+</file>
+
+<file path=word\styles.xml><?xml version="1.0" encoding="utf-8"?>
 <w:styles xmlns:mc="http://schemas.openxmlformats.org/markup-compatibility/2006" xmlns:r="http://schemas.openxmlformats.org/officeDocument/2006/relationships" xmlns:w="http://schemas.openxmlformats.org/wordprocessingml/2006/main" xmlns:w14="http://schemas.microsoft.com/office/word/2010/wordml" xmlns:w15="http://schemas.microsoft.com/office/word/2012/wordml" mc:Ignorable="w14 w15">
   <w:docDefaults>
     <w:rPrDefault>
@@ -18248,7 +18838,7 @@
 </w:styles>
 </file>
 
-<file path=word/theme/theme1.xml><?xml version="1.0" encoding="utf-8"?>
+<file path=word\theme\theme1.xml><?xml version="1.0" encoding="utf-8"?>
 <a:theme xmlns:a="http://schemas.openxmlformats.org/drawingml/2006/main" name="Office Theme">
   <a:themeElements>
     <a:clrScheme name="Office">
@@ -18568,14 +19158,9 @@
 </a:theme>
 </file>
 
-<file path=customXml/item1.xml><?xml version="1.0" encoding="utf-8"?>
-<b:Sources xmlns:b="http://schemas.openxmlformats.org/officeDocument/2006/bibliography" xmlns="http://schemas.openxmlformats.org/officeDocument/2006/bibliography" SelectedStyle="/APA.XSL" StyleName="APA"/>
-</file>
-
-<file path=customXml/itemProps1.xml><?xml version="1.0" encoding="utf-8"?>
-<ds:datastoreItem xmlns:ds="http://schemas.openxmlformats.org/officeDocument/2006/customXml" ds:itemID="{E5B1036D-2739-46AC-9686-5BD762788854}">
-  <ds:schemaRefs>
-    <ds:schemaRef ds:uri="http://schemas.openxmlformats.org/officeDocument/2006/bibliography"/>
-  </ds:schemaRefs>
-</ds:datastoreItem>
+<file path=word\webSettings.xml><?xml version="1.0" encoding="utf-8"?>
+<w:webSettings xmlns:mc="http://schemas.openxmlformats.org/markup-compatibility/2006" xmlns:r="http://schemas.openxmlformats.org/officeDocument/2006/relationships" xmlns:w="http://schemas.openxmlformats.org/wordprocessingml/2006/main" xmlns:w14="http://schemas.microsoft.com/office/word/2010/wordml" xmlns:w15="http://schemas.microsoft.com/office/word/2012/wordml" mc:Ignorable="w14 w15">
+  <w:relyOnVML/>
+  <w:allowPNG/>
+</w:webSettings>
 </file>
--- a/docs/考勤系统更新日志_完整版.docx
+++ b/docs/考勤系统更新日志_完整版.docx
@@ -134,6 +134,63 @@
           <w:lang w:eastAsia="zh-CN"/>
         </w:rPr>
         <w:t>2026-07-10</w:t>
+      </w:r>
+    </w:p>
+    <w:p>
+      <w:pPr>
+        <w:spacing w:before="240" w:after="100"/>
+        <w:rPr>
+          <w:lang w:eastAsia="zh-CN"/>
+        </w:rPr>
+      </w:pPr>
+      <w:r>
+        <w:rPr>
+          <w:b/>
+          <w:color w:val="1F4E79"/>
+          <w:sz w:val="26"/>
+          <w:lang w:eastAsia="zh-CN"/>
+        </w:rPr>
+        <w:t>班值排班页：批量排班选人名单，按部门筛选后新增搜索框</w:t>
+      </w:r>
+    </w:p>
+    <w:p>
+      <w:pPr>
+        <w:ind w:left="283"/>
+        <w:rPr>
+          <w:lang w:eastAsia="zh-CN"/>
+        </w:rPr>
+      </w:pPr>
+      <w:r>
+        <w:rPr>
+          <w:lang w:eastAsia="zh-CN"/>
+        </w:rPr>
+        <w:t xml:space="preserve">• </w:t>
+      </w:r>
+      <w:r>
+        <w:rPr>
+          <w:lang w:eastAsia="zh-CN"/>
+        </w:rPr>
+        <w:t>"批量排班"里的候选人名单，除了原有的"按部门筛选"下拉框，现在旁边多了一个"搜索姓名/工号"输入框，可以直接打字找人，不用在一堆人里翻。</w:t>
+      </w:r>
+    </w:p>
+    <w:p>
+      <w:pPr>
+        <w:ind w:left="283"/>
+        <w:rPr>
+          <w:lang w:eastAsia="zh-CN"/>
+        </w:rPr>
+      </w:pPr>
+      <w:r>
+        <w:rPr>
+          <w:lang w:eastAsia="zh-CN"/>
+        </w:rPr>
+        <w:t xml:space="preserve">• </w:t>
+      </w:r>
+      <w:r>
+        <w:rPr>
+          <w:lang w:eastAsia="zh-CN"/>
+        </w:rPr>
+        <w:t>两个筛选条件可以一起用：比如先选一个部门，再输入名字，只会显示"这个部门里、名字包含关键字"的人。</w:t>
       </w:r>
     </w:p>
     <w:p>

--- a/docs/考勤系统更新日志_完整版.docx
+++ b/docs/考勤系统更新日志_完整版.docx
@@ -134,6 +134,83 @@
           <w:lang w:eastAsia="zh-CN"/>
         </w:rPr>
         <w:t>2026-07-10</w:t>
+      </w:r>
+    </w:p>
+    <w:p>
+      <w:pPr>
+        <w:spacing w:before="240" w:after="100"/>
+        <w:rPr>
+          <w:lang w:eastAsia="zh-CN"/>
+        </w:rPr>
+      </w:pPr>
+      <w:r>
+        <w:rPr>
+          <w:b/>
+          <w:color w:val="1F4E79"/>
+          <w:sz w:val="26"/>
+          <w:lang w:eastAsia="zh-CN"/>
+        </w:rPr>
+        <w:t>"员工信息"页新增左侧菜单入口，支持按部门筛选、支持导出 Excel</w:t>
+      </w:r>
+    </w:p>
+    <w:p>
+      <w:pPr>
+        <w:ind w:left="283"/>
+        <w:rPr>
+          <w:lang w:eastAsia="zh-CN"/>
+        </w:rPr>
+      </w:pPr>
+      <w:r>
+        <w:rPr>
+          <w:lang w:eastAsia="zh-CN"/>
+        </w:rPr>
+        <w:t xml:space="preserve">• </w:t>
+      </w:r>
+      <w:r>
+        <w:rPr>
+          <w:lang w:eastAsia="zh-CN"/>
+        </w:rPr>
+        <w:t>左侧菜单"员工管理"下面新增了"员工信息"入口，不用再从"员工管理"页点某个人的"详情"按钮绕进去，可以直接点这个菜单进来查看/切换任意员工的完整资料。</w:t>
+      </w:r>
+    </w:p>
+    <w:p>
+      <w:pPr>
+        <w:ind w:left="283"/>
+        <w:rPr>
+          <w:lang w:eastAsia="zh-CN"/>
+        </w:rPr>
+      </w:pPr>
+      <w:r>
+        <w:rPr>
+          <w:lang w:eastAsia="zh-CN"/>
+        </w:rPr>
+        <w:t xml:space="preserve">• </w:t>
+      </w:r>
+      <w:r>
+        <w:rPr>
+          <w:lang w:eastAsia="zh-CN"/>
+        </w:rPr>
+        <w:t>左侧"筛选员工"面板新增"按部门筛选"下拉框，和原有的姓名/工号搜索可以一起用（先选部门缩小范围，再搜名字精确定位）。</w:t>
+      </w:r>
+    </w:p>
+    <w:p>
+      <w:pPr>
+        <w:ind w:left="283"/>
+        <w:rPr>
+          <w:lang w:eastAsia="zh-CN"/>
+        </w:rPr>
+      </w:pPr>
+      <w:r>
+        <w:rPr>
+          <w:lang w:eastAsia="zh-CN"/>
+        </w:rPr>
+        <w:t xml:space="preserve">• </w:t>
+      </w:r>
+      <w:r>
+        <w:rPr>
+          <w:lang w:eastAsia="zh-CN"/>
+        </w:rPr>
+        <w:t>新增"导出为 Excel"按钮：按当前筛选条件（部门/关键字），把匹配到的所有员工基础资料（工号、姓名、部门、考勤组、岗位、联系方式、证件号、合同公司、入职日期、紧急联系人等）一次性导出成一张 Excel 表，用法和"月度报表"页的导出一样。</w:t>
       </w:r>
     </w:p>
     <w:p>

--- a/docs/考勤系统更新日志_完整版.docx
+++ b/docs/考勤系统更新日志_完整版.docx
@@ -134,6 +134,83 @@
           <w:lang w:eastAsia="zh-CN"/>
         </w:rPr>
         <w:t>2026-07-10</w:t>
+      </w:r>
+    </w:p>
+    <w:p>
+      <w:pPr>
+        <w:spacing w:before="240" w:after="100"/>
+        <w:rPr>
+          <w:lang w:eastAsia="zh-CN"/>
+        </w:rPr>
+      </w:pPr>
+      <w:r>
+        <w:rPr>
+          <w:b/>
+          <w:color w:val="1F4E79"/>
+          <w:sz w:val="26"/>
+          <w:lang w:eastAsia="zh-CN"/>
+        </w:rPr>
+        <w:t>月度报表导出的"模板汇总表"：底色统一改成白色，夜班当天自动标黄</w:t>
+      </w:r>
+    </w:p>
+    <w:p>
+      <w:pPr>
+        <w:ind w:left="283"/>
+        <w:rPr>
+          <w:lang w:eastAsia="zh-CN"/>
+        </w:rPr>
+      </w:pPr>
+      <w:r>
+        <w:rPr>
+          <w:lang w:eastAsia="zh-CN"/>
+        </w:rPr>
+        <w:t xml:space="preserve">• </w:t>
+      </w:r>
+      <w:r>
+        <w:rPr>
+          <w:lang w:eastAsia="zh-CN"/>
+        </w:rPr>
+        <w:t>以前这份 Excel 表格里，隔行会有浅蓝底、周六周日那两列会有浅黄底，现在这些底色都去掉了，统一改成白色，表格看起来更干净。</w:t>
+      </w:r>
+    </w:p>
+    <w:p>
+      <w:pPr>
+        <w:ind w:left="283"/>
+        <w:rPr>
+          <w:lang w:eastAsia="zh-CN"/>
+        </w:rPr>
+      </w:pPr>
+      <w:r>
+        <w:rPr>
+          <w:lang w:eastAsia="zh-CN"/>
+        </w:rPr>
+        <w:t xml:space="preserve">• </w:t>
+      </w:r>
+      <w:r>
+        <w:rPr>
+          <w:lang w:eastAsia="zh-CN"/>
+        </w:rPr>
+        <w:t>"考勤结果"那组每日格子，改成自动识别这个人这天上没上夜班（跨天班次，或没排班时按打卡时间判断），只要是夜班就把这一格标成黄色，一眼就能看出谁哪天上的夜班。</w:t>
+      </w:r>
+    </w:p>
+    <w:p>
+      <w:pPr>
+        <w:ind w:left="283"/>
+        <w:rPr>
+          <w:lang w:eastAsia="zh-CN"/>
+        </w:rPr>
+      </w:pPr>
+      <w:r>
+        <w:rPr>
+          <w:lang w:eastAsia="zh-CN"/>
+        </w:rPr>
+        <w:t xml:space="preserve">• </w:t>
+      </w:r>
+      <w:r>
+        <w:rPr>
+          <w:lang w:eastAsia="zh-CN"/>
+        </w:rPr>
+        <w:t>迟到/早退/旷工/缺卡这几列的红色、橙色文字提醒还保留，没有变白——这些是用来提醒异常的，和"底色"是两回事。</w:t>
       </w:r>
     </w:p>
     <w:p>

--- a/docs/考勤系统更新日志_完整版.docx
+++ b/docs/考勤系统更新日志_完整版.docx
@@ -97,7 +97,7 @@
           <w:sz w:val="24"/>
           <w:lang w:eastAsia="zh-CN"/>
         </w:rPr>
-        <w:t>生成日期：2026年7月20日</w:t>
+        <w:t>生成日期：2026年7月24日</w:t>
       </w:r>
     </w:p>
     <w:p>
@@ -114,6 +114,83 @@
           <w:lang w:eastAsia="zh-CN"/>
         </w:rPr>
         <w:t>说明：这份文档记录考勤系统每次功能改动，语言尽量简单，方便非技术人员看懂；每次改动都会在最上面加一条新记录（时间倒序）。</w:t>
+      </w:r>
+    </w:p>
+    <w:p>
+      <w:pPr>
+        <w:spacing w:before="400" w:after="160"/>
+        <w:pBdr>
+          <w:bottom w:val="single" w:sz="6" w:space="4" w:color="1F4E79"/>
+        </w:pBdr>
+        <w:rPr>
+          <w:lang w:eastAsia="zh-CN"/>
+        </w:rPr>
+      </w:pPr>
+      <w:r>
+        <w:rPr>
+          <w:b/>
+          <w:color w:val="1F4E79"/>
+          <w:sz w:val="32"/>
+          <w:lang w:eastAsia="zh-CN"/>
+        </w:rPr>
+        <w:t>2026-07-24</w:t>
+      </w:r>
+    </w:p>
+    <w:p>
+      <w:pPr>
+        <w:spacing w:before="240" w:after="100"/>
+        <w:rPr>
+          <w:lang w:eastAsia="zh-CN"/>
+        </w:rPr>
+      </w:pPr>
+      <w:r>
+        <w:rPr>
+          <w:b/>
+          <w:color w:val="1F4E79"/>
+          <w:sz w:val="26"/>
+          <w:lang w:eastAsia="zh-CN"/>
+        </w:rPr>
+        <w:t>员工"岗位"下拉选项新增"CNC操作工""磨工"两项</w:t>
+      </w:r>
+    </w:p>
+    <w:p>
+      <w:pPr>
+        <w:ind w:left="283"/>
+        <w:rPr>
+          <w:lang w:eastAsia="zh-CN"/>
+        </w:rPr>
+      </w:pPr>
+      <w:r>
+        <w:rPr>
+          <w:lang w:eastAsia="zh-CN"/>
+        </w:rPr>
+        <w:t xml:space="preserve">• </w:t>
+      </w:r>
+      <w:r>
+        <w:rPr>
+          <w:lang w:eastAsia="zh-CN"/>
+        </w:rPr>
+        <w:t>新员工扫码登记页的"岗位"下拉框，在原来七个选项（电气熟手、机械熟手、电气中工、机械中工、普工、调试熟手、调试中工）基础上，新增了"CNC操作工"和"磨工"。</w:t>
+      </w:r>
+    </w:p>
+    <w:p>
+      <w:pPr>
+        <w:ind w:left="283"/>
+        <w:rPr>
+          <w:lang w:eastAsia="zh-CN"/>
+        </w:rPr>
+      </w:pPr>
+      <w:r>
+        <w:rPr>
+          <w:lang w:eastAsia="zh-CN"/>
+        </w:rPr>
+        <w:t xml:space="preserve">• </w:t>
+      </w:r>
+      <w:r>
+        <w:rPr>
+          <w:lang w:eastAsia="zh-CN"/>
+        </w:rPr>
+        <w:t>管理员在"员工管理"页手动新增/编辑员工时，"岗位"这一栏本来就是自由填写的文字框，不受这份固定选项限制，可以随时填任意岗位名称，不用等着加选项。</w:t>
       </w:r>
     </w:p>
     <w:p>

--- a/docs/考勤系统更新日志_完整版.docx
+++ b/docs/考勤系统更新日志_完整版.docx
@@ -134,6 +134,83 @@
           <w:lang w:eastAsia="zh-CN"/>
         </w:rPr>
         <w:t>2026-07-24</w:t>
+      </w:r>
+    </w:p>
+    <w:p>
+      <w:pPr>
+        <w:spacing w:before="240" w:after="100"/>
+        <w:rPr>
+          <w:lang w:eastAsia="zh-CN"/>
+        </w:rPr>
+      </w:pPr>
+      <w:r>
+        <w:rPr>
+          <w:b/>
+          <w:color w:val="1F4E79"/>
+          <w:sz w:val="26"/>
+          <w:lang w:eastAsia="zh-CN"/>
+        </w:rPr>
+        <w:t>工号自动生成规则，补上测试阶段新建的几个部门</w:t>
+      </w:r>
+    </w:p>
+    <w:p>
+      <w:pPr>
+        <w:ind w:left="283"/>
+        <w:rPr>
+          <w:lang w:eastAsia="zh-CN"/>
+        </w:rPr>
+      </w:pPr>
+      <w:r>
+        <w:rPr>
+          <w:lang w:eastAsia="zh-CN"/>
+        </w:rPr>
+        <w:t xml:space="preserve">• </w:t>
+      </w:r>
+      <w:r>
+        <w:rPr>
+          <w:lang w:eastAsia="zh-CN"/>
+        </w:rPr>
+        <w:t>新建员工时按所属公司自动生成工号（如 IN00001）这个功能，原来只认"深圳GA""科瑞科技""成都鹰诺""鼎力""新能源"这 5 个部门名。测试阶段新建的"深圳GA事业部""科瑞科技测试""成都鹰诺测试""新能源测试"这几个部门不在名单里，工号生成不了，需要手动填。</w:t>
+      </w:r>
+    </w:p>
+    <w:p>
+      <w:pPr>
+        <w:ind w:left="283"/>
+        <w:rPr>
+          <w:lang w:eastAsia="zh-CN"/>
+        </w:rPr>
+      </w:pPr>
+      <w:r>
+        <w:rPr>
+          <w:lang w:eastAsia="zh-CN"/>
+        </w:rPr>
+        <w:t xml:space="preserve">• </w:t>
+      </w:r>
+      <w:r>
+        <w:rPr>
+          <w:lang w:eastAsia="zh-CN"/>
+        </w:rPr>
+        <w:t>这次把这 4 个新部门也加进了名单，分别沿用对应正式公司的工号前缀（比如"成都鹰诺测试"和"成都鹰诺"一样用 IN 前缀），新建员工时能自动生成工号了。</w:t>
+      </w:r>
+    </w:p>
+    <w:p>
+      <w:pPr>
+        <w:ind w:left="283"/>
+        <w:rPr>
+          <w:lang w:eastAsia="zh-CN"/>
+        </w:rPr>
+      </w:pPr>
+      <w:r>
+        <w:rPr>
+          <w:lang w:eastAsia="zh-CN"/>
+        </w:rPr>
+        <w:t xml:space="preserve">• </w:t>
+      </w:r>
+      <w:r>
+        <w:rPr>
+          <w:lang w:eastAsia="zh-CN"/>
+        </w:rPr>
+        <w:t>两边共用同一个前缀时，流水号是共享累加的（不会因为部门不同就各算各的，避免撞号）。</w:t>
       </w:r>
     </w:p>
     <w:p>

--- a/docs/考勤系统更新日志_完整版.docx
+++ b/docs/考勤系统更新日志_完整版.docx
@@ -134,6 +134,83 @@
           <w:lang w:eastAsia="zh-CN"/>
         </w:rPr>
         <w:t>2026-07-24</w:t>
+      </w:r>
+    </w:p>
+    <w:p>
+      <w:pPr>
+        <w:spacing w:before="240" w:after="100"/>
+        <w:rPr>
+          <w:lang w:eastAsia="zh-CN"/>
+        </w:rPr>
+      </w:pPr>
+      <w:r>
+        <w:rPr>
+          <w:b/>
+          <w:color w:val="1F4E79"/>
+          <w:sz w:val="26"/>
+          <w:lang w:eastAsia="zh-CN"/>
+        </w:rPr>
+        <w:t>修复：删除还在当"审批人"的员工时，报一句看不懂的系统错误</w:t>
+      </w:r>
+    </w:p>
+    <w:p>
+      <w:pPr>
+        <w:ind w:left="283"/>
+        <w:rPr>
+          <w:lang w:eastAsia="zh-CN"/>
+        </w:rPr>
+      </w:pPr>
+      <w:r>
+        <w:rPr>
+          <w:lang w:eastAsia="zh-CN"/>
+        </w:rPr>
+        <w:t xml:space="preserve">• </w:t>
+      </w:r>
+      <w:r>
+        <w:rPr>
+          <w:lang w:eastAsia="zh-CN"/>
+        </w:rPr>
+        <w:t>以前彻底删除一个员工时，如果这个人还被配置成某个考勤组的"审批人"，数据库会拒绝这次删除（要保证审批人名单里的人不会突然消失），但页面上只会弹出一句"An error occurred while saving the entity changes..."这种技术性英文提示，看不出到底哪里出了问题。</w:t>
+      </w:r>
+    </w:p>
+    <w:p>
+      <w:pPr>
+        <w:ind w:left="283"/>
+        <w:rPr>
+          <w:lang w:eastAsia="zh-CN"/>
+        </w:rPr>
+      </w:pPr>
+      <w:r>
+        <w:rPr>
+          <w:lang w:eastAsia="zh-CN"/>
+        </w:rPr>
+        <w:t xml:space="preserve">• </w:t>
+      </w:r>
+      <w:r>
+        <w:rPr>
+          <w:lang w:eastAsia="zh-CN"/>
+        </w:rPr>
+        <w:t>现在会先检查一遍，如果这个人确实是某个考勤组的审批人，会直接提示"该员工是「XX考勤组」的审批人，无法直接删除，请先到「考勤组管理」把他从审批人名单里移除后再删除"，把具体考勤组名字也一起说清楚。</w:t>
+      </w:r>
+    </w:p>
+    <w:p>
+      <w:pPr>
+        <w:ind w:left="283"/>
+        <w:rPr>
+          <w:lang w:eastAsia="zh-CN"/>
+        </w:rPr>
+      </w:pPr>
+      <w:r>
+        <w:rPr>
+          <w:lang w:eastAsia="zh-CN"/>
+        </w:rPr>
+        <w:t xml:space="preserve">• </w:t>
+      </w:r>
+      <w:r>
+        <w:rPr>
+          <w:lang w:eastAsia="zh-CN"/>
+        </w:rPr>
+        <w:t>顺带修了一个连带问题：以前这种情况下，钉钉那边的账号会先被删掉，然后本地因为这个数据库限制删除失败，导致"钉钉已经删了、本地还留着"的两边对不上的状态；现在会先做检查，检查不通过就不会去动钉钉。</w:t>
       </w:r>
     </w:p>
     <w:p>

--- a/docs/考勤系统更新日志_完整版.docx
+++ b/docs/考勤系统更新日志_完整版.docx
@@ -97,7 +97,7 @@
           <w:sz w:val="24"/>
           <w:lang w:eastAsia="zh-CN"/>
         </w:rPr>
-        <w:t>生成日期：2026年7月24日</w:t>
+        <w:t>生成日期：2026年7月27日</w:t>
       </w:r>
     </w:p>
     <w:p>
@@ -133,7 +133,104 @@
           <w:sz w:val="32"/>
           <w:lang w:eastAsia="zh-CN"/>
         </w:rPr>
-        <w:t>2026-07-24</w:t>
+        <w:t>2026-07-27</w:t>
+      </w:r>
+    </w:p>
+    <w:p>
+      <w:pPr>
+        <w:spacing w:before="240" w:after="100"/>
+        <w:rPr>
+          <w:lang w:eastAsia="zh-CN"/>
+        </w:rPr>
+      </w:pPr>
+      <w:r>
+        <w:rPr>
+          <w:b/>
+          <w:color w:val="1F4E79"/>
+          <w:sz w:val="26"/>
+          <w:lang w:eastAsia="zh-CN"/>
+        </w:rPr>
+        <w:t>修复：先新建员工、后来才补填手机号/部门的情况，钉钉一直收不到邀请</w:t>
+      </w:r>
+    </w:p>
+    <w:p>
+      <w:pPr>
+        <w:ind w:left="283"/>
+        <w:rPr>
+          <w:lang w:eastAsia="zh-CN"/>
+        </w:rPr>
+      </w:pPr>
+      <w:r>
+        <w:rPr>
+          <w:lang w:eastAsia="zh-CN"/>
+        </w:rPr>
+        <w:t xml:space="preserve">• </w:t>
+      </w:r>
+      <w:r>
+        <w:rPr>
+          <w:lang w:eastAsia="zh-CN"/>
+        </w:rPr>
+        <w:t>新建员工时，如果当时手机号或部门还没填（比如"确认录入"扫码登记时先随手点了确认，部门还没选），系统会跳过这次的钉钉邀请，这是正常设计——凑不齐信息没法邀请。</w:t>
+      </w:r>
+    </w:p>
+    <w:p>
+      <w:pPr>
+        <w:ind w:left="283"/>
+        <w:rPr>
+          <w:lang w:eastAsia="zh-CN"/>
+        </w:rPr>
+      </w:pPr>
+      <w:r>
+        <w:rPr>
+          <w:lang w:eastAsia="zh-CN"/>
+        </w:rPr>
+        <w:t xml:space="preserve">• </w:t>
+      </w:r>
+      <w:r>
+        <w:rPr>
+          <w:lang w:eastAsia="zh-CN"/>
+        </w:rPr>
+        <w:t>但问题是：后来管理员再打开"编辑"把手机号、部门补填齐全保存后，系统一直没有回头再补发一次钉钉邀请，因为"编辑保存"这个动作原来只会给"已经在钉钉有账号"的人同步资料，从来不会给"还没有钉钉账号"的人重新尝试邀请。这就导致这批员工的本地资料完整了，钉钉那边却始终没收到邀请，一直卡在这个状态。</w:t>
+      </w:r>
+    </w:p>
+    <w:p>
+      <w:pPr>
+        <w:ind w:left="283"/>
+        <w:rPr>
+          <w:lang w:eastAsia="zh-CN"/>
+        </w:rPr>
+      </w:pPr>
+      <w:r>
+        <w:rPr>
+          <w:lang w:eastAsia="zh-CN"/>
+        </w:rPr>
+        <w:t xml:space="preserve">• </w:t>
+      </w:r>
+      <w:r>
+        <w:rPr>
+          <w:lang w:eastAsia="zh-CN"/>
+        </w:rPr>
+        <w:t>现在修好了：编辑保存时如果发现这个人还没有钉钉账号，会自动补一次邀请尝试（跟新建时的逻辑一样），只要这时候手机号和部门都填好了，就能正常收到钉钉邀请。</w:t>
+      </w:r>
+    </w:p>
+    <w:p>
+      <w:pPr>
+        <w:ind w:left="283"/>
+        <w:rPr>
+          <w:lang w:eastAsia="zh-CN"/>
+        </w:rPr>
+      </w:pPr>
+      <w:r>
+        <w:rPr>
+          <w:lang w:eastAsia="zh-CN"/>
+        </w:rPr>
+        <w:t xml:space="preserve">• </w:t>
+      </w:r>
+      <w:r>
+        <w:rPr>
+          <w:lang w:eastAsia="zh-CN"/>
+        </w:rPr>
+        <w:t>排查时发现这个问题影响面比较大，从 7 月 17 日到今天累计有 22 名员工卡在这个状态（包括"韦晓阳"这次反馈的情况），需要把他们逐个重新编辑保存一次（哪怕不改任何内容，保存一下）才能把邀请补发出去。</w:t>
       </w:r>
     </w:p>
     <w:p>

--- a/docs/考勤系统更新日志_完整版.docx
+++ b/docs/考勤系统更新日志_完整版.docx
@@ -231,6 +231,83 @@
           <w:lang w:eastAsia="zh-CN"/>
         </w:rPr>
         <w:t>排查时发现这个问题影响面比较大，从 7 月 17 日到今天累计有 22 名员工卡在这个状态（包括"韦晓阳"这次反馈的情况），需要把他们逐个重新编辑保存一次（哪怕不改任何内容，保存一下）才能把邀请补发出去。</w:t>
+      </w:r>
+    </w:p>
+    <w:p>
+      <w:pPr>
+        <w:spacing w:before="240" w:after="100"/>
+        <w:rPr>
+          <w:lang w:eastAsia="zh-CN"/>
+        </w:rPr>
+      </w:pPr>
+      <w:r>
+        <w:rPr>
+          <w:b/>
+          <w:color w:val="1F4E79"/>
+          <w:sz w:val="26"/>
+          <w:lang w:eastAsia="zh-CN"/>
+        </w:rPr>
+        <w:t>新增员工时，"部门"改成了必填项</w:t>
+      </w:r>
+    </w:p>
+    <w:p>
+      <w:pPr>
+        <w:ind w:left="283"/>
+        <w:rPr>
+          <w:lang w:eastAsia="zh-CN"/>
+        </w:rPr>
+      </w:pPr>
+      <w:r>
+        <w:rPr>
+          <w:lang w:eastAsia="zh-CN"/>
+        </w:rPr>
+        <w:t xml:space="preserve">• </w:t>
+      </w:r>
+      <w:r>
+        <w:rPr>
+          <w:lang w:eastAsia="zh-CN"/>
+        </w:rPr>
+        <w:t>顺着上面那个问题往前查，发现根源是"新增员工/确认录入"这个表单里，手机号是必填的（不填不让提交），但"部门"这一栏一直没有做必填校验，管理员一忙起来很容易漏选，漏选了本人也不知道，后台就悄悄跳过了钉钉邀请。</w:t>
+      </w:r>
+    </w:p>
+    <w:p>
+      <w:pPr>
+        <w:ind w:left="283"/>
+        <w:rPr>
+          <w:lang w:eastAsia="zh-CN"/>
+        </w:rPr>
+      </w:pPr>
+      <w:r>
+        <w:rPr>
+          <w:lang w:eastAsia="zh-CN"/>
+        </w:rPr>
+        <w:t xml:space="preserve">• </w:t>
+      </w:r>
+      <w:r>
+        <w:rPr>
+          <w:lang w:eastAsia="zh-CN"/>
+        </w:rPr>
+        <w:t>现在"新增员工"和"确认录入"这两个场景里，部门也和手机号一样变成必填项了（不选不让提交，页面上部门旁边也加了红色星号提示），从源头避免再漏选。</w:t>
+      </w:r>
+    </w:p>
+    <w:p>
+      <w:pPr>
+        <w:ind w:left="283"/>
+        <w:rPr>
+          <w:lang w:eastAsia="zh-CN"/>
+        </w:rPr>
+      </w:pPr>
+      <w:r>
+        <w:rPr>
+          <w:lang w:eastAsia="zh-CN"/>
+        </w:rPr>
+        <w:t xml:space="preserve">• </w:t>
+      </w:r>
+      <w:r>
+        <w:rPr>
+          <w:lang w:eastAsia="zh-CN"/>
+        </w:rPr>
+        <w:t>只影响新建员工的场景；编辑已有员工时部门仍然可以留空（比如员工原来所在部门被删除后自动变成"未分配"的情况，编辑其他信息时不会被迫先重新指定部门）。</w:t>
       </w:r>
     </w:p>
     <w:p>

--- a/docs/考勤系统更新日志_完整版.docx
+++ b/docs/考勤系统更新日志_完整版.docx
@@ -308,6 +308,83 @@
           <w:lang w:eastAsia="zh-CN"/>
         </w:rPr>
         <w:t>只影响新建员工的场景；编辑已有员工时部门仍然可以留空（比如员工原来所在部门被删除后自动变成"未分配"的情况，编辑其他信息时不会被迫先重新指定部门）。</w:t>
+      </w:r>
+    </w:p>
+    <w:p>
+      <w:pPr>
+        <w:spacing w:before="240" w:after="100"/>
+        <w:rPr>
+          <w:lang w:eastAsia="zh-CN"/>
+        </w:rPr>
+      </w:pPr>
+      <w:r>
+        <w:rPr>
+          <w:b/>
+          <w:color w:val="1F4E79"/>
+          <w:sz w:val="26"/>
+          <w:lang w:eastAsia="zh-CN"/>
+        </w:rPr>
+        <w:t>修复：本系统新建、已经推送给钉钉的部门，"从钉钉导入员工"时会被重复建一份空壳</w:t>
+      </w:r>
+    </w:p>
+    <w:p>
+      <w:pPr>
+        <w:ind w:left="283"/>
+        <w:rPr>
+          <w:lang w:eastAsia="zh-CN"/>
+        </w:rPr>
+      </w:pPr>
+      <w:r>
+        <w:rPr>
+          <w:lang w:eastAsia="zh-CN"/>
+        </w:rPr>
+        <w:t xml:space="preserve">• </w:t>
+      </w:r>
+      <w:r>
+        <w:rPr>
+          <w:lang w:eastAsia="zh-CN"/>
+        </w:rPr>
+        <w:t>"从钉钉导入员工"这个功能顺带也会把钉钉那边的部门同步一份到本系统，但它只认"这个部门是不是之前也用这个功能导入过的"，认不出"本系统自己新建、然后主动推送给钉钉"的那些部门（比如各个"XX测试"部门），所以每次导入都会给这些部门在本地多建一条一模一样名字的空记录，人数永远是 0，部门列表里看着像是同一个部门出现了两次。</w:t>
+      </w:r>
+    </w:p>
+    <w:p>
+      <w:pPr>
+        <w:ind w:left="283"/>
+        <w:rPr>
+          <w:lang w:eastAsia="zh-CN"/>
+        </w:rPr>
+      </w:pPr>
+      <w:r>
+        <w:rPr>
+          <w:lang w:eastAsia="zh-CN"/>
+        </w:rPr>
+        <w:t xml:space="preserve">• </w:t>
+      </w:r>
+      <w:r>
+        <w:rPr>
+          <w:lang w:eastAsia="zh-CN"/>
+        </w:rPr>
+        <w:t>现在导入时会先看这个钉钉部门本地是不是已经有对应记录了（不管这条记录当初是怎么建出来的），有就直接更新这一条，没有才新建，不会再重复。</w:t>
+      </w:r>
+    </w:p>
+    <w:p>
+      <w:pPr>
+        <w:ind w:left="283"/>
+        <w:rPr>
+          <w:lang w:eastAsia="zh-CN"/>
+        </w:rPr>
+      </w:pPr>
+      <w:r>
+        <w:rPr>
+          <w:lang w:eastAsia="zh-CN"/>
+        </w:rPr>
+        <w:t xml:space="preserve">• </w:t>
+      </w:r>
+      <w:r>
+        <w:rPr>
+          <w:lang w:eastAsia="zh-CN"/>
+        </w:rPr>
+        <w:t>顺带清理掉了数据库里已经存在的 4 条这种空壳重复部门（新能源123、成都鹰诺测试、科瑞科技测试、深圳GA 各一条，都确认是 0 人、没有下级部门），部门列表更干净了。</w:t>
       </w:r>
     </w:p>
     <w:p>

--- a/docs/考勤系统更新日志_完整版.docx
+++ b/docs/考勤系统更新日志_完整版.docx
@@ -133,7 +133,104 @@
           <w:sz w:val="32"/>
           <w:lang w:eastAsia="zh-CN"/>
         </w:rPr>
-        <w:t>2026-07-27</w:t>
+        <w:t>2026-07-27（时区修复）</w:t>
+      </w:r>
+    </w:p>
+    <w:p>
+      <w:pPr>
+        <w:spacing w:before="240" w:after="100"/>
+        <w:rPr>
+          <w:lang w:eastAsia="zh-CN"/>
+        </w:rPr>
+      </w:pPr>
+      <w:r>
+        <w:rPr>
+          <w:b/>
+          <w:color w:val="1F4E79"/>
+          <w:sz w:val="26"/>
+          <w:lang w:eastAsia="zh-CN"/>
+        </w:rPr>
+        <w:t>修复：服务器系统时间一直比北京时间慢 8 小时，导致系统里的时间大面积不准</w:t>
+      </w:r>
+    </w:p>
+    <w:p>
+      <w:pPr>
+        <w:ind w:left="283"/>
+        <w:rPr>
+          <w:lang w:eastAsia="zh-CN"/>
+        </w:rPr>
+      </w:pPr>
+      <w:r>
+        <w:rPr>
+          <w:lang w:eastAsia="zh-CN"/>
+        </w:rPr>
+        <w:t xml:space="preserve">• </w:t>
+      </w:r>
+      <w:r>
+        <w:rPr>
+          <w:lang w:eastAsia="zh-CN"/>
+        </w:rPr>
+        <w:t>排查发现服务器操作系统的时区设置一直是"UTC 标准时间"，不是"北京时间"，而系统里所有跟时间有关的功能（新建/修改记录的时间、打卡时间、审批时间、通知时间等）都是直接读服务器系统时钟——所以从服务器上线以来，这些时间实际上都比真实北京时间慢了 8 小时（比如真实是下午 2 点发生的操作，系统记成了早上 6 点）。</w:t>
+      </w:r>
+    </w:p>
+    <w:p>
+      <w:pPr>
+        <w:ind w:left="283"/>
+        <w:rPr>
+          <w:lang w:eastAsia="zh-CN"/>
+        </w:rPr>
+      </w:pPr>
+      <w:r>
+        <w:rPr>
+          <w:lang w:eastAsia="zh-CN"/>
+        </w:rPr>
+        <w:t xml:space="preserve">• </w:t>
+      </w:r>
+      <w:r>
+        <w:rPr>
+          <w:lang w:eastAsia="zh-CN"/>
+        </w:rPr>
+        <w:t>现在已经把服务器系统时区改成了"北京时间（UTC+8）"，重启服务后，往后新产生的时间全部恢复正常。</w:t>
+      </w:r>
+    </w:p>
+    <w:p>
+      <w:pPr>
+        <w:ind w:left="283"/>
+        <w:rPr>
+          <w:lang w:eastAsia="zh-CN"/>
+        </w:rPr>
+      </w:pPr>
+      <w:r>
+        <w:rPr>
+          <w:lang w:eastAsia="zh-CN"/>
+        </w:rPr>
+        <w:t xml:space="preserve">• </w:t>
+      </w:r>
+      <w:r>
+        <w:rPr>
+          <w:lang w:eastAsia="zh-CN"/>
+        </w:rPr>
+        <w:t>顺带把 7 月 15 日到这次修复之前、已经存进数据库的历史时间（员工创建/修改时间、打卡记录、审批记录、通知时间等）也都统一往后加了 8 小时，跟真实发生时间对齐；月度考勤汇总表是自动生成的缓存数据，已清空，下次打开月度报表会自动按修正后的时间重新算一遍，不用手动处理。</w:t>
+      </w:r>
+    </w:p>
+    <w:p>
+      <w:pPr>
+        <w:ind w:left="283"/>
+        <w:rPr>
+          <w:lang w:eastAsia="zh-CN"/>
+        </w:rPr>
+      </w:pPr>
+      <w:r>
+        <w:rPr>
+          <w:lang w:eastAsia="zh-CN"/>
+        </w:rPr>
+        <w:t xml:space="preserve">• </w:t>
+      </w:r>
+      <w:r>
+        <w:rPr>
+          <w:lang w:eastAsia="zh-CN"/>
+        </w:rPr>
+        <w:t>有 4 条跨夜班（下班时间过了凌晨）的打卡记录，因为"这天算哪个工作日"这件事本身就需要人工判断（不同人对夜班算法理解可能不同），这次没有自动改动，需要的话可以单独核对。</w:t>
       </w:r>
     </w:p>
     <w:p>

--- a/docs/考勤系统更新日志_完整版.docx
+++ b/docs/考勤系统更新日志_完整版.docx
@@ -114,6 +114,160 @@
           <w:lang w:eastAsia="zh-CN"/>
         </w:rPr>
         <w:t>说明：这份文档记录考勤系统每次功能改动，语言尽量简单，方便非技术人员看懂；每次改动都会在最上面加一条新记录（时间倒序）。</w:t>
+      </w:r>
+    </w:p>
+    <w:p>
+      <w:pPr>
+        <w:spacing w:before="400" w:after="160"/>
+        <w:pBdr>
+          <w:bottom w:val="single" w:sz="6" w:space="4" w:color="1F4E79"/>
+        </w:pBdr>
+        <w:rPr>
+          <w:lang w:eastAsia="zh-CN"/>
+        </w:rPr>
+      </w:pPr>
+      <w:r>
+        <w:rPr>
+          <w:b/>
+          <w:color w:val="1F4E79"/>
+          <w:sz w:val="32"/>
+          <w:lang w:eastAsia="zh-CN"/>
+        </w:rPr>
+        <w:t>2026-07-27（关闭本系统打卡 + 修复钉钉打卡同步）</w:t>
+      </w:r>
+    </w:p>
+    <w:p>
+      <w:pPr>
+        <w:spacing w:before="240" w:after="100"/>
+        <w:rPr>
+          <w:lang w:eastAsia="zh-CN"/>
+        </w:rPr>
+      </w:pPr>
+      <w:r>
+        <w:rPr>
+          <w:b/>
+          <w:color w:val="1F4E79"/>
+          <w:sz w:val="26"/>
+          <w:lang w:eastAsia="zh-CN"/>
+        </w:rPr>
+        <w:t>关闭本系统自带的"打卡"功能，统一只用钉钉数据</w:t>
+      </w:r>
+    </w:p>
+    <w:p>
+      <w:pPr>
+        <w:ind w:left="283"/>
+        <w:rPr>
+          <w:lang w:eastAsia="zh-CN"/>
+        </w:rPr>
+      </w:pPr>
+      <w:r>
+        <w:rPr>
+          <w:lang w:eastAsia="zh-CN"/>
+        </w:rPr>
+        <w:t xml:space="preserve">• </w:t>
+      </w:r>
+      <w:r>
+        <w:rPr>
+          <w:lang w:eastAsia="zh-CN"/>
+        </w:rPr>
+        <w:t>侧边栏"我的打卡"这个入口已经去掉，原来的打卡页面也直接关闭（打开会自动跳到"我的记录"），以后考勤数据统一只认钉钉人脸打卡同步过来的记录，不会再有两边数据对不上的情况。</w:t>
+      </w:r>
+    </w:p>
+    <w:p>
+      <w:pPr>
+        <w:spacing w:before="240" w:after="100"/>
+        <w:rPr>
+          <w:lang w:eastAsia="zh-CN"/>
+        </w:rPr>
+      </w:pPr>
+      <w:r>
+        <w:rPr>
+          <w:b/>
+          <w:color w:val="1F4E79"/>
+          <w:sz w:val="26"/>
+          <w:lang w:eastAsia="zh-CN"/>
+        </w:rPr>
+        <w:t>修复：钉钉打卡数据已经连续 4 天没能同步成功</w:t>
+      </w:r>
+    </w:p>
+    <w:p>
+      <w:pPr>
+        <w:ind w:left="283"/>
+        <w:rPr>
+          <w:lang w:eastAsia="zh-CN"/>
+        </w:rPr>
+      </w:pPr>
+      <w:r>
+        <w:rPr>
+          <w:lang w:eastAsia="zh-CN"/>
+        </w:rPr>
+        <w:t xml:space="preserve">• </w:t>
+      </w:r>
+      <w:r>
+        <w:rPr>
+          <w:lang w:eastAsia="zh-CN"/>
+        </w:rPr>
+        <w:t>排查时意外发现一个严重问题：从 7 月 23 日上午起，每小时自动从钉钉拉取打卡数据的后台任务一直在报错崩溃，原因是"从钉钉导入员工"这个功能在 7 月 23 日那次运行时，把 8 名已经存在的员工又重复建了一份新账号（工号对不上导致认不出是同一个人），使得这 8 个人在系统里对应了两个账号、但都绑定了同一个钉钉编号，程序算不清该算给哪个账号，直接报错退出，导致整个同步任务全部失败——也就是说这 4 天里钉钉那边的打卡记录基本没有同步进来。</w:t>
+      </w:r>
+    </w:p>
+    <w:p>
+      <w:pPr>
+        <w:ind w:left="283"/>
+        <w:rPr>
+          <w:lang w:eastAsia="zh-CN"/>
+        </w:rPr>
+      </w:pPr>
+      <w:r>
+        <w:rPr>
+          <w:lang w:eastAsia="zh-CN"/>
+        </w:rPr>
+        <w:t xml:space="preserve">• </w:t>
+      </w:r>
+      <w:r>
+        <w:rPr>
+          <w:lang w:eastAsia="zh-CN"/>
+        </w:rPr>
+        <w:t>现在已经修好：就算再出现"一个钉钉账号对应本系统两个人"这种脏数据，同步任务也不会再整体崩溃（会自动认最早建的那个账号，不影响其他人正常同步）。修复后已经自动补拉了 7 月 26 日到今天的打卡数据（新增 9316 条）。</w:t>
+      </w:r>
+    </w:p>
+    <w:p>
+      <w:pPr>
+        <w:ind w:left="283"/>
+        <w:rPr>
+          <w:lang w:eastAsia="zh-CN"/>
+        </w:rPr>
+      </w:pPr>
+      <w:r>
+        <w:rPr>
+          <w:lang w:eastAsia="zh-CN"/>
+        </w:rPr>
+        <w:t xml:space="preserve">• </w:t>
+      </w:r>
+      <w:r>
+        <w:rPr>
+          <w:lang w:eastAsia="zh-CN"/>
+        </w:rPr>
+        <w:t>7 月 23～25 日这 3 天的数据还没完全补上（自动同步只会往回看 1 天，补不到这么早），需要手动到"员工管理"页用"从钉钉同步打卡"功能，选 7 月 22 日到 7 月 25 日这个范围手动同步一次。</w:t>
+      </w:r>
+    </w:p>
+    <w:p>
+      <w:pPr>
+        <w:ind w:left="283"/>
+        <w:rPr>
+          <w:lang w:eastAsia="zh-CN"/>
+        </w:rPr>
+      </w:pPr>
+      <w:r>
+        <w:rPr>
+          <w:lang w:eastAsia="zh-CN"/>
+        </w:rPr>
+        <w:t xml:space="preserve">• </w:t>
+      </w:r>
+      <w:r>
+        <w:rPr>
+          <w:lang w:eastAsia="zh-CN"/>
+        </w:rPr>
+        <w:t>那 8 个被重复创建的空账号（没有任何打卡数据、纯粹是账号本身重复）还留在系统里，需要的话可以清理掉。</w:t>
       </w:r>
     </w:p>
     <w:p>

--- a/docs/考勤系统更新日志_完整版.docx
+++ b/docs/考勤系统更新日志_完整版.docx
@@ -114,6 +114,103 @@
           <w:lang w:eastAsia="zh-CN"/>
         </w:rPr>
         <w:t>说明：这份文档记录考勤系统每次功能改动，语言尽量简单，方便非技术人员看懂；每次改动都会在最上面加一条新记录（时间倒序）。</w:t>
+      </w:r>
+    </w:p>
+    <w:p>
+      <w:pPr>
+        <w:spacing w:before="400" w:after="160"/>
+        <w:pBdr>
+          <w:bottom w:val="single" w:sz="6" w:space="4" w:color="1F4E79"/>
+        </w:pBdr>
+        <w:rPr>
+          <w:lang w:eastAsia="zh-CN"/>
+        </w:rPr>
+      </w:pPr>
+      <w:r>
+        <w:rPr>
+          <w:b/>
+          <w:color w:val="1F4E79"/>
+          <w:sz w:val="32"/>
+          <w:lang w:eastAsia="zh-CN"/>
+        </w:rPr>
+        <w:t>2026-07-27（班次支持多段午间打卡）</w:t>
+      </w:r>
+    </w:p>
+    <w:p>
+      <w:pPr>
+        <w:spacing w:before="240" w:after="100"/>
+        <w:rPr>
+          <w:lang w:eastAsia="zh-CN"/>
+        </w:rPr>
+      </w:pPr>
+      <w:r>
+        <w:rPr>
+          <w:b/>
+          <w:color w:val="1F4E79"/>
+          <w:sz w:val="26"/>
+          <w:lang w:eastAsia="zh-CN"/>
+        </w:rPr>
+        <w:t>"新增班次"支持配置多段午间必打卡窗口</w:t>
+      </w:r>
+    </w:p>
+    <w:p>
+      <w:pPr>
+        <w:ind w:left="283"/>
+        <w:rPr>
+          <w:lang w:eastAsia="zh-CN"/>
+        </w:rPr>
+      </w:pPr>
+      <w:r>
+        <w:rPr>
+          <w:lang w:eastAsia="zh-CN"/>
+        </w:rPr>
+        <w:t xml:space="preserve">• </w:t>
+      </w:r>
+      <w:r>
+        <w:rPr>
+          <w:lang w:eastAsia="zh-CN"/>
+        </w:rPr>
+        <w:t>以前每个班次只能配一段"午间必打卡"时间（比如中午12:00-13:00），现在改成可以配多段——比如上午茶歇 10:00-10:10、午休 12:00-13:00 各配一段，"新增班次"弹窗里点"加一段"就能加，每段都能单独删除。</w:t>
+      </w:r>
+    </w:p>
+    <w:p>
+      <w:pPr>
+        <w:ind w:left="283"/>
+        <w:rPr>
+          <w:lang w:eastAsia="zh-CN"/>
+        </w:rPr>
+      </w:pPr>
+      <w:r>
+        <w:rPr>
+          <w:lang w:eastAsia="zh-CN"/>
+        </w:rPr>
+        <w:t xml:space="preserve">• </w:t>
+      </w:r>
+      <w:r>
+        <w:rPr>
+          <w:lang w:eastAsia="zh-CN"/>
+        </w:rPr>
+        <w:t>每一段各自独立判定：当天只要在这段时间内打过卡就算这一段满足。如果同一天缺了不止一段，工时计算按"影响最大"的那一段算（也就是缺打卡时间段里结束最晚的那一段），不会因为缺得多就反复扣、越扣越多。</w:t>
+      </w:r>
+    </w:p>
+    <w:p>
+      <w:pPr>
+        <w:ind w:left="283"/>
+        <w:rPr>
+          <w:lang w:eastAsia="zh-CN"/>
+        </w:rPr>
+      </w:pPr>
+      <w:r>
+        <w:rPr>
+          <w:lang w:eastAsia="zh-CN"/>
+        </w:rPr>
+        <w:t xml:space="preserve">• </w:t>
+      </w:r>
+      <w:r>
+        <w:rPr>
+          <w:lang w:eastAsia="zh-CN"/>
+        </w:rPr>
+        <w:t>原来已经配置好的单段午间打卡窗口全部自动转成了新格式，不用重新设置；历史的打卡记录和工时数据也都原样保留，没有受影响。</w:t>
       </w:r>
     </w:p>
     <w:p>

--- a/docs/考勤系统更新日志_完整版.docx
+++ b/docs/考勤系统更新日志_完整版.docx
@@ -114,6 +114,103 @@
           <w:lang w:eastAsia="zh-CN"/>
         </w:rPr>
         <w:t>说明：这份文档记录考勤系统每次功能改动，语言尽量简单，方便非技术人员看懂；每次改动都会在最上面加一条新记录（时间倒序）。</w:t>
+      </w:r>
+    </w:p>
+    <w:p>
+      <w:pPr>
+        <w:spacing w:before="400" w:after="160"/>
+        <w:pBdr>
+          <w:bottom w:val="single" w:sz="6" w:space="4" w:color="1F4E79"/>
+        </w:pBdr>
+        <w:rPr>
+          <w:lang w:eastAsia="zh-CN"/>
+        </w:rPr>
+      </w:pPr>
+      <w:r>
+        <w:rPr>
+          <w:b/>
+          <w:color w:val="1F4E79"/>
+          <w:sz w:val="32"/>
+          <w:lang w:eastAsia="zh-CN"/>
+        </w:rPr>
+        <w:t>2026-07-27（待我审批页新增"我的已审批记录"）</w:t>
+      </w:r>
+    </w:p>
+    <w:p>
+      <w:pPr>
+        <w:spacing w:before="240" w:after="100"/>
+        <w:rPr>
+          <w:lang w:eastAsia="zh-CN"/>
+        </w:rPr>
+      </w:pPr>
+      <w:r>
+        <w:rPr>
+          <w:b/>
+          <w:color w:val="1F4E79"/>
+          <w:sz w:val="26"/>
+          <w:lang w:eastAsia="zh-CN"/>
+        </w:rPr>
+        <w:t>"待我审批"页面新增"我的已审批记录"</w:t>
+      </w:r>
+    </w:p>
+    <w:p>
+      <w:pPr>
+        <w:ind w:left="283"/>
+        <w:rPr>
+          <w:lang w:eastAsia="zh-CN"/>
+        </w:rPr>
+      </w:pPr>
+      <w:r>
+        <w:rPr>
+          <w:lang w:eastAsia="zh-CN"/>
+        </w:rPr>
+        <w:t xml:space="preserve">• </w:t>
+      </w:r>
+      <w:r>
+        <w:rPr>
+          <w:lang w:eastAsia="zh-CN"/>
+        </w:rPr>
+        <w:t>以前这个页面只能看到"还没处理"的申请，审完之后这条记录就从列表里消失了，想回头看看自己之前审过哪些、批了还是驳了、写了什么意见，没有地方查。</w:t>
+      </w:r>
+    </w:p>
+    <w:p>
+      <w:pPr>
+        <w:ind w:left="283"/>
+        <w:rPr>
+          <w:lang w:eastAsia="zh-CN"/>
+        </w:rPr>
+      </w:pPr>
+      <w:r>
+        <w:rPr>
+          <w:lang w:eastAsia="zh-CN"/>
+        </w:rPr>
+        <w:t xml:space="preserve">• </w:t>
+      </w:r>
+      <w:r>
+        <w:rPr>
+          <w:lang w:eastAsia="zh-CN"/>
+        </w:rPr>
+        <w:t>现在页面下方新增了一块"我的已审批记录"，列出自己审过的所有申请（不管这张单后面是不是还要走其他人的审批），每条都能看到：自己的处理结果（通过/驳回）、处理时间、自己写的审批意见，以及这张单目前整体走到哪一步了。</w:t>
+      </w:r>
+    </w:p>
+    <w:p>
+      <w:pPr>
+        <w:ind w:left="283"/>
+        <w:rPr>
+          <w:lang w:eastAsia="zh-CN"/>
+        </w:rPr>
+      </w:pPr>
+      <w:r>
+        <w:rPr>
+          <w:lang w:eastAsia="zh-CN"/>
+        </w:rPr>
+        <w:t xml:space="preserve">• </w:t>
+      </w:r>
+      <w:r>
+        <w:rPr>
+          <w:lang w:eastAsia="zh-CN"/>
+        </w:rPr>
+        <w:t>按自己处理的时间从新到旧排列，审得越近排得越靠前。</w:t>
       </w:r>
     </w:p>
     <w:p>

--- a/docs/考勤系统更新日志_完整版.docx
+++ b/docs/考勤系统更新日志_完整版.docx
@@ -114,6 +114,83 @@
           <w:lang w:eastAsia="zh-CN"/>
         </w:rPr>
         <w:t>说明：这份文档记录考勤系统每次功能改动，语言尽量简单，方便非技术人员看懂；每次改动都会在最上面加一条新记录（时间倒序）。</w:t>
+      </w:r>
+    </w:p>
+    <w:p>
+      <w:pPr>
+        <w:spacing w:before="400" w:after="160"/>
+        <w:pBdr>
+          <w:bottom w:val="single" w:sz="6" w:space="4" w:color="1F4E79"/>
+        </w:pBdr>
+        <w:rPr>
+          <w:lang w:eastAsia="zh-CN"/>
+        </w:rPr>
+      </w:pPr>
+      <w:r>
+        <w:rPr>
+          <w:b/>
+          <w:color w:val="1F4E79"/>
+          <w:sz w:val="32"/>
+          <w:lang w:eastAsia="zh-CN"/>
+        </w:rPr>
+        <w:t>2026-07-27（打卡时间表导出新增午间打卡列）</w:t>
+      </w:r>
+    </w:p>
+    <w:p>
+      <w:pPr>
+        <w:spacing w:before="240" w:after="100"/>
+        <w:rPr>
+          <w:lang w:eastAsia="zh-CN"/>
+        </w:rPr>
+      </w:pPr>
+      <w:r>
+        <w:rPr>
+          <w:b/>
+          <w:color w:val="1F4E79"/>
+          <w:sz w:val="26"/>
+          <w:lang w:eastAsia="zh-CN"/>
+        </w:rPr>
+        <w:t>"导出打卡时间表"新增"午间打卡"列</w:t>
+      </w:r>
+    </w:p>
+    <w:p>
+      <w:pPr>
+        <w:ind w:left="283"/>
+        <w:rPr>
+          <w:lang w:eastAsia="zh-CN"/>
+        </w:rPr>
+      </w:pPr>
+      <w:r>
+        <w:rPr>
+          <w:lang w:eastAsia="zh-CN"/>
+        </w:rPr>
+        <w:t xml:space="preserve">• </w:t>
+      </w:r>
+      <w:r>
+        <w:rPr>
+          <w:lang w:eastAsia="zh-CN"/>
+        </w:rPr>
+        <w:t>月度报表页导出的"打卡时间表"，以前只有"上班打卡"和"下班打卡"两列，看不出员工午间（或其他必打卡时段）有没有打卡、几点打的。</w:t>
+      </w:r>
+    </w:p>
+    <w:p>
+      <w:pPr>
+        <w:ind w:left="283"/>
+        <w:rPr>
+          <w:lang w:eastAsia="zh-CN"/>
+        </w:rPr>
+      </w:pPr>
+      <w:r>
+        <w:rPr>
+          <w:lang w:eastAsia="zh-CN"/>
+        </w:rPr>
+        <w:t xml:space="preserve">• </w:t>
+      </w:r>
+      <w:r>
+        <w:rPr>
+          <w:lang w:eastAsia="zh-CN"/>
+        </w:rPr>
+        <w:t>现在在"上班打卡"后面加了一列"午间打卡"，把班次配置的每一段午间打卡时间都显示出来（配了多段就用顿号隔开，比如"10:05、12:58"），没打上显示"--"，班次本来就没配置午间打卡的也显示"--"。</w:t>
       </w:r>
     </w:p>
     <w:p>

--- a/docs/考勤系统更新日志_完整版.docx
+++ b/docs/考勤系统更新日志_完整版.docx
@@ -114,6 +114,103 @@
           <w:lang w:eastAsia="zh-CN"/>
         </w:rPr>
         <w:t>说明：这份文档记录考勤系统每次功能改动，语言尽量简单，方便非技术人员看懂；每次改动都会在最上面加一条新记录（时间倒序）。</w:t>
+      </w:r>
+    </w:p>
+    <w:p>
+      <w:pPr>
+        <w:spacing w:before="400" w:after="160"/>
+        <w:pBdr>
+          <w:bottom w:val="single" w:sz="6" w:space="4" w:color="1F4E79"/>
+        </w:pBdr>
+        <w:rPr>
+          <w:lang w:eastAsia="zh-CN"/>
+        </w:rPr>
+      </w:pPr>
+      <w:r>
+        <w:rPr>
+          <w:b/>
+          <w:color w:val="1F4E79"/>
+          <w:sz w:val="32"/>
+          <w:lang w:eastAsia="zh-CN"/>
+        </w:rPr>
+        <w:t>2026-07-27（修复请假时长没有扣除午休/晚餐）</w:t>
+      </w:r>
+    </w:p>
+    <w:p>
+      <w:pPr>
+        <w:spacing w:before="240" w:after="100"/>
+        <w:rPr>
+          <w:lang w:eastAsia="zh-CN"/>
+        </w:rPr>
+      </w:pPr>
+      <w:r>
+        <w:rPr>
+          <w:b/>
+          <w:color w:val="1F4E79"/>
+          <w:sz w:val="26"/>
+          <w:lang w:eastAsia="zh-CN"/>
+        </w:rPr>
+        <w:t>修复：请假时长按起止时间直接相减，没有扣掉午休/晚餐</w:t>
+      </w:r>
+    </w:p>
+    <w:p>
+      <w:pPr>
+        <w:ind w:left="283"/>
+        <w:rPr>
+          <w:lang w:eastAsia="zh-CN"/>
+        </w:rPr>
+      </w:pPr>
+      <w:r>
+        <w:rPr>
+          <w:lang w:eastAsia="zh-CN"/>
+        </w:rPr>
+        <w:t xml:space="preserve">• </w:t>
+      </w:r>
+      <w:r>
+        <w:rPr>
+          <w:lang w:eastAsia="zh-CN"/>
+        </w:rPr>
+        <w:t>以前提交请假申请，时长是拿"请假结束时间"减去"请假开始时间"直接算出来的，比如请一整天假（早上8:30到下午5:30）算出来是 9 小时，但正常上一整天班实际工时是 8 小时（要扣 1 小时午休），两边对不上，看着请假时长比实际该扣的天数偏多。</w:t>
+      </w:r>
+    </w:p>
+    <w:p>
+      <w:pPr>
+        <w:ind w:left="283"/>
+        <w:rPr>
+          <w:lang w:eastAsia="zh-CN"/>
+        </w:rPr>
+      </w:pPr>
+      <w:r>
+        <w:rPr>
+          <w:lang w:eastAsia="zh-CN"/>
+        </w:rPr>
+        <w:t xml:space="preserve">• </w:t>
+      </w:r>
+      <w:r>
+        <w:rPr>
+          <w:lang w:eastAsia="zh-CN"/>
+        </w:rPr>
+        <w:t>现在请假时长改成和"实际工时"用同一套算法：净时长超过 6 小时才扣一次午休、超过 9 小时再扣一次晚餐（和平时打卡算工时的规则完全一样），这样请一整天假显示的就是 8 小时，跟正常上班的工时口径对上了。</w:t>
+      </w:r>
+    </w:p>
+    <w:p>
+      <w:pPr>
+        <w:ind w:left="283"/>
+        <w:rPr>
+          <w:lang w:eastAsia="zh-CN"/>
+        </w:rPr>
+      </w:pPr>
+      <w:r>
+        <w:rPr>
+          <w:lang w:eastAsia="zh-CN"/>
+        </w:rPr>
+        <w:t xml:space="preserve">• </w:t>
+      </w:r>
+      <w:r>
+        <w:rPr>
+          <w:lang w:eastAsia="zh-CN"/>
+        </w:rPr>
+        <w:t>这个字段目前只用于审批详情里给人看，没有接入工资/工时的自动计算，所以不会影响已经发生的工资结算。已经提交过的历史请假记录时长维持原样不做改动，只有这次修复之后新提交的申请会按新口径计算。</w:t>
       </w:r>
     </w:p>
     <w:p>

--- a/docs/考勤系统更新日志_完整版.docx
+++ b/docs/考勤系统更新日志_完整版.docx
@@ -97,7 +97,7 @@
           <w:sz w:val="24"/>
           <w:lang w:eastAsia="zh-CN"/>
         </w:rPr>
-        <w:t>生成日期：2026年7月27日</w:t>
+        <w:t>生成日期：2026年7月30日</w:t>
       </w:r>
     </w:p>
     <w:p>
@@ -114,6 +114,163 @@
           <w:lang w:eastAsia="zh-CN"/>
         </w:rPr>
         <w:t>说明：这份文档记录考勤系统每次功能改动，语言尽量简单，方便非技术人员看懂；每次改动都会在最上面加一条新记录（时间倒序）。</w:t>
+      </w:r>
+    </w:p>
+    <w:p>
+      <w:pPr>
+        <w:spacing w:before="400" w:after="160"/>
+        <w:pBdr>
+          <w:bottom w:val="single" w:sz="6" w:space="4" w:color="1F4E79"/>
+        </w:pBdr>
+        <w:rPr>
+          <w:lang w:eastAsia="zh-CN"/>
+        </w:rPr>
+      </w:pPr>
+      <w:r>
+        <w:rPr>
+          <w:b/>
+          <w:color w:val="1F4E79"/>
+          <w:sz w:val="32"/>
+          <w:lang w:eastAsia="zh-CN"/>
+        </w:rPr>
+        <w:t>2026-07-30（新增：系统公告功能）</w:t>
+      </w:r>
+    </w:p>
+    <w:p>
+      <w:pPr>
+        <w:spacing w:before="240" w:after="100"/>
+        <w:rPr>
+          <w:lang w:eastAsia="zh-CN"/>
+        </w:rPr>
+      </w:pPr>
+      <w:r>
+        <w:rPr>
+          <w:b/>
+          <w:color w:val="1F4E79"/>
+          <w:sz w:val="26"/>
+          <w:lang w:eastAsia="zh-CN"/>
+        </w:rPr>
+        <w:t>新增"公告栏"功能：管理员/文员/主管/班组长可以发公告给员工看</w:t>
+      </w:r>
+    </w:p>
+    <w:p>
+      <w:pPr>
+        <w:ind w:left="283"/>
+        <w:rPr>
+          <w:lang w:eastAsia="zh-CN"/>
+        </w:rPr>
+      </w:pPr>
+      <w:r>
+        <w:rPr>
+          <w:lang w:eastAsia="zh-CN"/>
+        </w:rPr>
+        <w:t xml:space="preserve">• </w:t>
+      </w:r>
+      <w:r>
+        <w:rPr>
+          <w:lang w:eastAsia="zh-CN"/>
+        </w:rPr>
+        <w:t>侧边栏新增两个入口："公告栏"（所有人可见，看别人发给自己的公告）、"发布公告"（管理员/文员/主管/班组长可见，用来发公告）。</w:t>
+      </w:r>
+    </w:p>
+    <w:p>
+      <w:pPr>
+        <w:ind w:left="283"/>
+        <w:rPr>
+          <w:lang w:eastAsia="zh-CN"/>
+        </w:rPr>
+      </w:pPr>
+      <w:r>
+        <w:rPr>
+          <w:lang w:eastAsia="zh-CN"/>
+        </w:rPr>
+        <w:t xml:space="preserve">• </w:t>
+      </w:r>
+      <w:r>
+        <w:rPr>
+          <w:lang w:eastAsia="zh-CN"/>
+        </w:rPr>
+        <w:t>管理员/文员发布公告时，范围可以自己选：全公司 / 指定某个部门（连这个部门下面的子部门也一起算）/ 指定某个考勤组。</w:t>
+      </w:r>
+    </w:p>
+    <w:p>
+      <w:pPr>
+        <w:ind w:left="283"/>
+        <w:rPr>
+          <w:lang w:eastAsia="zh-CN"/>
+        </w:rPr>
+      </w:pPr>
+      <w:r>
+        <w:rPr>
+          <w:lang w:eastAsia="zh-CN"/>
+        </w:rPr>
+        <w:t xml:space="preserve">• </w:t>
+      </w:r>
+      <w:r>
+        <w:rPr>
+          <w:lang w:eastAsia="zh-CN"/>
+        </w:rPr>
+        <w:t>班组长/主管发布公告时，范围固定是"我的直属下属"，不能选别的，避免发给不该管的人。</w:t>
+      </w:r>
+    </w:p>
+    <w:p>
+      <w:pPr>
+        <w:ind w:left="283"/>
+        <w:rPr>
+          <w:lang w:eastAsia="zh-CN"/>
+        </w:rPr>
+      </w:pPr>
+      <w:r>
+        <w:rPr>
+          <w:lang w:eastAsia="zh-CN"/>
+        </w:rPr>
+        <w:t xml:space="preserve">• </w:t>
+      </w:r>
+      <w:r>
+        <w:rPr>
+          <w:lang w:eastAsia="zh-CN"/>
+        </w:rPr>
+        <w:t>"发布公告"页面能看到自己发过的每条公告有多少人已经看过、多少人还没看，点进去还能看到具体是谁没看。</w:t>
+      </w:r>
+    </w:p>
+    <w:p>
+      <w:pPr>
+        <w:ind w:left="283"/>
+        <w:rPr>
+          <w:lang w:eastAsia="zh-CN"/>
+        </w:rPr>
+      </w:pPr>
+      <w:r>
+        <w:rPr>
+          <w:lang w:eastAsia="zh-CN"/>
+        </w:rPr>
+        <w:t xml:space="preserve">• </w:t>
+      </w:r>
+      <w:r>
+        <w:rPr>
+          <w:lang w:eastAsia="zh-CN"/>
+        </w:rPr>
+        <w:t>发布公告的同时，命中范围内的每个人也会收到一条站内通知（右上角铃铛会弹提醒），点开通知能直接跳到对应的公告。</w:t>
+      </w:r>
+    </w:p>
+    <w:p>
+      <w:pPr>
+        <w:ind w:left="283"/>
+        <w:rPr>
+          <w:lang w:eastAsia="zh-CN"/>
+        </w:rPr>
+      </w:pPr>
+      <w:r>
+        <w:rPr>
+          <w:lang w:eastAsia="zh-CN"/>
+        </w:rPr>
+        <w:t xml:space="preserve">• </w:t>
+      </w:r>
+      <w:r>
+        <w:rPr>
+          <w:lang w:eastAsia="zh-CN"/>
+        </w:rPr>
+        <w:t>公告不想要了可以"撤下"，撤下后员工的公告栏里就看不到了，但发布记录和已读数据都还保留着，方便以后查。</w:t>
       </w:r>
     </w:p>
     <w:p>

--- a/docs/考勤系统更新日志_完整版.docx
+++ b/docs/考勤系统更新日志_完整版.docx
@@ -97,7 +97,7 @@
           <w:sz w:val="24"/>
           <w:lang w:eastAsia="zh-CN"/>
         </w:rPr>
-        <w:t>生成日期：2026年7月30日</w:t>
+        <w:t>生成日期：2026年8月5日</w:t>
       </w:r>
     </w:p>
     <w:p>
@@ -114,6 +114,83 @@
           <w:lang w:eastAsia="zh-CN"/>
         </w:rPr>
         <w:t>说明：这份文档记录考勤系统每次功能改动，语言尽量简单，方便非技术人员看懂；每次改动都会在最上面加一条新记录（时间倒序）。</w:t>
+      </w:r>
+    </w:p>
+    <w:p>
+      <w:pPr>
+        <w:spacing w:before="400" w:after="160"/>
+        <w:pBdr>
+          <w:bottom w:val="single" w:sz="6" w:space="4" w:color="1F4E79"/>
+        </w:pBdr>
+        <w:rPr>
+          <w:lang w:eastAsia="zh-CN"/>
+        </w:rPr>
+      </w:pPr>
+      <w:r>
+        <w:rPr>
+          <w:b/>
+          <w:color w:val="1F4E79"/>
+          <w:sz w:val="32"/>
+          <w:lang w:eastAsia="zh-CN"/>
+        </w:rPr>
+        <w:t>2026-08-05（新增：系统使用说明书入口）</w:t>
+      </w:r>
+    </w:p>
+    <w:p>
+      <w:pPr>
+        <w:spacing w:before="240" w:after="100"/>
+        <w:rPr>
+          <w:lang w:eastAsia="zh-CN"/>
+        </w:rPr>
+      </w:pPr>
+      <w:r>
+        <w:rPr>
+          <w:b/>
+          <w:color w:val="1F4E79"/>
+          <w:sz w:val="26"/>
+          <w:lang w:eastAsia="zh-CN"/>
+        </w:rPr>
+        <w:t>侧边栏新增"系统使用说明书"，点一下就能下载操作手册</w:t>
+      </w:r>
+    </w:p>
+    <w:p>
+      <w:pPr>
+        <w:ind w:left="283"/>
+        <w:rPr>
+          <w:lang w:eastAsia="zh-CN"/>
+        </w:rPr>
+      </w:pPr>
+      <w:r>
+        <w:rPr>
+          <w:lang w:eastAsia="zh-CN"/>
+        </w:rPr>
+        <w:t xml:space="preserve">• </w:t>
+      </w:r>
+      <w:r>
+        <w:rPr>
+          <w:lang w:eastAsia="zh-CN"/>
+        </w:rPr>
+        <w:t>左侧导航栏最下面新增"帮助"分组，里面有个"系统使用说明书"，所有人登录后都能看到。</w:t>
+      </w:r>
+    </w:p>
+    <w:p>
+      <w:pPr>
+        <w:ind w:left="283"/>
+        <w:rPr>
+          <w:lang w:eastAsia="zh-CN"/>
+        </w:rPr>
+      </w:pPr>
+      <w:r>
+        <w:rPr>
+          <w:lang w:eastAsia="zh-CN"/>
+        </w:rPr>
+        <w:t xml:space="preserve">• </w:t>
+      </w:r>
+      <w:r>
+        <w:rPr>
+          <w:lang w:eastAsia="zh-CN"/>
+        </w:rPr>
+        <w:t>点击直接下载考勤系统的操作手册（Word 文档），不用再找人单独要文件。</w:t>
       </w:r>
     </w:p>
     <w:p>

--- a/docs/考勤系统更新日志_完整版.docx
+++ b/docs/考勤系统更新日志_完整版.docx
@@ -32,7 +32,7 @@
           <w:sz w:val="24"/>
           <w:lang w:eastAsia="zh-CN"/>
         </w:rPr>
-        <w:t>生成日期：2026年8月10日</w:t>
+        <w:t>生成日期：2026年8月12日</w:t>
       </w:r>
     </w:p>
     <w:p>
@@ -49,6 +49,85 @@
           <w:lang w:eastAsia="zh-CN"/>
         </w:rPr>
         <w:t>说明：这份文档记录考勤系统每次功能改动，语言尽量简单，方便非技术人员看懂；每次改动都会在最上面加一条新记录（时间倒序）。</w:t>
+      </w:r>
+    </w:p>
+    <w:p>
+      <w:pPr>
+        <w:spacing w:before="400" w:after="160"/>
+        <w:pBdr>
+          <w:bottom w:val="single" w:sz="6" w:space="4" w:color="1F4E79"/>
+        </w:pBdr>
+        <w:rPr>
+          <w:lang w:eastAsia="zh-CN"/>
+        </w:rPr>
+      </w:pPr>
+      <w:r>
+        <w:rPr>
+          <w:b/>
+          <w:color w:val="1F4E79"/>
+          <w:sz w:val="32"/>
+          <w:lang w:eastAsia="zh-CN"/>
+        </w:rPr>
+        <w:t>2026-08-12（优化：手机浏览器体验，可添加到主屏幕当App用）</w:t>
+      </w:r>
+    </w:p>
+    <w:p>
+      <w:pPr>
+        <w:spacing w:before="240" w:after="100"/>
+        <w:rPr>
+          <w:lang w:eastAsia="zh-CN"/>
+        </w:rPr>
+      </w:pPr>
+      <w:r>
+        <w:rPr>
+          <w:b/>
+          <w:color w:val="1F4E79"/>
+          <w:sz w:val="26"/>
+          <w:lang w:eastAsia="zh-CN"/>
+        </w:rPr>
+        <w:t>手机上打开系统更好用了，还能添加到主屏幕当App用</w:t>
+      </w:r>
+    </w:p>
+    <w:p>
+      <w:pPr>
+        <w:ind w:left="283"/>
+        <w:rPr>
+          <w:lang w:eastAsia="zh-CN"/>
+        </w:rPr>
+      </w:pPr>
+      <w:r>
+        <w:rPr>
+          <w:lang w:eastAsia="zh-CN"/>
+        </w:rPr>
+        <w:t xml:space="preserve">• 以前系统主要是照电脑屏幕设计的，手机打开的话侧边栏菜单会跟正文内容硬挤在一起，字都变形看不清。</w:t>
+      </w:r>
+    </w:p>
+    <w:p>
+      <w:pPr>
+        <w:ind w:left="283"/>
+        <w:rPr>
+          <w:lang w:eastAsia="zh-CN"/>
+        </w:rPr>
+      </w:pPr>
+      <w:r>
+        <w:rPr>
+          <w:lang w:eastAsia="zh-CN"/>
+        </w:rPr>
+        <w:t xml:space="preserve">• 现在手机打开会自动换成手机专用布局：菜单收起来，左上角有个按钮，点一下才滑出来，不占屏幕空间。</w:t>
+      </w:r>
+    </w:p>
+    <w:p>
+      <w:pPr>
+        <w:ind w:left="283"/>
+        <w:rPr>
+          <w:lang w:eastAsia="zh-CN"/>
+        </w:rPr>
+      </w:pPr>
+      <w:r>
+        <w:rPr>
+          <w:lang w:eastAsia="zh-CN"/>
+        </w:rPr>
+        <w:t xml:space="preserve">• 手机浏览器里可以把系统"添加到主屏幕"，桌面上会出现一个图标，点开跟 App 一样全屏显示，不用再单独装 App。</w:t>
       </w:r>
     </w:p>
     <w:p>

--- a/docs/考勤系统更新日志_完整版.docx
+++ b/docs/考勤系统更新日志_完整版.docx
@@ -128,6 +128,65 @@
           <w:lang w:eastAsia="zh-CN"/>
         </w:rPr>
         <w:t xml:space="preserve">• 手机浏览器里可以把系统"添加到主屏幕"，桌面上会出现一个图标，点开跟 App 一样全屏显示，不用再单独装 App。</w:t>
+      </w:r>
+    </w:p>
+    <w:p>
+      <w:pPr>
+        <w:spacing w:before="240" w:after="100"/>
+        <w:rPr>
+          <w:lang w:eastAsia="zh-CN"/>
+        </w:rPr>
+      </w:pPr>
+      <w:r>
+        <w:rPr>
+          <w:b/>
+          <w:color w:val="1F4E79"/>
+          <w:sz w:val="26"/>
+          <w:lang w:eastAsia="zh-CN"/>
+        </w:rPr>
+        <w:t>去掉系统里的公司品牌展示，统一换成通用的“考勤管理系统”</w:t>
+      </w:r>
+    </w:p>
+    <w:p>
+      <w:pPr>
+        <w:ind w:left="283"/>
+        <w:rPr>
+          <w:lang w:eastAsia="zh-CN"/>
+        </w:rPr>
+      </w:pPr>
+      <w:r>
+        <w:rPr>
+          <w:lang w:eastAsia="zh-CN"/>
+        </w:rPr>
+        <w:t xml:space="preserve">• 登录页以前整个是照搬公司官网首页做的（导航栏、股票代码、动态logo特效、宣传标语），现在换成一个干净简洁的登录框。</w:t>
+      </w:r>
+    </w:p>
+    <w:p>
+      <w:pPr>
+        <w:ind w:left="283"/>
+        <w:rPr>
+          <w:lang w:eastAsia="zh-CN"/>
+        </w:rPr>
+      </w:pPr>
+      <w:r>
+        <w:rPr>
+          <w:lang w:eastAsia="zh-CN"/>
+        </w:rPr>
+        <w:t xml:space="preserve">• 侧边栏、顶部导航、手机主屏幕图标、各个页面标题、页脚版权信息里的公司名称都去掉了，统一显示成"考勤管理系统"。</w:t>
+      </w:r>
+    </w:p>
+    <w:p>
+      <w:pPr>
+        <w:ind w:left="283"/>
+        <w:rPr>
+          <w:lang w:eastAsia="zh-CN"/>
+        </w:rPr>
+      </w:pPr>
+      <w:r>
+        <w:rPr>
+          <w:lang w:eastAsia="zh-CN"/>
+        </w:rPr>
+        <w:t xml:space="preserve">• 换了一套新的通用图标（不再用公司品牌标志），几处表单里举例用的公司名占位文字也换成了不指向具体公司的示例。</w:t>
       </w:r>
     </w:p>
     <w:p>

--- a/docs/考勤系统更新日志_完整版.docx
+++ b/docs/考勤系统更新日志_完整版.docx
@@ -187,6 +187,51 @@
           <w:lang w:eastAsia="zh-CN"/>
         </w:rPr>
         <w:t xml:space="preserve">• 换了一套新的通用图标（不再用公司品牌标志），几处表单里举例用的公司名占位文字也换成了不指向具体公司的示例。</w:t>
+      </w:r>
+    </w:p>
+    <w:p>
+      <w:pPr>
+        <w:spacing w:before="240" w:after="100"/>
+        <w:rPr>
+          <w:lang w:eastAsia="zh-CN"/>
+        </w:rPr>
+      </w:pPr>
+      <w:r>
+        <w:rPr>
+          <w:b/>
+          <w:color w:val="1F4E79"/>
+          <w:sz w:val="26"/>
+          <w:lang w:eastAsia="zh-CN"/>
+        </w:rPr>
+        <w:t>登录页等几处再去掉小图标，全部改成纯文字</w:t>
+      </w:r>
+    </w:p>
+    <w:p>
+      <w:pPr>
+        <w:ind w:left="283"/>
+        <w:rPr>
+          <w:lang w:eastAsia="zh-CN"/>
+        </w:rPr>
+      </w:pPr>
+      <w:r>
+        <w:rPr>
+          <w:lang w:eastAsia="zh-CN"/>
+        </w:rPr>
+        <w:t xml:space="preserve">• 侧边栏、顶栏、登录页、找回密码页、新员工登记页里原来还留着一个小图标，现在也去掉了，改成纯文字显示。</w:t>
+      </w:r>
+    </w:p>
+    <w:p>
+      <w:pPr>
+        <w:ind w:left="283"/>
+        <w:rPr>
+          <w:lang w:eastAsia="zh-CN"/>
+        </w:rPr>
+      </w:pPr>
+      <w:r>
+        <w:rPr>
+          <w:lang w:eastAsia="zh-CN"/>
+        </w:rPr>
+        <w:t xml:space="preserve">• 手机"添加到主屏幕"生成的图标也一并去掉，交给浏览器自动生成默认样式。</w:t>
       </w:r>
     </w:p>
     <w:p>

--- a/docs/考勤系统更新日志_完整版.docx
+++ b/docs/考勤系统更新日志_完整版.docx
@@ -232,6 +232,65 @@
           <w:lang w:eastAsia="zh-CN"/>
         </w:rPr>
         <w:t xml:space="preserve">• 手机"添加到主屏幕"生成的图标也一并去掉，交给浏览器自动生成默认样式。</w:t>
+      </w:r>
+    </w:p>
+    <w:p>
+      <w:pPr>
+        <w:spacing w:before="240" w:after="100"/>
+        <w:rPr>
+          <w:lang w:eastAsia="zh-CN"/>
+        </w:rPr>
+      </w:pPr>
+      <w:r>
+        <w:rPr>
+          <w:b/>
+          <w:color w:val="1F4E79"/>
+          <w:sz w:val="26"/>
+          <w:lang w:eastAsia="zh-CN"/>
+        </w:rPr>
+        <w:t>月度报表新增“夜班总工时”列，表头固定</w:t>
+      </w:r>
+    </w:p>
+    <w:p>
+      <w:pPr>
+        <w:ind w:left="283"/>
+        <w:rPr>
+          <w:lang w:eastAsia="zh-CN"/>
+        </w:rPr>
+      </w:pPr>
+      <w:r>
+        <w:rPr>
+          <w:lang w:eastAsia="zh-CN"/>
+        </w:rPr>
+        <w:t xml:space="preserve">• "夜班次数"那一列后面新加了"夜班总工时"列，网页表格和导出的Excel模板汇总表都有，统计口径和"总工时"一样。</w:t>
+      </w:r>
+    </w:p>
+    <w:p>
+      <w:pPr>
+        <w:ind w:left="283"/>
+        <w:rPr>
+          <w:lang w:eastAsia="zh-CN"/>
+        </w:rPr>
+      </w:pPr>
+      <w:r>
+        <w:rPr>
+          <w:lang w:eastAsia="zh-CN"/>
+        </w:rPr>
+        <w:t xml:space="preserve">• 月度报表这张大表格往下滚动看的时候，表头（姓名/工号那两列也算）现在会一直固定在最上面，不会跟着内容一起滚走。</w:t>
+      </w:r>
+    </w:p>
+    <w:p>
+      <w:pPr>
+        <w:ind w:left="283"/>
+        <w:rPr>
+          <w:lang w:eastAsia="zh-CN"/>
+        </w:rPr>
+      </w:pPr>
+      <w:r>
+        <w:rPr>
+          <w:lang w:eastAsia="zh-CN"/>
+        </w:rPr>
+        <w:t xml:space="preserve">• 核实了一遍"加班/补卡审批通过才计入报表"这条规则——现有系统本来就是这样做的（用真实的提交、审批走了一遍确认没问题），不需要改动。</w:t>
       </w:r>
     </w:p>
     <w:p>

--- a/docs/考勤系统更新日志_完整版.docx
+++ b/docs/考勤系统更新日志_完整版.docx
@@ -291,6 +291,65 @@
           <w:lang w:eastAsia="zh-CN"/>
         </w:rPr>
         <w:t xml:space="preserve">• 核实了一遍"加班/补卡审批通过才计入报表"这条规则——现有系统本来就是这样做的（用真实的提交、审批走了一遍确认没问题），不需要改动。</w:t>
+      </w:r>
+    </w:p>
+    <w:p>
+      <w:pPr>
+        <w:spacing w:before="240" w:after="100"/>
+        <w:rPr>
+          <w:lang w:eastAsia="zh-CN"/>
+        </w:rPr>
+      </w:pPr>
+      <w:r>
+        <w:rPr>
+          <w:b/>
+          <w:color w:val="1F4E79"/>
+          <w:sz w:val="26"/>
+          <w:lang w:eastAsia="zh-CN"/>
+        </w:rPr>
+        <w:t>修复班值排班页面“编辑”按钮点了没反应的问题</w:t>
+      </w:r>
+    </w:p>
+    <w:p>
+      <w:pPr>
+        <w:ind w:left="283"/>
+        <w:rPr>
+          <w:lang w:eastAsia="zh-CN"/>
+        </w:rPr>
+      </w:pPr>
+      <w:r>
+        <w:rPr>
+          <w:lang w:eastAsia="zh-CN"/>
+        </w:rPr>
+        <w:t xml:space="preserve">• "班值排班"页面里，只要班次配了"午间必打卡"窗口，点这个班次的"编辑"就完全没反应，弹窗打不开。</w:t>
+      </w:r>
+    </w:p>
+    <w:p>
+      <w:pPr>
+        <w:ind w:left="283"/>
+        <w:rPr>
+          <w:lang w:eastAsia="zh-CN"/>
+        </w:rPr>
+      </w:pPr>
+      <w:r>
+        <w:rPr>
+          <w:lang w:eastAsia="zh-CN"/>
+        </w:rPr>
+        <w:t xml:space="preserve">• 原因是页面代码有个小bug：编辑按钮里传的数据格式没处理好，一旦包含午间打卡的时间段就会出错。</w:t>
+      </w:r>
+    </w:p>
+    <w:p>
+      <w:pPr>
+        <w:ind w:left="283"/>
+        <w:rPr>
+          <w:lang w:eastAsia="zh-CN"/>
+        </w:rPr>
+      </w:pPr>
+      <w:r>
+        <w:rPr>
+          <w:lang w:eastAsia="zh-CN"/>
+        </w:rPr>
+        <w:t xml:space="preserve">• 已修复，配了午间打卡窗口的班次现在点"编辑"能正常打开、正常改了。</w:t>
       </w:r>
     </w:p>
     <w:p>

--- a/docs/考勤系统更新日志_完整版.docx
+++ b/docs/考勤系统更新日志_完整版.docx
@@ -350,6 +350,65 @@
           <w:lang w:eastAsia="zh-CN"/>
         </w:rPr>
         <w:t xml:space="preserve">• 已修复，配了午间打卡窗口的班次现在点"编辑"能正常打开、正常改了。</w:t>
+      </w:r>
+    </w:p>
+    <w:p>
+      <w:pPr>
+        <w:spacing w:before="240" w:after="100"/>
+        <w:rPr>
+          <w:lang w:eastAsia="zh-CN"/>
+        </w:rPr>
+      </w:pPr>
+      <w:r>
+        <w:rPr>
+          <w:b/>
+          <w:color w:val="1F4E79"/>
+          <w:sz w:val="26"/>
+          <w:lang w:eastAsia="zh-CN"/>
+        </w:rPr>
+        <w:t>修复考勤组地图选点里地址搜索没反应的问题</w:t>
+      </w:r>
+    </w:p>
+    <w:p>
+      <w:pPr>
+        <w:ind w:left="283"/>
+        <w:rPr>
+          <w:lang w:eastAsia="zh-CN"/>
+        </w:rPr>
+      </w:pPr>
+      <w:r>
+        <w:rPr>
+          <w:lang w:eastAsia="zh-CN"/>
+        </w:rPr>
+        <w:t xml:space="preserve">• 考勤组"新建/编辑"里的"地图选点"，搜地址有时候完全没反应，输了字也不出结果。</w:t>
+      </w:r>
+    </w:p>
+    <w:p>
+      <w:pPr>
+        <w:ind w:left="283"/>
+        <w:rPr>
+          <w:lang w:eastAsia="zh-CN"/>
+        </w:rPr>
+      </w:pPr>
+      <w:r>
+        <w:rPr>
+          <w:lang w:eastAsia="zh-CN"/>
+        </w:rPr>
+        <w:t xml:space="preserve">• 原因是两路搜索（国内高德 + 境外备用）里，境外那一路访问国外网站经常连接很慢，一直卡着不返回，会拖累整个搜索都出不来结果。</w:t>
+      </w:r>
+    </w:p>
+    <w:p>
+      <w:pPr>
+        <w:ind w:left="283"/>
+        <w:rPr>
+          <w:lang w:eastAsia="zh-CN"/>
+        </w:rPr>
+      </w:pPr>
+      <w:r>
+        <w:rPr>
+          <w:lang w:eastAsia="zh-CN"/>
+        </w:rPr>
+        <w:t xml:space="preserve">• 现在两路搜索都最多等 3 秒，超时就当没有结果，不会再卡死整个搜索框。</w:t>
       </w:r>
     </w:p>
     <w:p>

--- a/docs/考勤系统更新日志_完整版.docx
+++ b/docs/考勤系统更新日志_完整版.docx
@@ -409,6 +409,51 @@
           <w:lang w:eastAsia="zh-CN"/>
         </w:rPr>
         <w:t xml:space="preserve">• 现在两路搜索都最多等 3 秒，超时就当没有结果，不会再卡死整个搜索框。</w:t>
+      </w:r>
+    </w:p>
+    <w:p>
+      <w:pPr>
+        <w:spacing w:before="240" w:after="100"/>
+        <w:rPr>
+          <w:lang w:eastAsia="zh-CN"/>
+        </w:rPr>
+      </w:pPr>
+      <w:r>
+        <w:rPr>
+          <w:b/>
+          <w:color w:val="1F4E79"/>
+          <w:sz w:val="26"/>
+          <w:lang w:eastAsia="zh-CN"/>
+        </w:rPr>
+        <w:t>地图选点：只保留国内搜索，并查明搜索失败的根本原因</w:t>
+      </w:r>
+    </w:p>
+    <w:p>
+      <w:pPr>
+        <w:ind w:left="283"/>
+        <w:rPr>
+          <w:lang w:eastAsia="zh-CN"/>
+        </w:rPr>
+      </w:pPr>
+      <w:r>
+        <w:rPr>
+          <w:lang w:eastAsia="zh-CN"/>
+        </w:rPr>
+        <w:t xml:space="preserve">• 地图选点的地址搜索去掉了境外搜索这一路，只保留国内，速度更快。</w:t>
+      </w:r>
+    </w:p>
+    <w:p>
+      <w:pPr>
+        <w:ind w:left="283"/>
+        <w:rPr>
+          <w:lang w:eastAsia="zh-CN"/>
+        </w:rPr>
+      </w:pPr>
+      <w:r>
+        <w:rPr>
+          <w:lang w:eastAsia="zh-CN"/>
+        </w:rPr>
+        <w:t xml:space="preserve">• 顺带查出了搜索一直返回空的真正原因：高德那边报的是"当前域名不在白名单里"，这个不是代码问题，需要登录高德开放平台后台，把网站实际用的域名加到这个key的白名单里，已经单独跟你说明具体怎么操作。</w:t>
       </w:r>
     </w:p>
     <w:p>

--- a/docs/考勤系统更新日志_完整版.docx
+++ b/docs/考勤系统更新日志_完整版.docx
@@ -342,6 +342,63 @@
           <w:lang w:eastAsia="zh-CN"/>
         </w:rPr>
         <w:t>以前个人考勤明细表看不出当天午间必打卡有没有打、几点打的，这次在"下班"后面加了一列"午间打卡"，直接显示每一段午间打卡的打卡结果，没打上会用红色标出来。</w:t>
+      </w:r>
+    </w:p>
+    <w:p>
+      <w:pPr>
+        <w:spacing w:before="240" w:after="100"/>
+        <w:rPr>
+          <w:lang w:eastAsia="zh-CN"/>
+        </w:rPr>
+      </w:pPr>
+      <w:r>
+        <w:rPr>
+          <w:b/>
+          <w:color w:val="1F4E79"/>
+          <w:sz w:val="26"/>
+          <w:lang w:eastAsia="zh-CN"/>
+        </w:rPr>
+        <w:t>"手动补卡"页面新增"补卡记录"列表</w:t>
+      </w:r>
+    </w:p>
+    <w:p>
+      <w:pPr>
+        <w:ind w:left="283"/>
+        <w:rPr>
+          <w:lang w:eastAsia="zh-CN"/>
+        </w:rPr>
+      </w:pPr>
+      <w:r>
+        <w:rPr>
+          <w:lang w:eastAsia="zh-CN"/>
+        </w:rPr>
+        <w:t xml:space="preserve">• </w:t>
+      </w:r>
+      <w:r>
+        <w:rPr>
+          <w:lang w:eastAsia="zh-CN"/>
+        </w:rPr>
+        <w:t>页面下方新增一块"补卡记录"，列出最近 50 条通过这个功能改过的打卡记录：谁被改了、哪一天、改成了几点上下班、工时多少、备注是什么、什么时候改的。</w:t>
+      </w:r>
+    </w:p>
+    <w:p>
+      <w:pPr>
+        <w:ind w:left="283"/>
+        <w:rPr>
+          <w:lang w:eastAsia="zh-CN"/>
+        </w:rPr>
+      </w:pPr>
+      <w:r>
+        <w:rPr>
+          <w:lang w:eastAsia="zh-CN"/>
+        </w:rPr>
+        <w:t xml:space="preserve">• </w:t>
+      </w:r>
+      <w:r>
+        <w:rPr>
+          <w:lang w:eastAsia="zh-CN"/>
+        </w:rPr>
+        <w:t>备注里还会自动带上操作人姓名（比如"管理员手动补卡（操作人：张三）"），方便以后有多个管理员/文员都在用这个功能时，能分清楚是谁改的。</w:t>
       </w:r>
     </w:p>
     <w:p>

--- a/docs/考勤系统更新日志_完整版.docx
+++ b/docs/考勤系统更新日志_完整版.docx
@@ -97,7 +97,7 @@
           <w:sz w:val="24"/>
           <w:lang w:eastAsia="zh-CN"/>
         </w:rPr>
-        <w:t>生成日期：2026年8月13日</w:t>
+        <w:t>生成日期：2026年8月14日</w:t>
       </w:r>
     </w:p>
     <w:p>
@@ -114,6 +114,83 @@
           <w:lang w:eastAsia="zh-CN"/>
         </w:rPr>
         <w:t>说明：这份文档记录考勤系统每次功能改动，语言尽量简单，方便非技术人员看懂；每次改动都会在最上面加一条新记录（时间倒序）。</w:t>
+      </w:r>
+    </w:p>
+    <w:p>
+      <w:pPr>
+        <w:spacing w:before="400" w:after="160"/>
+        <w:pBdr>
+          <w:bottom w:val="single" w:sz="6" w:space="4" w:color="1F4E79"/>
+        </w:pBdr>
+        <w:rPr>
+          <w:lang w:eastAsia="zh-CN"/>
+        </w:rPr>
+      </w:pPr>
+      <w:r>
+        <w:rPr>
+          <w:b/>
+          <w:color w:val="1F4E79"/>
+          <w:sz w:val="32"/>
+          <w:lang w:eastAsia="zh-CN"/>
+        </w:rPr>
+        <w:t>2026-08-14（工号自动生成规则补上"XNY"部门）</w:t>
+      </w:r>
+    </w:p>
+    <w:p>
+      <w:pPr>
+        <w:spacing w:before="240" w:after="100"/>
+        <w:rPr>
+          <w:lang w:eastAsia="zh-CN"/>
+        </w:rPr>
+      </w:pPr>
+      <w:r>
+        <w:rPr>
+          <w:b/>
+          <w:color w:val="1F4E79"/>
+          <w:sz w:val="26"/>
+          <w:lang w:eastAsia="zh-CN"/>
+        </w:rPr>
+        <w:t>新增员工时，"XNY"部门也能自动生成工号了</w:t>
+      </w:r>
+    </w:p>
+    <w:p>
+      <w:pPr>
+        <w:ind w:left="283"/>
+        <w:rPr>
+          <w:lang w:eastAsia="zh-CN"/>
+        </w:rPr>
+      </w:pPr>
+      <w:r>
+        <w:rPr>
+          <w:lang w:eastAsia="zh-CN"/>
+        </w:rPr>
+        <w:t xml:space="preserve">• </w:t>
+      </w:r>
+      <w:r>
+        <w:rPr>
+          <w:lang w:eastAsia="zh-CN"/>
+        </w:rPr>
+        <w:t>"XNY"是和"新能源"并列的一个独立部门，之前工号自动生成规则里没有它，这个部门下新建员工时工号栏是空的，需要手动填。</w:t>
+      </w:r>
+    </w:p>
+    <w:p>
+      <w:pPr>
+        <w:ind w:left="283"/>
+        <w:rPr>
+          <w:lang w:eastAsia="zh-CN"/>
+        </w:rPr>
+      </w:pPr>
+      <w:r>
+        <w:rPr>
+          <w:lang w:eastAsia="zh-CN"/>
+        </w:rPr>
+        <w:t xml:space="preserve">• </w:t>
+      </w:r>
+      <w:r>
+        <w:rPr>
+          <w:lang w:eastAsia="zh-CN"/>
+        </w:rPr>
+        <w:t>现在"XNY"部门（包括它下面的生产部、质量管理部、研发部等所有下级部门）新建员工时，会和"新能源"共用同一套工号前缀、流水号接着往下排，不会撞号，也不用再手动填了。</w:t>
       </w:r>
     </w:p>
     <w:p>

--- a/docs/考勤系统更新日志_完整版.docx
+++ b/docs/考勤系统更新日志_完整版.docx
@@ -97,7 +97,7 @@
           <w:sz w:val="24"/>
           <w:lang w:eastAsia="zh-CN"/>
         </w:rPr>
-        <w:t>生成日期：2026年8月14日</w:t>
+        <w:t>生成日期：2026年8月19日</w:t>
       </w:r>
     </w:p>
     <w:p>
@@ -114,6 +114,103 @@
           <w:lang w:eastAsia="zh-CN"/>
         </w:rPr>
         <w:t>说明：这份文档记录考勤系统每次功能改动，语言尽量简单，方便非技术人员看懂；每次改动都会在最上面加一条新记录（时间倒序）。</w:t>
+      </w:r>
+    </w:p>
+    <w:p>
+      <w:pPr>
+        <w:spacing w:before="400" w:after="160"/>
+        <w:pBdr>
+          <w:bottom w:val="single" w:sz="6" w:space="4" w:color="1F4E79"/>
+        </w:pBdr>
+        <w:rPr>
+          <w:lang w:eastAsia="zh-CN"/>
+        </w:rPr>
+      </w:pPr>
+      <w:r>
+        <w:rPr>
+          <w:b/>
+          <w:color w:val="1F4E79"/>
+          <w:sz w:val="32"/>
+          <w:lang w:eastAsia="zh-CN"/>
+        </w:rPr>
+        <w:t>2026-08-19（新增熵基考勤机对接）</w:t>
+      </w:r>
+    </w:p>
+    <w:p>
+      <w:pPr>
+        <w:spacing w:before="240" w:after="100"/>
+        <w:rPr>
+          <w:lang w:eastAsia="zh-CN"/>
+        </w:rPr>
+      </w:pPr>
+      <w:r>
+        <w:rPr>
+          <w:b/>
+          <w:color w:val="1F4E79"/>
+          <w:sz w:val="26"/>
+          <w:lang w:eastAsia="zh-CN"/>
+        </w:rPr>
+        <w:t>新增：可以对接熵基（ZKTeco）人脸考勤机，不再依赖钉钉打卡数据</w:t>
+      </w:r>
+    </w:p>
+    <w:p>
+      <w:pPr>
+        <w:ind w:left="283"/>
+        <w:rPr>
+          <w:lang w:eastAsia="zh-CN"/>
+        </w:rPr>
+      </w:pPr>
+      <w:r>
+        <w:rPr>
+          <w:lang w:eastAsia="zh-CN"/>
+        </w:rPr>
+        <w:t xml:space="preserve">• </w:t>
+      </w:r>
+      <w:r>
+        <w:rPr>
+          <w:lang w:eastAsia="zh-CN"/>
+        </w:rPr>
+        <w:t>系统里新增了一套接口，专门接收考勤机主动推送过来的打卡数据（熵基官方叫"PUSH协议"），员工在考勤机上刷脸打卡后，记录会自动同步进系统，工时、迟到早退的计算规则和原来完全一样。</w:t>
+      </w:r>
+    </w:p>
+    <w:p>
+      <w:pPr>
+        <w:ind w:left="283"/>
+        <w:rPr>
+          <w:lang w:eastAsia="zh-CN"/>
+        </w:rPr>
+      </w:pPr>
+      <w:r>
+        <w:rPr>
+          <w:lang w:eastAsia="zh-CN"/>
+        </w:rPr>
+        <w:t xml:space="preserve">• </w:t>
+      </w:r>
+      <w:r>
+        <w:rPr>
+          <w:lang w:eastAsia="zh-CN"/>
+        </w:rPr>
+        <w:t>目前对接的是型号"nFace128"这台考勤机（序列号 SRR4253300854），已经在本地模拟测试通过；实际接上真机、以及员工信息要不要同步推给考勤机这两块，还在等熵基技术支持确认设备细节，暂未上线到正式服务器。</w:t>
+      </w:r>
+    </w:p>
+    <w:p>
+      <w:pPr>
+        <w:ind w:left="283"/>
+        <w:rPr>
+          <w:lang w:eastAsia="zh-CN"/>
+        </w:rPr>
+      </w:pPr>
+      <w:r>
+        <w:rPr>
+          <w:lang w:eastAsia="zh-CN"/>
+        </w:rPr>
+        <w:t xml:space="preserve">• </w:t>
+      </w:r>
+      <w:r>
+        <w:rPr>
+          <w:lang w:eastAsia="zh-CN"/>
+        </w:rPr>
+        <w:t>之前做了一半的"手机定位+人脸识别打卡"方案（需要调用阿里云接口）先保留、不启用，作为以后员工出差/外勤时的备用打卡方式。</w:t>
       </w:r>
     </w:p>
     <w:p>

--- a/docs/考勤系统更新日志_完整版.docx
+++ b/docs/考勤系统更新日志_完整版.docx
@@ -97,7 +97,7 @@
           <w:sz w:val="24"/>
           <w:lang w:eastAsia="zh-CN"/>
         </w:rPr>
-        <w:t>生成日期：2026年8月19日</w:t>
+        <w:t>生成日期：2026年8月20日</w:t>
       </w:r>
     </w:p>
     <w:p>
@@ -114,6 +114,83 @@
           <w:lang w:eastAsia="zh-CN"/>
         </w:rPr>
         <w:t>说明：这份文档记录考勤系统每次功能改动，语言尽量简单，方便非技术人员看懂；每次改动都会在最上面加一条新记录（时间倒序）。</w:t>
+      </w:r>
+    </w:p>
+    <w:p>
+      <w:pPr>
+        <w:spacing w:before="400" w:after="160"/>
+        <w:pBdr>
+          <w:bottom w:val="single" w:sz="6" w:space="4" w:color="1F4E79"/>
+        </w:pBdr>
+        <w:rPr>
+          <w:lang w:eastAsia="zh-CN"/>
+        </w:rPr>
+      </w:pPr>
+      <w:r>
+        <w:rPr>
+          <w:b/>
+          <w:color w:val="1F4E79"/>
+          <w:sz w:val="32"/>
+          <w:lang w:eastAsia="zh-CN"/>
+        </w:rPr>
+        <w:t>2026-08-20（公告栏/我的记录/我的考勤日历/提交申请加水印）</w:t>
+      </w:r>
+    </w:p>
+    <w:p>
+      <w:pPr>
+        <w:spacing w:before="240" w:after="100"/>
+        <w:rPr>
+          <w:lang w:eastAsia="zh-CN"/>
+        </w:rPr>
+      </w:pPr>
+      <w:r>
+        <w:rPr>
+          <w:b/>
+          <w:color w:val="1F4E79"/>
+          <w:sz w:val="26"/>
+          <w:lang w:eastAsia="zh-CN"/>
+        </w:rPr>
+        <w:t>这四个页面加上了水印：公告栏、我的记录、我的考勤日历、提交申请</w:t>
+      </w:r>
+    </w:p>
+    <w:p>
+      <w:pPr>
+        <w:ind w:left="283"/>
+        <w:rPr>
+          <w:lang w:eastAsia="zh-CN"/>
+        </w:rPr>
+      </w:pPr>
+      <w:r>
+        <w:rPr>
+          <w:lang w:eastAsia="zh-CN"/>
+        </w:rPr>
+        <w:t xml:space="preserve">• </w:t>
+      </w:r>
+      <w:r>
+        <w:rPr>
+          <w:lang w:eastAsia="zh-CN"/>
+        </w:rPr>
+        <w:t>水印内容是当前登录人的姓名和所在劳务公司的名称，铺满整个页面、密密麻麻很多条，防止有人截图外传时看不出是谁、哪家公司的员工看到的。</w:t>
+      </w:r>
+    </w:p>
+    <w:p>
+      <w:pPr>
+        <w:ind w:left="283"/>
+        <w:rPr>
+          <w:lang w:eastAsia="zh-CN"/>
+        </w:rPr>
+      </w:pPr>
+      <w:r>
+        <w:rPr>
+          <w:lang w:eastAsia="zh-CN"/>
+        </w:rPr>
+        <w:t xml:space="preserve">• </w:t>
+      </w:r>
+      <w:r>
+        <w:rPr>
+          <w:lang w:eastAsia="zh-CN"/>
+        </w:rPr>
+        <w:t>只有这四个页面会显示，其他页面（比如数据看板、员工管理这些管理后台页面）不受影响。</w:t>
       </w:r>
     </w:p>
     <w:p>

--- a/docs/考勤系统更新日志_完整版.docx
+++ b/docs/考勤系统更新日志_完整版.docx
@@ -191,6 +191,43 @@
           <w:lang w:eastAsia="zh-CN"/>
         </w:rPr>
         <w:t>只有这四个页面会显示，其他页面（比如数据看板、员工管理这些管理后台页面）不受影响。</w:t>
+      </w:r>
+    </w:p>
+    <w:p>
+      <w:pPr>
+        <w:spacing w:before="240" w:after="100"/>
+        <w:rPr>
+          <w:lang w:eastAsia="zh-CN"/>
+        </w:rPr>
+      </w:pPr>
+      <w:r>
+        <w:rPr>
+          <w:b/>
+          <w:color w:val="1F4E79"/>
+          <w:sz w:val="26"/>
+          <w:lang w:eastAsia="zh-CN"/>
+        </w:rPr>
+        <w:t>水印上加了实时时间</w:t>
+      </w:r>
+    </w:p>
+    <w:p>
+      <w:pPr>
+        <w:ind w:left="283"/>
+        <w:rPr>
+          <w:lang w:eastAsia="zh-CN"/>
+        </w:rPr>
+      </w:pPr>
+      <w:r>
+        <w:rPr>
+          <w:lang w:eastAsia="zh-CN"/>
+        </w:rPr>
+        <w:t xml:space="preserve">• </w:t>
+      </w:r>
+      <w:r>
+        <w:rPr>
+          <w:lang w:eastAsia="zh-CN"/>
+        </w:rPr>
+        <w:t>水印里现在还带着当前的日期和时间，每秒自动跳动更新，截图流传出去能看出是什么时候截的。</w:t>
       </w:r>
     </w:p>
     <w:p>

--- a/docs/考勤系统更新日志_完整版.docx
+++ b/docs/考勤系统更新日志_完整版.docx
@@ -228,6 +228,63 @@
           <w:lang w:eastAsia="zh-CN"/>
         </w:rPr>
         <w:t>水印里现在还带着当前的日期和时间，每秒自动跳动更新，截图流传出去能看出是什么时候截的。</w:t>
+      </w:r>
+    </w:p>
+    <w:p>
+      <w:pPr>
+        <w:spacing w:before="240" w:after="100"/>
+        <w:rPr>
+          <w:lang w:eastAsia="zh-CN"/>
+        </w:rPr>
+      </w:pPr>
+      <w:r>
+        <w:rPr>
+          <w:b/>
+          <w:color w:val="1F4E79"/>
+          <w:sz w:val="26"/>
+          <w:lang w:eastAsia="zh-CN"/>
+        </w:rPr>
+        <w:t>新建/编辑员工时，会自动把工号姓名同步给考勤机</w:t>
+      </w:r>
+    </w:p>
+    <w:p>
+      <w:pPr>
+        <w:ind w:left="283"/>
+        <w:rPr>
+          <w:lang w:eastAsia="zh-CN"/>
+        </w:rPr>
+      </w:pPr>
+      <w:r>
+        <w:rPr>
+          <w:lang w:eastAsia="zh-CN"/>
+        </w:rPr>
+        <w:t xml:space="preserve">• </w:t>
+      </w:r>
+      <w:r>
+        <w:rPr>
+          <w:lang w:eastAsia="zh-CN"/>
+        </w:rPr>
+        <w:t>以前员工信息要在考勤机上管理员自己手动一个个录入。现在系统里新建或编辑员工，会自动把工号和姓名排队发给考勤机，设备下次联网就会收到，不用管理员再跑去设备上手动敲一遍。</w:t>
+      </w:r>
+    </w:p>
+    <w:p>
+      <w:pPr>
+        <w:ind w:left="283"/>
+        <w:rPr>
+          <w:lang w:eastAsia="zh-CN"/>
+        </w:rPr>
+      </w:pPr>
+      <w:r>
+        <w:rPr>
+          <w:lang w:eastAsia="zh-CN"/>
+        </w:rPr>
+        <w:t xml:space="preserve">• </w:t>
+      </w:r>
+      <w:r>
+        <w:rPr>
+          <w:lang w:eastAsia="zh-CN"/>
+        </w:rPr>
+        <w:t>注意：这个只能同步工号和姓名，人脸还是需要员工本人到设备前面刷一次才能录进去，没法远程完成。</w:t>
       </w:r>
     </w:p>
     <w:p>

--- a/docs/考勤系统更新日志_完整版.docx
+++ b/docs/考勤系统更新日志_完整版.docx
@@ -285,6 +285,63 @@
           <w:lang w:eastAsia="zh-CN"/>
         </w:rPr>
         <w:t>注意：这个只能同步工号和姓名，人脸还是需要员工本人到设备前面刷一次才能录进去，没法远程完成。</w:t>
+      </w:r>
+    </w:p>
+    <w:p>
+      <w:pPr>
+        <w:spacing w:before="240" w:after="100"/>
+        <w:rPr>
+          <w:lang w:eastAsia="zh-CN"/>
+        </w:rPr>
+      </w:pPr>
+      <w:r>
+        <w:rPr>
+          <w:b/>
+          <w:color w:val="1F4E79"/>
+          <w:sz w:val="26"/>
+          <w:lang w:eastAsia="zh-CN"/>
+        </w:rPr>
+        <w:t>新增"考勤机管理"页面，加考勤机不用再改配置文件重启服务了</w:t>
+      </w:r>
+    </w:p>
+    <w:p>
+      <w:pPr>
+        <w:ind w:left="283"/>
+        <w:rPr>
+          <w:lang w:eastAsia="zh-CN"/>
+        </w:rPr>
+      </w:pPr>
+      <w:r>
+        <w:rPr>
+          <w:lang w:eastAsia="zh-CN"/>
+        </w:rPr>
+        <w:t xml:space="preserve">• </w:t>
+      </w:r>
+      <w:r>
+        <w:rPr>
+          <w:lang w:eastAsia="zh-CN"/>
+        </w:rPr>
+        <w:t>以前要接入一台新的考勤机，得改服务器上的配置文件、重启整个系统才能生效，比较麻烦而且容易出错。</w:t>
+      </w:r>
+    </w:p>
+    <w:p>
+      <w:pPr>
+        <w:ind w:left="283"/>
+        <w:rPr>
+          <w:lang w:eastAsia="zh-CN"/>
+        </w:rPr>
+      </w:pPr>
+      <w:r>
+        <w:rPr>
+          <w:lang w:eastAsia="zh-CN"/>
+        </w:rPr>
+        <w:t xml:space="preserve">• </w:t>
+      </w:r>
+      <w:r>
+        <w:rPr>
+          <w:lang w:eastAsia="zh-CN"/>
+        </w:rPr>
+        <w:t>现在侧边栏"管理"分组下新增了"考勤机管理"页面，管理员可以直接在页面上添加/编辑/停用/删除考勤机，改完立刻生效；页面上还能看到每台设备最近一次联网的时间，方便确认设备是不是正常在线。</w:t>
       </w:r>
     </w:p>
     <w:p>

--- a/docs/考勤系统更新日志_完整版.docx
+++ b/docs/考勤系统更新日志_完整版.docx
@@ -346,10 +346,7 @@
     </w:p>
     <w:p>
       <w:pPr>
-        <w:spacing w:before="400" w:after="160"/>
-        <w:pBdr>
-          <w:bottom w:val="single" w:sz="6" w:space="4" w:color="1F4E79"/>
-        </w:pBdr>
+        <w:spacing w:before="240" w:after="100"/>
         <w:rPr>
           <w:lang w:eastAsia="zh-CN"/>
         </w:rPr>
@@ -358,10 +355,70 @@
         <w:rPr>
           <w:b/>
           <w:color w:val="1F4E79"/>
-          <w:sz w:val="32"/>
-          <w:lang w:eastAsia="zh-CN"/>
-        </w:rPr>
-        <w:t>2026-08-19（新增熵基考勤机对接）</w:t>
+          <w:sz w:val="26"/>
+          <w:lang w:eastAsia="zh-CN"/>
+        </w:rPr>
+        <w:t>打卡完全改用熵基考勤机，钉钉相关功能全部下线</w:t>
+      </w:r>
+    </w:p>
+    <w:p>
+      <w:pPr>
+        <w:ind w:left="283"/>
+        <w:rPr>
+          <w:lang w:eastAsia="zh-CN"/>
+        </w:rPr>
+      </w:pPr>
+      <w:r>
+        <w:rPr>
+          <w:lang w:eastAsia="zh-CN"/>
+        </w:rPr>
+        <w:t xml:space="preserve">• </w:t>
+      </w:r>
+      <w:r>
+        <w:rPr>
+          <w:lang w:eastAsia="zh-CN"/>
+        </w:rPr>
+        <w:t>系统不再对接钉钉：钉钉通讯录同步、请假同步、打卡数据同步这些功能都已下线，考勤数据完全由熵基考勤机提供。</w:t>
+      </w:r>
+    </w:p>
+    <w:p>
+      <w:pPr>
+        <w:ind w:left="283"/>
+        <w:rPr>
+          <w:lang w:eastAsia="zh-CN"/>
+        </w:rPr>
+      </w:pPr>
+      <w:r>
+        <w:rPr>
+          <w:lang w:eastAsia="zh-CN"/>
+        </w:rPr>
+        <w:t xml:space="preserve">• </w:t>
+      </w:r>
+      <w:r>
+        <w:rPr>
+          <w:lang w:eastAsia="zh-CN"/>
+        </w:rPr>
+        <w:t>员工管理、部门管理页面里原来"从钉钉导入""同步到钉钉"相关的按钮和提示也一并去掉了。</w:t>
+      </w:r>
+    </w:p>
+    <w:p>
+      <w:pPr>
+        <w:ind w:left="283"/>
+        <w:rPr>
+          <w:lang w:eastAsia="zh-CN"/>
+        </w:rPr>
+      </w:pPr>
+      <w:r>
+        <w:rPr>
+          <w:lang w:eastAsia="zh-CN"/>
+        </w:rPr>
+        <w:t xml:space="preserve">• </w:t>
+      </w:r>
+      <w:r>
+        <w:rPr>
+          <w:lang w:eastAsia="zh-CN"/>
+        </w:rPr>
+        <w:t>"忘记密码"自助找回功能（原来靠钉钉发验证码）同时下线，以后员工忘记密码，找管理员在"员工管理"页面用"重置密码"功能处理即可。</w:t>
       </w:r>
     </w:p>
     <w:p>

--- a/docs/考勤系统更新日志_完整版.docx
+++ b/docs/考勤系统更新日志_完整版.docx
@@ -419,6 +419,83 @@
           <w:lang w:eastAsia="zh-CN"/>
         </w:rPr>
         <w:t>"忘记密码"自助找回功能（原来靠钉钉发验证码）同时下线，以后员工忘记密码，找管理员在"员工管理"页面用"重置密码"功能处理即可。</w:t>
+      </w:r>
+    </w:p>
+    <w:p>
+      <w:pPr>
+        <w:spacing w:before="240" w:after="100"/>
+        <w:rPr>
+          <w:lang w:eastAsia="zh-CN"/>
+        </w:rPr>
+      </w:pPr>
+      <w:r>
+        <w:rPr>
+          <w:b/>
+          <w:color w:val="1F4E79"/>
+          <w:sz w:val="26"/>
+          <w:lang w:eastAsia="zh-CN"/>
+        </w:rPr>
+        <w:t>修复：员工停用、拉黑、删除、批量停用、改工号时，考勤机上没有跟着清掉</w:t>
+      </w:r>
+    </w:p>
+    <w:p>
+      <w:pPr>
+        <w:ind w:left="283"/>
+        <w:rPr>
+          <w:lang w:eastAsia="zh-CN"/>
+        </w:rPr>
+      </w:pPr>
+      <w:r>
+        <w:rPr>
+          <w:lang w:eastAsia="zh-CN"/>
+        </w:rPr>
+        <w:t xml:space="preserve">• </w:t>
+      </w:r>
+      <w:r>
+        <w:rPr>
+          <w:lang w:eastAsia="zh-CN"/>
+        </w:rPr>
+        <w:t>之前只做了"新建/编辑员工"会把信息推给考勤机，但员工离职停用、拉黑、彻底删除、改工号之后，原来那条记录还留在考勤机上，理论上还能刷脸打卡，跟系统里的状态对不上。</w:t>
+      </w:r>
+    </w:p>
+    <w:p>
+      <w:pPr>
+        <w:ind w:left="283"/>
+        <w:rPr>
+          <w:lang w:eastAsia="zh-CN"/>
+        </w:rPr>
+      </w:pPr>
+      <w:r>
+        <w:rPr>
+          <w:lang w:eastAsia="zh-CN"/>
+        </w:rPr>
+        <w:t xml:space="preserve">• </w:t>
+      </w:r>
+      <w:r>
+        <w:rPr>
+          <w:lang w:eastAsia="zh-CN"/>
+        </w:rPr>
+        <w:t>现在这几种情况都会跟着把对应工号从考勤机上删掉：停用、拉黑、删除、批量停用、改工号（旧工号清掉、新工号照常同步）。已用真实设备验证：停用一个测试员工后，设备端确认收到并执行了删除命令。</w:t>
+      </w:r>
+    </w:p>
+    <w:p>
+      <w:pPr>
+        <w:spacing w:before="400" w:after="160"/>
+        <w:pBdr>
+          <w:bottom w:val="single" w:sz="6" w:space="4" w:color="1F4E79"/>
+        </w:pBdr>
+        <w:rPr>
+          <w:lang w:eastAsia="zh-CN"/>
+        </w:rPr>
+      </w:pPr>
+      <w:r>
+        <w:rPr>
+          <w:b/>
+          <w:color w:val="1F4E79"/>
+          <w:sz w:val="32"/>
+          <w:lang w:eastAsia="zh-CN"/>
+        </w:rPr>
+        <w:t>2026-08-19（新增熵基考勤机对接）</w:t>
       </w:r>
     </w:p>
     <w:p>

--- a/docs/考勤系统更新日志_完整版.docx
+++ b/docs/考勤系统更新日志_完整版.docx
@@ -114,6 +114,83 @@
           <w:lang w:eastAsia="zh-CN"/>
         </w:rPr>
         <w:t>说明：这份文档记录考勤系统每次功能改动，语言尽量简单，方便非技术人员看懂；每次改动都会在最上面加一条新记录（时间倒序）。</w:t>
+      </w:r>
+    </w:p>
+    <w:p>
+      <w:pPr>
+        <w:spacing w:before="400" w:after="160"/>
+        <w:pBdr>
+          <w:bottom w:val="single" w:sz="6" w:space="4" w:color="1F4E79"/>
+        </w:pBdr>
+        <w:rPr>
+          <w:lang w:eastAsia="zh-CN"/>
+        </w:rPr>
+      </w:pPr>
+      <w:r>
+        <w:rPr>
+          <w:b/>
+          <w:color w:val="1F4E79"/>
+          <w:sz w:val="32"/>
+          <w:lang w:eastAsia="zh-CN"/>
+        </w:rPr>
+        <w:t>2026-08-20（下发考勤机的员工姓名乱码修复）</w:t>
+      </w:r>
+    </w:p>
+    <w:p>
+      <w:pPr>
+        <w:spacing w:before="240" w:after="100"/>
+        <w:rPr>
+          <w:lang w:eastAsia="zh-CN"/>
+        </w:rPr>
+      </w:pPr>
+      <w:r>
+        <w:rPr>
+          <w:b/>
+          <w:color w:val="1F4E79"/>
+          <w:sz w:val="26"/>
+          <w:lang w:eastAsia="zh-CN"/>
+        </w:rPr>
+        <w:t>修复：下发给考勤机的中文姓名在设备上显示成一串问号</w:t>
+      </w:r>
+    </w:p>
+    <w:p>
+      <w:pPr>
+        <w:ind w:left="283"/>
+        <w:rPr>
+          <w:lang w:eastAsia="zh-CN"/>
+        </w:rPr>
+      </w:pPr>
+      <w:r>
+        <w:rPr>
+          <w:lang w:eastAsia="zh-CN"/>
+        </w:rPr>
+        <w:t xml:space="preserve">• </w:t>
+      </w:r>
+      <w:r>
+        <w:rPr>
+          <w:lang w:eastAsia="zh-CN"/>
+        </w:rPr>
+        <w:t>服务器给考勤机回复消息时用错了编码，中文姓名会被替换成"？？？"，工号和其他英文/数字信息不受影响。</w:t>
+      </w:r>
+    </w:p>
+    <w:p>
+      <w:pPr>
+        <w:ind w:left="283"/>
+        <w:rPr>
+          <w:lang w:eastAsia="zh-CN"/>
+        </w:rPr>
+      </w:pPr>
+      <w:r>
+        <w:rPr>
+          <w:lang w:eastAsia="zh-CN"/>
+        </w:rPr>
+        <w:t xml:space="preserve">• </w:t>
+      </w:r>
+      <w:r>
+        <w:rPr>
+          <w:lang w:eastAsia="zh-CN"/>
+        </w:rPr>
+        <w:t>现在改成考勤机协议实际使用的编码，中文姓名能正常显示了；已经用真机验证过，重新下发后设备确认执行成功。</w:t>
       </w:r>
     </w:p>
     <w:p>

--- a/docs/考勤系统更新日志_完整版.docx
+++ b/docs/考勤系统更新日志_完整版.docx
@@ -114,6 +114,120 @@
           <w:lang w:eastAsia="zh-CN"/>
         </w:rPr>
         <w:t>说明：这份文档记录考勤系统每次功能改动，语言尽量简单，方便非技术人员看懂；每次改动都会在最上面加一条新记录（时间倒序）。</w:t>
+      </w:r>
+    </w:p>
+    <w:p>
+      <w:pPr>
+        <w:spacing w:before="400" w:after="160"/>
+        <w:pBdr>
+          <w:bottom w:val="single" w:sz="6" w:space="4" w:color="1F4E79"/>
+        </w:pBdr>
+        <w:rPr>
+          <w:lang w:eastAsia="zh-CN"/>
+        </w:rPr>
+      </w:pPr>
+      <w:r>
+        <w:rPr>
+          <w:b/>
+          <w:color w:val="1F4E79"/>
+          <w:sz w:val="32"/>
+          <w:lang w:eastAsia="zh-CN"/>
+        </w:rPr>
+        <w:t>2026-08-20（打卡高峰期并发加固）</w:t>
+      </w:r>
+    </w:p>
+    <w:p>
+      <w:pPr>
+        <w:spacing w:before="240" w:after="100"/>
+        <w:rPr>
+          <w:lang w:eastAsia="zh-CN"/>
+        </w:rPr>
+      </w:pPr>
+      <w:r>
+        <w:rPr>
+          <w:b/>
+          <w:color w:val="1F4E79"/>
+          <w:sz w:val="26"/>
+          <w:lang w:eastAsia="zh-CN"/>
+        </w:rPr>
+        <w:t>修复：打卡高峰期设备重发数据时，有极小概率丢一条打卡记录</w:t>
+      </w:r>
+    </w:p>
+    <w:p>
+      <w:pPr>
+        <w:ind w:left="283"/>
+        <w:rPr>
+          <w:lang w:eastAsia="zh-CN"/>
+        </w:rPr>
+      </w:pPr>
+      <w:r>
+        <w:rPr>
+          <w:lang w:eastAsia="zh-CN"/>
+        </w:rPr>
+        <w:t xml:space="preserve">• </w:t>
+      </w:r>
+      <w:r>
+        <w:rPr>
+          <w:lang w:eastAsia="zh-CN"/>
+        </w:rPr>
+        <w:t>如果考勤机因为网络抖动没及时收到服务器回复而重发同一条打卡数据，两次几乎同时到达的请求都以为"今天这条记录还没有"，都想新建，数据库会挡住后到的那个，之前的代码是直接把这次上传当成失败处理但仍回"OK"给设备——设备以为传成功了不会再传，这条打卡就丢了，人不知不觉显示缺卡。</w:t>
+      </w:r>
+    </w:p>
+    <w:p>
+      <w:pPr>
+        <w:ind w:left="283"/>
+        <w:rPr>
+          <w:lang w:eastAsia="zh-CN"/>
+        </w:rPr>
+      </w:pPr>
+      <w:r>
+        <w:rPr>
+          <w:lang w:eastAsia="zh-CN"/>
+        </w:rPr>
+        <w:t xml:space="preserve">• </w:t>
+      </w:r>
+      <w:r>
+        <w:rPr>
+          <w:lang w:eastAsia="zh-CN"/>
+        </w:rPr>
+        <w:t>现在遇到这种情况会自动重新读一遍最新数据、重新处理一次（最多重试3次），不会再丢数据。已经用真实的并发请求验证过：制造出这种"撞车"场景，确认两条打卡都正确保存，没有丢失。</w:t>
+      </w:r>
+    </w:p>
+    <w:p>
+      <w:pPr>
+        <w:spacing w:before="240" w:after="100"/>
+        <w:rPr>
+          <w:lang w:eastAsia="zh-CN"/>
+        </w:rPr>
+      </w:pPr>
+      <w:r>
+        <w:rPr>
+          <w:b/>
+          <w:color w:val="1F4E79"/>
+          <w:sz w:val="26"/>
+          <w:lang w:eastAsia="zh-CN"/>
+        </w:rPr>
+        <w:t>加固：考勤机上传数据时如果用了特殊请求格式，之前可能被无声丢弃</w:t>
+      </w:r>
+    </w:p>
+    <w:p>
+      <w:pPr>
+        <w:ind w:left="283"/>
+        <w:rPr>
+          <w:lang w:eastAsia="zh-CN"/>
+        </w:rPr>
+      </w:pPr>
+      <w:r>
+        <w:rPr>
+          <w:lang w:eastAsia="zh-CN"/>
+        </w:rPr>
+        <w:t xml:space="preserve">• </w:t>
+      </w:r>
+      <w:r>
+        <w:rPr>
+          <w:lang w:eastAsia="zh-CN"/>
+        </w:rPr>
+        <w:t>排查并发问题的过程中顺带发现一个潜在风险点：如果设备的请求用了某些特定的请求头格式，框架会提前把上传内容读走一次，导致服务器收到的数据变成空的、且不会报错。已经加固处理，不管请求头是什么格式，数据都能正常收到。</w:t>
       </w:r>
     </w:p>
     <w:p>

--- a/docs/考勤系统更新日志_完整版.docx
+++ b/docs/考勤系统更新日志_完整版.docx
@@ -97,7 +97,7 @@
           <w:sz w:val="24"/>
           <w:lang w:eastAsia="zh-CN"/>
         </w:rPr>
-        <w:t>生成日期：2026年8月20日</w:t>
+        <w:t>生成日期：2026年8月21日</w:t>
       </w:r>
     </w:p>
     <w:p>
@@ -114,6 +114,140 @@
           <w:lang w:eastAsia="zh-CN"/>
         </w:rPr>
         <w:t>说明：这份文档记录考勤系统每次功能改动，语言尽量简单，方便非技术人员看懂；每次改动都会在最上面加一条新记录（时间倒序）。</w:t>
+      </w:r>
+    </w:p>
+    <w:p>
+      <w:pPr>
+        <w:spacing w:before="400" w:after="160"/>
+        <w:pBdr>
+          <w:bottom w:val="single" w:sz="6" w:space="4" w:color="1F4E79"/>
+        </w:pBdr>
+        <w:rPr>
+          <w:lang w:eastAsia="zh-CN"/>
+        </w:rPr>
+      </w:pPr>
+      <w:r>
+        <w:rPr>
+          <w:b/>
+          <w:color w:val="1F4E79"/>
+          <w:sz w:val="32"/>
+          <w:lang w:eastAsia="zh-CN"/>
+        </w:rPr>
+        <w:t>2026-08-21（测试中发现的两处小问题修复）</w:t>
+      </w:r>
+    </w:p>
+    <w:p>
+      <w:pPr>
+        <w:spacing w:before="240" w:after="100"/>
+        <w:rPr>
+          <w:lang w:eastAsia="zh-CN"/>
+        </w:rPr>
+      </w:pPr>
+      <w:r>
+        <w:rPr>
+          <w:b/>
+          <w:color w:val="1F4E79"/>
+          <w:sz w:val="26"/>
+          <w:lang w:eastAsia="zh-CN"/>
+        </w:rPr>
+        <w:t>修复：员工被停用后重新启用，考勤机上不会自动恢复</w:t>
+      </w:r>
+    </w:p>
+    <w:p>
+      <w:pPr>
+        <w:ind w:left="283"/>
+        <w:rPr>
+          <w:lang w:eastAsia="zh-CN"/>
+        </w:rPr>
+      </w:pPr>
+      <w:r>
+        <w:rPr>
+          <w:lang w:eastAsia="zh-CN"/>
+        </w:rPr>
+        <w:t xml:space="preserve">• </w:t>
+      </w:r>
+      <w:r>
+        <w:rPr>
+          <w:lang w:eastAsia="zh-CN"/>
+        </w:rPr>
+        <w:t>之前员工停用会把考勤机上的记录删掉（正确），但重新启用时没有把员工信息重新发回考勤机，导致重新启用后这个人在设备上还是刷不了脸，得管理员再手动编辑一次才会补发。</w:t>
+      </w:r>
+    </w:p>
+    <w:p>
+      <w:pPr>
+        <w:ind w:left="283"/>
+        <w:rPr>
+          <w:lang w:eastAsia="zh-CN"/>
+        </w:rPr>
+      </w:pPr>
+      <w:r>
+        <w:rPr>
+          <w:lang w:eastAsia="zh-CN"/>
+        </w:rPr>
+        <w:t xml:space="preserve">• </w:t>
+      </w:r>
+      <w:r>
+        <w:rPr>
+          <w:lang w:eastAsia="zh-CN"/>
+        </w:rPr>
+        <w:t>现在重新启用员工会自动把工号姓名重新发给考勤机，跟停用的动作对称了，不用再手动补一次。</w:t>
+      </w:r>
+    </w:p>
+    <w:p>
+      <w:pPr>
+        <w:spacing w:before="240" w:after="100"/>
+        <w:rPr>
+          <w:lang w:eastAsia="zh-CN"/>
+        </w:rPr>
+      </w:pPr>
+      <w:r>
+        <w:rPr>
+          <w:b/>
+          <w:color w:val="1F4E79"/>
+          <w:sz w:val="26"/>
+          <w:lang w:eastAsia="zh-CN"/>
+        </w:rPr>
+        <w:t>修复：同一分钟内打两次卡，偶尔会在原始记录里多算一条</w:t>
+      </w:r>
+    </w:p>
+    <w:p>
+      <w:pPr>
+        <w:ind w:left="283"/>
+        <w:rPr>
+          <w:lang w:eastAsia="zh-CN"/>
+        </w:rPr>
+      </w:pPr>
+      <w:r>
+        <w:rPr>
+          <w:lang w:eastAsia="zh-CN"/>
+        </w:rPr>
+        <w:t xml:space="preserve">• </w:t>
+      </w:r>
+      <w:r>
+        <w:rPr>
+          <w:lang w:eastAsia="zh-CN"/>
+        </w:rPr>
+        <w:t>之前判断"是不是重复打卡"精确到秒，同一分钟内前后两次刷卡（比如设备重复上报）会被当成两条不同的记录都存下来，虽然不影响最终报表上显示的上下班时间，但底层的打卡流水表会多一条冗余记录。</w:t>
+      </w:r>
+    </w:p>
+    <w:p>
+      <w:pPr>
+        <w:ind w:left="283"/>
+        <w:rPr>
+          <w:lang w:eastAsia="zh-CN"/>
+        </w:rPr>
+      </w:pPr>
+      <w:r>
+        <w:rPr>
+          <w:lang w:eastAsia="zh-CN"/>
+        </w:rPr>
+        <w:t xml:space="preserve">• </w:t>
+      </w:r>
+      <w:r>
+        <w:rPr>
+          <w:lang w:eastAsia="zh-CN"/>
+        </w:rPr>
+        <w:t>现在判断精确到分钟，同一分钟内的重复打卡只会保留一条。</w:t>
       </w:r>
     </w:p>
     <w:p>

--- a/docs/考勤系统更新日志_完整版.docx
+++ b/docs/考勤系统更新日志_完整版.docx
@@ -114,6 +114,308 @@
           <w:lang w:eastAsia="zh-CN"/>
         </w:rPr>
         <w:t>说明：这份文档记录考勤系统每次功能改动，语言尽量简单，方便非技术人员看懂；每次改动都会在最上面加一条新记录（时间倒序）。</w:t>
+      </w:r>
+    </w:p>
+    <w:p>
+      <w:pPr>
+        <w:spacing w:before="400" w:after="160"/>
+        <w:pBdr>
+          <w:bottom w:val="single" w:sz="6" w:space="4" w:color="1F4E79"/>
+        </w:pBdr>
+        <w:rPr>
+          <w:lang w:eastAsia="zh-CN"/>
+        </w:rPr>
+      </w:pPr>
+      <w:r>
+        <w:rPr>
+          <w:b/>
+          <w:color w:val="1F4E79"/>
+          <w:sz w:val="32"/>
+          <w:lang w:eastAsia="zh-CN"/>
+        </w:rPr>
+        <w:t>2026-08-21（投产前整改：命令送达确认、并发防丢、其它加固）</w:t>
+      </w:r>
+    </w:p>
+    <w:p>
+      <w:pPr>
+        <w:spacing w:before="240" w:after="100"/>
+        <w:rPr>
+          <w:lang w:eastAsia="zh-CN"/>
+        </w:rPr>
+      </w:pPr>
+      <w:r>
+        <w:rPr>
+          <w:b/>
+          <w:color w:val="1F4E79"/>
+          <w:sz w:val="26"/>
+          <w:lang w:eastAsia="zh-CN"/>
+        </w:rPr>
+        <w:t>修复：员工停用的删除指令"发出即算成功"，实际有没有执行成功不知道</w:t>
+      </w:r>
+    </w:p>
+    <w:p>
+      <w:pPr>
+        <w:ind w:left="283"/>
+        <w:rPr>
+          <w:lang w:eastAsia="zh-CN"/>
+        </w:rPr>
+      </w:pPr>
+      <w:r>
+        <w:rPr>
+          <w:lang w:eastAsia="zh-CN"/>
+        </w:rPr>
+        <w:t xml:space="preserve">• </w:t>
+      </w:r>
+      <w:r>
+        <w:rPr>
+          <w:lang w:eastAsia="zh-CN"/>
+        </w:rPr>
+        <w:t>以前只要考勤机来问了一次"有没有要我做的"，服务器就认为这条指令（比如"把这个人从设备里删掉"）已经完成，哪怕设备当时正好断网、根本没收到/没执行，也不会再重发，容易出现"系统里显示已停用，但设备上这个人其实还在、还能刷脸"的情况。</w:t>
+      </w:r>
+    </w:p>
+    <w:p>
+      <w:pPr>
+        <w:ind w:left="283"/>
+        <w:rPr>
+          <w:lang w:eastAsia="zh-CN"/>
+        </w:rPr>
+      </w:pPr>
+      <w:r>
+        <w:rPr>
+          <w:lang w:eastAsia="zh-CN"/>
+        </w:rPr>
+        <w:t xml:space="preserve">• </w:t>
+      </w:r>
+      <w:r>
+        <w:rPr>
+          <w:lang w:eastAsia="zh-CN"/>
+        </w:rPr>
+        <w:t>现在改成要等设备真正回执"执行成功"才算数；如果超过一段时间设备一直没回执执行成功，系统会自动重新把指令发一遍，不用人工干预。</w:t>
+      </w:r>
+    </w:p>
+    <w:p>
+      <w:pPr>
+        <w:spacing w:before="240" w:after="100"/>
+        <w:rPr>
+          <w:lang w:eastAsia="zh-CN"/>
+        </w:rPr>
+      </w:pPr>
+      <w:r>
+        <w:rPr>
+          <w:b/>
+          <w:color w:val="1F4E79"/>
+          <w:sz w:val="26"/>
+          <w:lang w:eastAsia="zh-CN"/>
+        </w:rPr>
+        <w:t>修复：打卡数据在极端并发下重试还是失败时，设备会以为传成功了，其实数据丢了</w:t>
+      </w:r>
+    </w:p>
+    <w:p>
+      <w:pPr>
+        <w:ind w:left="283"/>
+        <w:rPr>
+          <w:lang w:eastAsia="zh-CN"/>
+        </w:rPr>
+      </w:pPr>
+      <w:r>
+        <w:rPr>
+          <w:lang w:eastAsia="zh-CN"/>
+        </w:rPr>
+        <w:t xml:space="preserve">• </w:t>
+      </w:r>
+      <w:r>
+        <w:rPr>
+          <w:lang w:eastAsia="zh-CN"/>
+        </w:rPr>
+        <w:t>之前打卡高峰期如果连续多次都撞车失败，系统会记一条错误日志，但还是告诉设备"收到了"，设备就不会再重传，这批数据就真的丢了。</w:t>
+      </w:r>
+    </w:p>
+    <w:p>
+      <w:pPr>
+        <w:ind w:left="283"/>
+        <w:rPr>
+          <w:lang w:eastAsia="zh-CN"/>
+        </w:rPr>
+      </w:pPr>
+      <w:r>
+        <w:rPr>
+          <w:lang w:eastAsia="zh-CN"/>
+        </w:rPr>
+        <w:t xml:space="preserve">• </w:t>
+      </w:r>
+      <w:r>
+        <w:rPr>
+          <w:lang w:eastAsia="zh-CN"/>
+        </w:rPr>
+        <w:t>现在遇到这种情况会明确告诉设备"这次没收到"，设备自己的重传机制会在下次上传时把这批数据再传一遍，不会静默丢数据；同时给打卡记录加了数据库层面的强制去重，比之前只在程序里判断更可靠。</w:t>
+      </w:r>
+    </w:p>
+    <w:p>
+      <w:pPr>
+        <w:ind w:left="283"/>
+        <w:rPr>
+          <w:lang w:eastAsia="zh-CN"/>
+        </w:rPr>
+      </w:pPr>
+      <w:r>
+        <w:rPr>
+          <w:lang w:eastAsia="zh-CN"/>
+        </w:rPr>
+        <w:t xml:space="preserve">• </w:t>
+      </w:r>
+      <w:r>
+        <w:rPr>
+          <w:lang w:eastAsia="zh-CN"/>
+        </w:rPr>
+        <w:t>顺带把"一次心跳最多发多少条指令"加了上限（默认 50 条），避免以后批量导入几千名员工时，一次性指令太多让考勤机处理不过来。</w:t>
+      </w:r>
+    </w:p>
+    <w:p>
+      <w:pPr>
+        <w:spacing w:before="240" w:after="100"/>
+        <w:rPr>
+          <w:lang w:eastAsia="zh-CN"/>
+        </w:rPr>
+      </w:pPr>
+      <w:r>
+        <w:rPr>
+          <w:b/>
+          <w:color w:val="1F4E79"/>
+          <w:sz w:val="26"/>
+          <w:lang w:eastAsia="zh-CN"/>
+        </w:rPr>
+        <w:t>加固：定期清理不会再用到的历史数据</w:t>
+      </w:r>
+    </w:p>
+    <w:p>
+      <w:pPr>
+        <w:ind w:left="283"/>
+        <w:rPr>
+          <w:lang w:eastAsia="zh-CN"/>
+        </w:rPr>
+      </w:pPr>
+      <w:r>
+        <w:rPr>
+          <w:lang w:eastAsia="zh-CN"/>
+        </w:rPr>
+        <w:t xml:space="preserve">• </w:t>
+      </w:r>
+      <w:r>
+        <w:rPr>
+          <w:lang w:eastAsia="zh-CN"/>
+        </w:rPr>
+        <w:t>考勤机的指令记录、考勤照片以前只会一直往数据库/硬盘里堆，没有任何清理。现在每天凌晨自动清理确认执行成功超过 30 天的指令记录、超过 30 天的考勤照片，避免长期运行后数据越堆越多。</w:t>
+      </w:r>
+    </w:p>
+    <w:p>
+      <w:pPr>
+        <w:spacing w:before="240" w:after="100"/>
+        <w:rPr>
+          <w:lang w:eastAsia="zh-CN"/>
+        </w:rPr>
+      </w:pPr>
+      <w:r>
+        <w:rPr>
+          <w:b/>
+          <w:color w:val="1F4E79"/>
+          <w:sz w:val="26"/>
+          <w:lang w:eastAsia="zh-CN"/>
+        </w:rPr>
+        <w:t>小优化：已登录用户打开系统首页不用再多跳一次登录页</w:t>
+      </w:r>
+    </w:p>
+    <w:p>
+      <w:pPr>
+        <w:ind w:left="283"/>
+        <w:rPr>
+          <w:lang w:eastAsia="zh-CN"/>
+        </w:rPr>
+      </w:pPr>
+      <w:r>
+        <w:rPr>
+          <w:lang w:eastAsia="zh-CN"/>
+        </w:rPr>
+        <w:t xml:space="preserve">• </w:t>
+      </w:r>
+      <w:r>
+        <w:rPr>
+          <w:lang w:eastAsia="zh-CN"/>
+        </w:rPr>
+        <w:t>以前不管有没有登录，打开网址都会先跳到登录页，登录过的人再被登录页自动跳回首页，多绕一次。现在已登录的人直接进对应首页。</w:t>
+      </w:r>
+    </w:p>
+    <w:p>
+      <w:pPr>
+        <w:spacing w:before="240" w:after="100"/>
+        <w:rPr>
+          <w:lang w:eastAsia="zh-CN"/>
+        </w:rPr>
+      </w:pPr>
+      <w:r>
+        <w:rPr>
+          <w:b/>
+          <w:color w:val="1F4E79"/>
+          <w:sz w:val="26"/>
+          <w:lang w:eastAsia="zh-CN"/>
+        </w:rPr>
+        <w:t>小优化：月度汇总生成时间往后错了几分钟</w:t>
+      </w:r>
+    </w:p>
+    <w:p>
+      <w:pPr>
+        <w:ind w:left="283"/>
+        <w:rPr>
+          <w:lang w:eastAsia="zh-CN"/>
+        </w:rPr>
+      </w:pPr>
+      <w:r>
+        <w:rPr>
+          <w:lang w:eastAsia="zh-CN"/>
+        </w:rPr>
+        <w:t xml:space="preserve">• </w:t>
+      </w:r>
+      <w:r>
+        <w:rPr>
+          <w:lang w:eastAsia="zh-CN"/>
+        </w:rPr>
+        <w:t>每月 1 号生成上个月考勤汇总的时间从 00:02 改到 00:10，给月末最后几分钟的打卡数据多留一点到账时间，避免极端情况下卡在月初生成时刻之前几分钟的打卡漏算进汇总。</w:t>
+      </w:r>
+    </w:p>
+    <w:p>
+      <w:pPr>
+        <w:spacing w:before="240" w:after="100"/>
+        <w:rPr>
+          <w:lang w:eastAsia="zh-CN"/>
+        </w:rPr>
+      </w:pPr>
+      <w:r>
+        <w:rPr>
+          <w:b/>
+          <w:color w:val="1F4E79"/>
+          <w:sz w:val="26"/>
+          <w:lang w:eastAsia="zh-CN"/>
+        </w:rPr>
+        <w:t>说明：迟到/早退的容差时间，用班次管理里现成的设置就够，不用额外加</w:t>
+      </w:r>
+    </w:p>
+    <w:p>
+      <w:pPr>
+        <w:ind w:left="283"/>
+        <w:rPr>
+          <w:lang w:eastAsia="zh-CN"/>
+        </w:rPr>
+      </w:pPr>
+      <w:r>
+        <w:rPr>
+          <w:lang w:eastAsia="zh-CN"/>
+        </w:rPr>
+        <w:t xml:space="preserve">• </w:t>
+      </w:r>
+      <w:r>
+        <w:rPr>
+          <w:lang w:eastAsia="zh-CN"/>
+        </w:rPr>
+        <w:t>排查"设备时钟可能有几分钟误差，会不会影响迟到早退判定"这个问题时发现，"班次管理"页面本来就有"迟到容忍分钟数"/"早退容忍分钟数"这两个设置（当前是 5 分钟），已经能覆盖这种误差，不需要另外加一层限制。</w:t>
       </w:r>
     </w:p>
     <w:p>

--- a/docs/考勤系统更新日志_完整版.docx
+++ b/docs/考勤系统更新日志_完整版.docx
@@ -114,6 +114,375 @@
           <w:lang w:eastAsia="zh-CN"/>
         </w:rPr>
         <w:t>说明：这份文档记录考勤系统每次功能改动，语言尽量简单，方便非技术人员看懂；每次改动都会在最上面加一条新记录（时间倒序）。</w:t>
+      </w:r>
+    </w:p>
+    <w:p>
+      <w:pPr>
+        <w:spacing w:before="400" w:after="160"/>
+        <w:pBdr>
+          <w:bottom w:val="single" w:sz="6" w:space="4" w:color="1F4E79"/>
+        </w:pBdr>
+        <w:rPr>
+          <w:lang w:eastAsia="zh-CN"/>
+        </w:rPr>
+      </w:pPr>
+      <w:r>
+        <w:rPr>
+          <w:b/>
+          <w:color w:val="1F4E79"/>
+          <w:sz w:val="32"/>
+          <w:lang w:eastAsia="zh-CN"/>
+        </w:rPr>
+        <w:t>2026-08-21（新增"远程打卡"：出差在外、到不了考勤机时用手机定位+人脸识别打卡）</w:t>
+      </w:r>
+    </w:p>
+    <w:p>
+      <w:pPr>
+        <w:spacing w:before="240" w:after="100"/>
+        <w:rPr>
+          <w:lang w:eastAsia="zh-CN"/>
+        </w:rPr>
+      </w:pPr>
+      <w:r>
+        <w:rPr>
+          <w:b/>
+          <w:color w:val="1F4E79"/>
+          <w:sz w:val="26"/>
+          <w:lang w:eastAsia="zh-CN"/>
+        </w:rPr>
+        <w:t>优化：远程打卡改成一个按钮，系统自动判断上班还是下班，期间可以反复打卡</w:t>
+      </w:r>
+    </w:p>
+    <w:p>
+      <w:pPr>
+        <w:ind w:left="283"/>
+        <w:rPr>
+          <w:lang w:eastAsia="zh-CN"/>
+        </w:rPr>
+      </w:pPr>
+      <w:r>
+        <w:rPr>
+          <w:lang w:eastAsia="zh-CN"/>
+        </w:rPr>
+        <w:t xml:space="preserve">• </w:t>
+      </w:r>
+      <w:r>
+        <w:rPr>
+          <w:lang w:eastAsia="zh-CN"/>
+        </w:rPr>
+        <w:t>之前是"上班打卡""下班打卡"两个按钮，员工要自己选。现在改成一个"打卡"按钮：今天还没打过就自动算上班，打过之后再打就自动算下班；下班之后还能再打，每次都会把下班时间更新成最新这一次，不用担心打早了或者打漏了。</w:t>
+      </w:r>
+    </w:p>
+    <w:p>
+      <w:pPr>
+        <w:ind w:left="283"/>
+        <w:rPr>
+          <w:lang w:eastAsia="zh-CN"/>
+        </w:rPr>
+      </w:pPr>
+      <w:r>
+        <w:rPr>
+          <w:lang w:eastAsia="zh-CN"/>
+        </w:rPr>
+        <w:t xml:space="preserve">• </w:t>
+      </w:r>
+      <w:r>
+        <w:rPr>
+          <w:lang w:eastAsia="zh-CN"/>
+        </w:rPr>
+        <w:t>顺带修了一个问题：之前如果同一分钟内连续点两次打卡，系统会报错。现在同一分钟内重复点不会再出错，也不会重复记录。</w:t>
+      </w:r>
+    </w:p>
+    <w:p>
+      <w:pPr>
+        <w:spacing w:before="240" w:after="100"/>
+        <w:rPr>
+          <w:lang w:eastAsia="zh-CN"/>
+        </w:rPr>
+      </w:pPr>
+      <w:r>
+        <w:rPr>
+          <w:b/>
+          <w:color w:val="1F4E79"/>
+          <w:sz w:val="26"/>
+          <w:lang w:eastAsia="zh-CN"/>
+        </w:rPr>
+        <w:t>新增：远程打卡现在可以限定必须在指定地点范围内才能打卡</w:t>
+      </w:r>
+    </w:p>
+    <w:p>
+      <w:pPr>
+        <w:ind w:left="283"/>
+        <w:rPr>
+          <w:lang w:eastAsia="zh-CN"/>
+        </w:rPr>
+      </w:pPr>
+      <w:r>
+        <w:rPr>
+          <w:lang w:eastAsia="zh-CN"/>
+        </w:rPr>
+        <w:t xml:space="preserve">• </w:t>
+      </w:r>
+      <w:r>
+        <w:rPr>
+          <w:lang w:eastAsia="zh-CN"/>
+        </w:rPr>
+        <w:t>之前远程打卡不做地点限制，只是把定位记下来。现在改成：如果所在考勤组配置了"允许打卡的地点"，远程打卡会先校验人是不是在这些地点范围内，不在范围内直接拒绝、连人脸识别都不会走（省下识别调用）；没配置地点的考勤组不受影响，跟以前一样不限制。</w:t>
+      </w:r>
+    </w:p>
+    <w:p>
+      <w:pPr>
+        <w:ind w:left="283"/>
+        <w:rPr>
+          <w:lang w:eastAsia="zh-CN"/>
+        </w:rPr>
+      </w:pPr>
+      <w:r>
+        <w:rPr>
+          <w:lang w:eastAsia="zh-CN"/>
+        </w:rPr>
+        <w:t xml:space="preserve">• </w:t>
+      </w:r>
+      <w:r>
+        <w:rPr>
+          <w:lang w:eastAsia="zh-CN"/>
+        </w:rPr>
+        <w:t>配置方法：去"考勤组管理"，给对应的考勤组打开"定位打卡"、添加允许打卡的地点（名称+位置+半径），保存后远程打卡就会按这个地点校验。</w:t>
+      </w:r>
+    </w:p>
+    <w:p>
+      <w:pPr>
+        <w:spacing w:before="240" w:after="100"/>
+        <w:rPr>
+          <w:lang w:eastAsia="zh-CN"/>
+        </w:rPr>
+      </w:pPr>
+      <w:r>
+        <w:rPr>
+          <w:b/>
+          <w:color w:val="1F4E79"/>
+          <w:sz w:val="26"/>
+          <w:lang w:eastAsia="zh-CN"/>
+        </w:rPr>
+        <w:t>优化：远程打卡改成直接开摄像头实时识别，不用再手动选照片上传</w:t>
+      </w:r>
+    </w:p>
+    <w:p>
+      <w:pPr>
+        <w:ind w:left="283"/>
+        <w:rPr>
+          <w:lang w:eastAsia="zh-CN"/>
+        </w:rPr>
+      </w:pPr>
+      <w:r>
+        <w:rPr>
+          <w:lang w:eastAsia="zh-CN"/>
+        </w:rPr>
+        <w:t xml:space="preserve">• </w:t>
+      </w:r>
+      <w:r>
+        <w:rPr>
+          <w:lang w:eastAsia="zh-CN"/>
+        </w:rPr>
+        <w:t>一开始是"点一下选一张照片上传"，现在改成打开页面就直接调起摄像头实时预览，点"上班/下班打卡"的瞬间自动截取当前画面去识别，跟考勤机现场刷脸的感觉更接近，不用自己拍照再选文件。</w:t>
+      </w:r>
+    </w:p>
+    <w:p>
+      <w:pPr>
+        <w:spacing w:before="240" w:after="100"/>
+        <w:rPr>
+          <w:lang w:eastAsia="zh-CN"/>
+        </w:rPr>
+      </w:pPr>
+      <w:r>
+        <w:rPr>
+          <w:b/>
+          <w:color w:val="1F4E79"/>
+          <w:sz w:val="26"/>
+          <w:lang w:eastAsia="zh-CN"/>
+        </w:rPr>
+        <w:t>新增：员工自助录入人脸信息</w:t>
+      </w:r>
+    </w:p>
+    <w:p>
+      <w:pPr>
+        <w:ind w:left="283"/>
+        <w:rPr>
+          <w:lang w:eastAsia="zh-CN"/>
+        </w:rPr>
+      </w:pPr>
+      <w:r>
+        <w:rPr>
+          <w:lang w:eastAsia="zh-CN"/>
+        </w:rPr>
+        <w:t xml:space="preserve">• </w:t>
+      </w:r>
+      <w:r>
+        <w:rPr>
+          <w:lang w:eastAsia="zh-CN"/>
+        </w:rPr>
+        <w:t>侧边栏新增"人脸信息"页面，员工可以自己上传一张正脸照片，作为以后远程打卡时的比对基准。这个功能之前代码写了一半没做完，现在补全了。</w:t>
+      </w:r>
+    </w:p>
+    <w:p>
+      <w:pPr>
+        <w:spacing w:before="240" w:after="100"/>
+        <w:rPr>
+          <w:lang w:eastAsia="zh-CN"/>
+        </w:rPr>
+      </w:pPr>
+      <w:r>
+        <w:rPr>
+          <w:b/>
+          <w:color w:val="1F4E79"/>
+          <w:sz w:val="26"/>
+          <w:lang w:eastAsia="zh-CN"/>
+        </w:rPr>
+        <w:t>新增：远程打卡（手机定位 + 人脸识别）</w:t>
+      </w:r>
+    </w:p>
+    <w:p>
+      <w:pPr>
+        <w:ind w:left="283"/>
+        <w:rPr>
+          <w:lang w:eastAsia="zh-CN"/>
+        </w:rPr>
+      </w:pPr>
+      <w:r>
+        <w:rPr>
+          <w:lang w:eastAsia="zh-CN"/>
+        </w:rPr>
+        <w:t xml:space="preserve">• </w:t>
+      </w:r>
+      <w:r>
+        <w:rPr>
+          <w:lang w:eastAsia="zh-CN"/>
+        </w:rPr>
+        <w:t>侧边栏新增"远程打卡"页面：出差在外、身边没有考勤机的时候，用手机拍一张现场照片、系统自动获取当前定位，跟员工自己录入的参考照片做人脸比对，通过了才能打卡成功，跟考勤机刷脸打卡是同一套安全标准（活体检测+人脸比对），不是随便拍张照片就能过。</w:t>
+      </w:r>
+    </w:p>
+    <w:p>
+      <w:pPr>
+        <w:ind w:left="283"/>
+        <w:rPr>
+          <w:lang w:eastAsia="zh-CN"/>
+        </w:rPr>
+      </w:pPr>
+      <w:r>
+        <w:rPr>
+          <w:lang w:eastAsia="zh-CN"/>
+        </w:rPr>
+        <w:t xml:space="preserve">• </w:t>
+      </w:r>
+      <w:r>
+        <w:rPr>
+          <w:b/>
+          <w:lang w:eastAsia="zh-CN"/>
+        </w:rPr>
+        <w:t>默认所有人都不能用</w:t>
+      </w:r>
+      <w:r>
+        <w:rPr>
+          <w:lang w:eastAsia="zh-CN"/>
+        </w:rPr>
+        <w:t>，只有管理员在"员工管理"里单独给某个员工打开"允许远程打卡"开关，这个人才能看到打卡表单，避免变成绕开考勤机的漏洞。</w:t>
+      </w:r>
+    </w:p>
+    <w:p>
+      <w:pPr>
+        <w:ind w:left="283"/>
+        <w:rPr>
+          <w:lang w:eastAsia="zh-CN"/>
+        </w:rPr>
+      </w:pPr>
+      <w:r>
+        <w:rPr>
+          <w:lang w:eastAsia="zh-CN"/>
+        </w:rPr>
+        <w:t xml:space="preserve">• </w:t>
+      </w:r>
+      <w:r>
+        <w:rPr>
+          <w:lang w:eastAsia="zh-CN"/>
+        </w:rPr>
+        <w:t>加了防刷机制：短时间内人脸识别连续失败太多次会被临时限制，避免有人拿别人的照片反复尝试。</w:t>
+      </w:r>
+    </w:p>
+    <w:p>
+      <w:pPr>
+        <w:ind w:left="283"/>
+        <w:rPr>
+          <w:lang w:eastAsia="zh-CN"/>
+        </w:rPr>
+      </w:pPr>
+      <w:r>
+        <w:rPr>
+          <w:lang w:eastAsia="zh-CN"/>
+        </w:rPr>
+        <w:t xml:space="preserve">• </w:t>
+      </w:r>
+      <w:r>
+        <w:rPr>
+          <w:lang w:eastAsia="zh-CN"/>
+        </w:rPr>
+        <w:t>识别失败可以改成提交"补卡申请"，由主管人工审核处理。</w:t>
+      </w:r>
+    </w:p>
+    <w:p>
+      <w:pPr>
+        <w:ind w:left="283"/>
+        <w:rPr>
+          <w:lang w:eastAsia="zh-CN"/>
+        </w:rPr>
+      </w:pPr>
+      <w:r>
+        <w:rPr>
+          <w:lang w:eastAsia="zh-CN"/>
+        </w:rPr>
+        <w:t xml:space="preserve">• </w:t>
+      </w:r>
+      <w:r>
+        <w:rPr>
+          <w:lang w:eastAsia="zh-CN"/>
+        </w:rPr>
+        <w:t>远程打卡不受"打卡地点范围"限制（毕竟人本来就不在公司），但会记录当时的定位，方便留痕核对。</w:t>
+      </w:r>
+    </w:p>
+    <w:p>
+      <w:pPr>
+        <w:spacing w:before="240" w:after="100"/>
+        <w:rPr>
+          <w:lang w:eastAsia="zh-CN"/>
+        </w:rPr>
+      </w:pPr>
+      <w:r>
+        <w:rPr>
+          <w:b/>
+          <w:color w:val="1F4E79"/>
+          <w:sz w:val="26"/>
+          <w:lang w:eastAsia="zh-CN"/>
+        </w:rPr>
+        <w:t>说明：出差审批的"自动算全勤"没有变</w:t>
+      </w:r>
+    </w:p>
+    <w:p>
+      <w:pPr>
+        <w:ind w:left="283"/>
+        <w:rPr>
+          <w:lang w:eastAsia="zh-CN"/>
+        </w:rPr>
+      </w:pPr>
+      <w:r>
+        <w:rPr>
+          <w:lang w:eastAsia="zh-CN"/>
+        </w:rPr>
+        <w:t xml:space="preserve">• </w:t>
+      </w:r>
+      <w:r>
+        <w:rPr>
+          <w:lang w:eastAsia="zh-CN"/>
+        </w:rPr>
+        <w:t>系统里原有的"出差"审批通过后，出差期间仍然自动算全勤、不强制要求打卡，这次新增的"远程打卡"是另外一条独立的路，两者不冲突，员工/管理员可以按实际情况选用。</w:t>
       </w:r>
     </w:p>
     <w:p>

--- a/docs/考勤系统更新日志_完整版.docx
+++ b/docs/考勤系统更新日志_完整版.docx
@@ -97,7 +97,7 @@
           <w:sz w:val="24"/>
           <w:lang w:eastAsia="zh-CN"/>
         </w:rPr>
-        <w:t>生成日期：2026年8月21日</w:t>
+        <w:t>生成日期：2026年9月1日</w:t>
       </w:r>
     </w:p>
     <w:p>
@@ -114,6 +114,743 @@
           <w:lang w:eastAsia="zh-CN"/>
         </w:rPr>
         <w:t>说明：这份文档记录考勤系统每次功能改动，语言尽量简单，方便非技术人员看懂；每次改动都会在最上面加一条新记录（时间倒序）。</w:t>
+      </w:r>
+    </w:p>
+    <w:p>
+      <w:pPr>
+        <w:spacing w:before="400" w:after="160"/>
+        <w:pBdr>
+          <w:bottom w:val="single" w:sz="6" w:space="4" w:color="1F4E79"/>
+        </w:pBdr>
+        <w:rPr>
+          <w:lang w:eastAsia="zh-CN"/>
+        </w:rPr>
+      </w:pPr>
+      <w:r>
+        <w:rPr>
+          <w:b/>
+          <w:color w:val="1F4E79"/>
+          <w:sz w:val="32"/>
+          <w:lang w:eastAsia="zh-CN"/>
+        </w:rPr>
+        <w:t>2026-09-01（修复：部分考勤机型号不支持"签到/签退"按键，导致下班卡打不出来）</w:t>
+      </w:r>
+    </w:p>
+    <w:p>
+      <w:pPr>
+        <w:spacing w:before="240" w:after="100"/>
+        <w:rPr>
+          <w:lang w:eastAsia="zh-CN"/>
+        </w:rPr>
+      </w:pPr>
+      <w:r>
+        <w:rPr>
+          <w:b/>
+          <w:color w:val="1F4E79"/>
+          <w:sz w:val="26"/>
+          <w:lang w:eastAsia="zh-CN"/>
+        </w:rPr>
+        <w:t>修复：考勤机打卡不再依赖设备上报的"签到/签退"状态</w:t>
+      </w:r>
+    </w:p>
+    <w:p>
+      <w:pPr>
+        <w:ind w:left="283"/>
+        <w:rPr>
+          <w:lang w:eastAsia="zh-CN"/>
+        </w:rPr>
+      </w:pPr>
+      <w:r>
+        <w:rPr>
+          <w:lang w:eastAsia="zh-CN"/>
+        </w:rPr>
+        <w:t xml:space="preserve">• </w:t>
+      </w:r>
+      <w:r>
+        <w:rPr>
+          <w:lang w:eastAsia="zh-CN"/>
+        </w:rPr>
+        <w:t>之前系统是完全相信考勤机自己上报的"这次是签到还是签退"，但排查发现有些考勤机型号（比如触屏款）根本没有可以按的签到/签退键，员工直接刷脸的话，设备默认永远上报"签到"，导致下班怎么打卡都不会被记成下班、下班时间一直是空的。</w:t>
+      </w:r>
+    </w:p>
+    <w:p>
+      <w:pPr>
+        <w:ind w:left="283"/>
+        <w:rPr>
+          <w:lang w:eastAsia="zh-CN"/>
+        </w:rPr>
+      </w:pPr>
+      <w:r>
+        <w:rPr>
+          <w:lang w:eastAsia="zh-CN"/>
+        </w:rPr>
+        <w:t xml:space="preserve">• </w:t>
+      </w:r>
+      <w:r>
+        <w:rPr>
+          <w:lang w:eastAsia="zh-CN"/>
+        </w:rPr>
+        <w:t>现在改成不再看设备上报的状态，改成系统自己判断：</w:t>
+      </w:r>
+      <w:r>
+        <w:rPr>
+          <w:b/>
+          <w:lang w:eastAsia="zh-CN"/>
+        </w:rPr>
+        <w:t>当天第一次打卡算上班，之后再打的都算下班（取最晚一次）</w:t>
+      </w:r>
+      <w:r>
+        <w:rPr>
+          <w:lang w:eastAsia="zh-CN"/>
+        </w:rPr>
+        <w:t>，跟"远程打卡"功能的判断逻辑一致，不管设备有没有签到/签退按键、员工有没有正确操作，都能正常打出上下班时间。</w:t>
+      </w:r>
+    </w:p>
+    <w:p>
+      <w:pPr>
+        <w:ind w:left="283"/>
+        <w:rPr>
+          <w:lang w:eastAsia="zh-CN"/>
+        </w:rPr>
+      </w:pPr>
+      <w:r>
+        <w:rPr>
+          <w:lang w:eastAsia="zh-CN"/>
+        </w:rPr>
+        <w:t xml:space="preserve">• </w:t>
+      </w:r>
+      <w:r>
+        <w:rPr>
+          <w:lang w:eastAsia="zh-CN"/>
+        </w:rPr>
+        <w:t>"外出""外出返回"这两种打卡不受影响，还是按设备上报的正常记录。</w:t>
+      </w:r>
+    </w:p>
+    <w:p>
+      <w:pPr>
+        <w:ind w:left="283"/>
+        <w:rPr>
+          <w:lang w:eastAsia="zh-CN"/>
+        </w:rPr>
+      </w:pPr>
+      <w:r>
+        <w:rPr>
+          <w:lang w:eastAsia="zh-CN"/>
+        </w:rPr>
+        <w:t xml:space="preserve">• </w:t>
+      </w:r>
+      <w:r>
+        <w:rPr>
+          <w:lang w:eastAsia="zh-CN"/>
+        </w:rPr>
+        <w:t>顺带补上了考勤机这条链路一直缺的夜班（跨天班次）处理：夜班下班打卡时日历已经翻到第二天，现在会自动续上"昨晚已打上班卡、还没打下班卡"的那条记录，不会把下班时间错记成第二天一条新的"上班"记录（这个处理"远程/手动打卡"那条链路早就有，这次是把考勤机同步这边也补齐，两边口径统一）。</w:t>
+      </w:r>
+    </w:p>
+    <w:p>
+      <w:pPr>
+        <w:spacing w:before="240" w:after="100"/>
+        <w:rPr>
+          <w:lang w:eastAsia="zh-CN"/>
+        </w:rPr>
+      </w:pPr>
+      <w:r>
+        <w:rPr>
+          <w:b/>
+          <w:color w:val="1F4E79"/>
+          <w:sz w:val="26"/>
+          <w:lang w:eastAsia="zh-CN"/>
+        </w:rPr>
+        <w:t>修复：员工上班期间随手多刷几次脸，可能被误判成"早退"、且改不回来</w:t>
+      </w:r>
+    </w:p>
+    <w:p>
+      <w:pPr>
+        <w:ind w:left="283"/>
+        <w:rPr>
+          <w:lang w:eastAsia="zh-CN"/>
+        </w:rPr>
+      </w:pPr>
+      <w:r>
+        <w:rPr>
+          <w:lang w:eastAsia="zh-CN"/>
+        </w:rPr>
+        <w:t xml:space="preserve">• </w:t>
+      </w:r>
+      <w:r>
+        <w:rPr>
+          <w:lang w:eastAsia="zh-CN"/>
+        </w:rPr>
+        <w:t>员工上班期间可能会因为午间打卡、中途路过设备等原因随手多刷几次脸，之前的逻辑是"只要有一次打卡被算成早退，这个'早退'标记就会一直卡住"，即使后面真的按时/晚下班了，状态也不会自动纠正回来。</w:t>
+      </w:r>
+    </w:p>
+    <w:p>
+      <w:pPr>
+        <w:ind w:left="283"/>
+        <w:rPr>
+          <w:lang w:eastAsia="zh-CN"/>
+        </w:rPr>
+      </w:pPr>
+      <w:r>
+        <w:rPr>
+          <w:lang w:eastAsia="zh-CN"/>
+        </w:rPr>
+        <w:t xml:space="preserve">• </w:t>
+      </w:r>
+      <w:r>
+        <w:rPr>
+          <w:lang w:eastAsia="zh-CN"/>
+        </w:rPr>
+        <w:t>现在改成每次有新的"下班"打卡，都用这一次最新的时间重新完整评估一次状态，不再是只加不减——只要最终真正下班的那次打卡不早退，之前中途误判的"早退"标记会被自动纠正过来。迟到状态不受影响（迟到了就是迟到了，不会被后面的下班状态覆盖掉）。</w:t>
+      </w:r>
+    </w:p>
+    <w:p>
+      <w:pPr>
+        <w:spacing w:before="240" w:after="100"/>
+        <w:rPr>
+          <w:lang w:eastAsia="zh-CN"/>
+        </w:rPr>
+      </w:pPr>
+      <w:r>
+        <w:rPr>
+          <w:b/>
+          <w:color w:val="1F4E79"/>
+          <w:sz w:val="26"/>
+          <w:lang w:eastAsia="zh-CN"/>
+        </w:rPr>
+        <w:t>优化：结合班次的"午间必打卡"窗口设置，更准确地识别每次打卡是不是午间打卡</w:t>
+      </w:r>
+    </w:p>
+    <w:p>
+      <w:pPr>
+        <w:ind w:left="283"/>
+        <w:rPr>
+          <w:lang w:eastAsia="zh-CN"/>
+        </w:rPr>
+      </w:pPr>
+      <w:r>
+        <w:rPr>
+          <w:lang w:eastAsia="zh-CN"/>
+        </w:rPr>
+        <w:t xml:space="preserve">• </w:t>
+      </w:r>
+      <w:r>
+        <w:rPr>
+          <w:lang w:eastAsia="zh-CN"/>
+        </w:rPr>
+        <w:t>上一条修复只是"兜底"，这次进一步优化：员工上班期间第二次及以后的打卡，会先看这次打卡时间落不落在班次设置好的"午间必打卡"窗口内——落在窗口内就正确记成"午间打卡"，不会影响上下班时间；不在任何窗口内，才算下班。</w:t>
+      </w:r>
+    </w:p>
+    <w:p>
+      <w:pPr>
+        <w:ind w:left="283"/>
+        <w:rPr>
+          <w:lang w:eastAsia="zh-CN"/>
+        </w:rPr>
+      </w:pPr>
+      <w:r>
+        <w:rPr>
+          <w:lang w:eastAsia="zh-CN"/>
+        </w:rPr>
+        <w:t xml:space="preserve">• </w:t>
+      </w:r>
+      <w:r>
+        <w:rPr>
+          <w:lang w:eastAsia="zh-CN"/>
+        </w:rPr>
+        <w:t>这样一来，只要班次的午间必打卡窗口配置准确，员工中途去打卡就不会再错误影响下班时间判定；配置窗口之外的随手打卡，仍然靠上一条"状态自动纠正"的机制兜底，不会出现早退状态卡死的情况。</w:t>
+      </w:r>
+    </w:p>
+    <w:p>
+      <w:pPr>
+        <w:ind w:left="283"/>
+        <w:rPr>
+          <w:lang w:eastAsia="zh-CN"/>
+        </w:rPr>
+      </w:pPr>
+      <w:r>
+        <w:rPr>
+          <w:lang w:eastAsia="zh-CN"/>
+        </w:rPr>
+        <w:t xml:space="preserve">• </w:t>
+      </w:r>
+      <w:r>
+        <w:rPr>
+          <w:lang w:eastAsia="zh-CN"/>
+        </w:rPr>
+        <w:t>顺带修了一个连带的小问题：紧挨着上班打卡（几分钟内）又碰了一下设备（比如人脸识别失败重扫），之前会被误判成"秒下班"，现在这种情况会继续算上班，不会误伤。</w:t>
+      </w:r>
+    </w:p>
+    <w:p>
+      <w:pPr>
+        <w:spacing w:before="240" w:after="100"/>
+        <w:rPr>
+          <w:lang w:eastAsia="zh-CN"/>
+        </w:rPr>
+      </w:pPr>
+      <w:r>
+        <w:rPr>
+          <w:b/>
+          <w:color w:val="1F4E79"/>
+          <w:sz w:val="26"/>
+          <w:lang w:eastAsia="zh-CN"/>
+        </w:rPr>
+        <w:t>生产上线前全面复查：修复几处历史遗留的考勤计算问题</w:t>
+      </w:r>
+    </w:p>
+    <w:p>
+      <w:pPr>
+        <w:ind w:left="283"/>
+        <w:rPr>
+          <w:lang w:eastAsia="zh-CN"/>
+        </w:rPr>
+      </w:pPr>
+      <w:r>
+        <w:rPr>
+          <w:lang w:eastAsia="zh-CN"/>
+        </w:rPr>
+        <w:t xml:space="preserve">• </w:t>
+      </w:r>
+      <w:r>
+        <w:rPr>
+          <w:lang w:eastAsia="zh-CN"/>
+        </w:rPr>
+        <w:t>借着这次上线前的复查，把请假、加班、排班相关的代码又通读了一遍，额外揪出并修复了以下几个问题（都是这次复查之前就存在的老问题，跟前面几条考勤机相关的修复无关）：</w:t>
+      </w:r>
+    </w:p>
+    <w:p>
+      <w:pPr>
+        <w:ind w:left="283"/>
+        <w:rPr>
+          <w:lang w:eastAsia="zh-CN"/>
+        </w:rPr>
+      </w:pPr>
+      <w:r>
+        <w:rPr>
+          <w:lang w:eastAsia="zh-CN"/>
+        </w:rPr>
+        <w:t xml:space="preserve">• </w:t>
+      </w:r>
+      <w:r>
+        <w:rPr>
+          <w:b/>
+          <w:lang w:eastAsia="zh-CN"/>
+        </w:rPr>
+        <w:t>请假批准后，如果是还没到的日子（比如提前请下周的假），当时不会立刻建考勤记录，等这天真的到了，会被"旷工检查"误标记成旷工。</w:t>
+      </w:r>
+      <w:r>
+        <w:rPr>
+          <w:lang w:eastAsia="zh-CN"/>
+        </w:rPr>
+        <w:t xml:space="preserve"> 现在改成请假一批准就立刻把请假区间内每一天的记录都建好、标成"请假"，不会再有这个漏洞。</w:t>
+      </w:r>
+    </w:p>
+    <w:p>
+      <w:pPr>
+        <w:ind w:left="283"/>
+        <w:rPr>
+          <w:lang w:eastAsia="zh-CN"/>
+        </w:rPr>
+      </w:pPr>
+      <w:r>
+        <w:rPr>
+          <w:lang w:eastAsia="zh-CN"/>
+        </w:rPr>
+        <w:t xml:space="preserve">• </w:t>
+      </w:r>
+      <w:r>
+        <w:rPr>
+          <w:b/>
+          <w:lang w:eastAsia="zh-CN"/>
+        </w:rPr>
+        <w:t>夜班员工如果忘记打下班卡（离职、设备故障等），这条记录会一直卡在"已上班未下班"的状态，永远不会被系统发现、也不会收到提醒。</w:t>
+      </w:r>
+      <w:r>
+        <w:rPr>
+          <w:lang w:eastAsia="zh-CN"/>
+        </w:rPr>
+        <w:t xml:space="preserve"> 现在改成第二天会自动回头检查一次，确认还是没有下班卡的话，正式标记成"未打卡"并发提醒，不会再无限期卡住。</w:t>
+      </w:r>
+    </w:p>
+    <w:p>
+      <w:pPr>
+        <w:ind w:left="283"/>
+        <w:rPr>
+          <w:lang w:eastAsia="zh-CN"/>
+        </w:rPr>
+      </w:pPr>
+      <w:r>
+        <w:rPr>
+          <w:lang w:eastAsia="zh-CN"/>
+        </w:rPr>
+        <w:t xml:space="preserve">• </w:t>
+      </w:r>
+      <w:r>
+        <w:rPr>
+          <w:b/>
+          <w:lang w:eastAsia="zh-CN"/>
+        </w:rPr>
+        <w:t>夜班配置的"午间必打卡"如果窗口时间在凌晨（比如 02:00~03:00），这次打卡有概率被错误地记到第二天，导致漏打卡判定不准。</w:t>
+      </w:r>
+      <w:r>
+        <w:rPr>
+          <w:lang w:eastAsia="zh-CN"/>
+        </w:rPr>
+        <w:t xml:space="preserve"> 现在这种情况会正确归到夜班当天的记录里。</w:t>
+      </w:r>
+    </w:p>
+    <w:p>
+      <w:pPr>
+        <w:ind w:left="283"/>
+        <w:rPr>
+          <w:lang w:eastAsia="zh-CN"/>
+        </w:rPr>
+      </w:pPr>
+      <w:r>
+        <w:rPr>
+          <w:lang w:eastAsia="zh-CN"/>
+        </w:rPr>
+        <w:t xml:space="preserve">• </w:t>
+      </w:r>
+      <w:r>
+        <w:rPr>
+          <w:b/>
+          <w:lang w:eastAsia="zh-CN"/>
+        </w:rPr>
+        <w:t>同一天有两个人几乎同时提交请假/加班/补卡申请，申请单号有极小概率会撞上，导致提交失败报错。</w:t>
+      </w:r>
+      <w:r>
+        <w:rPr>
+          <w:lang w:eastAsia="zh-CN"/>
+        </w:rPr>
+        <w:t xml:space="preserve"> 现在遇到这种情况会自动重新生成一个单号再试一次，不会再报错。</w:t>
+      </w:r>
+    </w:p>
+    <w:p>
+      <w:pPr>
+        <w:ind w:left="283"/>
+        <w:rPr>
+          <w:lang w:eastAsia="zh-CN"/>
+        </w:rPr>
+      </w:pPr>
+      <w:r>
+        <w:rPr>
+          <w:lang w:eastAsia="zh-CN"/>
+        </w:rPr>
+        <w:t xml:space="preserve">• </w:t>
+      </w:r>
+      <w:r>
+        <w:rPr>
+          <w:b/>
+          <w:lang w:eastAsia="zh-CN"/>
+        </w:rPr>
+        <w:t>员工被系统自动标记"未打卡"之后，如果补传了正常的下班打卡记录，状态之前会一直卡在"未打卡"改不回来。</w:t>
+      </w:r>
+      <w:r>
+        <w:rPr>
+          <w:lang w:eastAsia="zh-CN"/>
+        </w:rPr>
+        <w:t xml:space="preserve"> 现在收到下班打卡后会重新判断一次状态，不会再卡死。</w:t>
+      </w:r>
+    </w:p>
+    <w:p>
+      <w:pPr>
+        <w:ind w:left="283"/>
+        <w:rPr>
+          <w:lang w:eastAsia="zh-CN"/>
+        </w:rPr>
+      </w:pPr>
+      <w:r>
+        <w:rPr>
+          <w:lang w:eastAsia="zh-CN"/>
+        </w:rPr>
+        <w:t xml:space="preserve">• </w:t>
+      </w:r>
+      <w:r>
+        <w:rPr>
+          <w:lang w:eastAsia="zh-CN"/>
+        </w:rPr>
+        <w:t>已离职/停用的员工不会再被上面这些定时检查误标记、误发提醒。</w:t>
+      </w:r>
+    </w:p>
+    <w:p>
+      <w:pPr>
+        <w:spacing w:before="240" w:after="100"/>
+        <w:rPr>
+          <w:lang w:eastAsia="zh-CN"/>
+        </w:rPr>
+      </w:pPr>
+      <w:r>
+        <w:rPr>
+          <w:b/>
+          <w:color w:val="1F4E79"/>
+          <w:sz w:val="26"/>
+          <w:lang w:eastAsia="zh-CN"/>
+        </w:rPr>
+        <w:t>修复："班值排班"页导出排班记录时，如果条件不符合会弹回默认页面、丢失已选的考勤组</w:t>
+      </w:r>
+    </w:p>
+    <w:p>
+      <w:pPr>
+        <w:ind w:left="283"/>
+        <w:rPr>
+          <w:lang w:eastAsia="zh-CN"/>
+        </w:rPr>
+      </w:pPr>
+      <w:r>
+        <w:rPr>
+          <w:lang w:eastAsia="zh-CN"/>
+        </w:rPr>
+        <w:t xml:space="preserve">• </w:t>
+      </w:r>
+      <w:r>
+        <w:rPr>
+          <w:lang w:eastAsia="zh-CN"/>
+        </w:rPr>
+        <w:t>之前如果导出时没选考勤组、或者所选范围内没有在职员工，页面会提示错误并跳转，但跳转后之前勾选的考勤组会丢失，变回默认只选中第一个组，需要重新勾选。现在跳转后会保留之前的勾选，不会丢失。</w:t>
+      </w:r>
+    </w:p>
+    <w:p>
+      <w:pPr>
+        <w:spacing w:before="400" w:after="160"/>
+        <w:pBdr>
+          <w:bottom w:val="single" w:sz="6" w:space="4" w:color="1F4E79"/>
+        </w:pBdr>
+        <w:rPr>
+          <w:lang w:eastAsia="zh-CN"/>
+        </w:rPr>
+      </w:pPr>
+      <w:r>
+        <w:rPr>
+          <w:b/>
+          <w:color w:val="1F4E79"/>
+          <w:sz w:val="32"/>
+          <w:lang w:eastAsia="zh-CN"/>
+        </w:rPr>
+        <w:t>2026-08-21（新增：导出排班记录，方便检查有没有人漏排班）</w:t>
+      </w:r>
+    </w:p>
+    <w:p>
+      <w:pPr>
+        <w:spacing w:before="240" w:after="100"/>
+        <w:rPr>
+          <w:lang w:eastAsia="zh-CN"/>
+        </w:rPr>
+      </w:pPr>
+      <w:r>
+        <w:rPr>
+          <w:b/>
+          <w:color w:val="1F4E79"/>
+          <w:sz w:val="26"/>
+          <w:lang w:eastAsia="zh-CN"/>
+        </w:rPr>
+        <w:t>新增："班值排班"页可以导出排班记录了</w:t>
+      </w:r>
+    </w:p>
+    <w:p>
+      <w:pPr>
+        <w:ind w:left="283"/>
+        <w:rPr>
+          <w:lang w:eastAsia="zh-CN"/>
+        </w:rPr>
+      </w:pPr>
+      <w:r>
+        <w:rPr>
+          <w:lang w:eastAsia="zh-CN"/>
+        </w:rPr>
+        <w:t xml:space="preserve">• </w:t>
+      </w:r>
+      <w:r>
+        <w:rPr>
+          <w:lang w:eastAsia="zh-CN"/>
+        </w:rPr>
+        <w:t>"已排班情况"这个表格旁边新增一个"导出排班记录"按钮，按当前勾选的考勤组、当前查询的日期范围导出 Excel。</w:t>
+      </w:r>
+    </w:p>
+    <w:p>
+      <w:pPr>
+        <w:ind w:left="283"/>
+        <w:rPr>
+          <w:lang w:eastAsia="zh-CN"/>
+        </w:rPr>
+      </w:pPr>
+      <w:r>
+        <w:rPr>
+          <w:lang w:eastAsia="zh-CN"/>
+        </w:rPr>
+        <w:t xml:space="preserve">• </w:t>
+      </w:r>
+      <w:r>
+        <w:rPr>
+          <w:lang w:eastAsia="zh-CN"/>
+        </w:rPr>
+        <w:t>每个人一行，每天一格显示排的是什么班；</w:t>
+      </w:r>
+      <w:r>
+        <w:rPr>
+          <w:b/>
+          <w:lang w:eastAsia="zh-CN"/>
+        </w:rPr>
+        <w:t>该上班的日子却没排班，格子会直接标红显示"未排班"</w:t>
+      </w:r>
+      <w:r>
+        <w:rPr>
+          <w:lang w:eastAsia="zh-CN"/>
+        </w:rPr>
+        <w:t>，方便一眼看出漏排的人和日子。休息日、法定节假日、员工入职之前的日子不算漏排，不会误报。</w:t>
+      </w:r>
+    </w:p>
+    <w:p>
+      <w:pPr>
+        <w:ind w:left="283"/>
+        <w:rPr>
+          <w:lang w:eastAsia="zh-CN"/>
+        </w:rPr>
+      </w:pPr>
+      <w:r>
+        <w:rPr>
+          <w:lang w:eastAsia="zh-CN"/>
+        </w:rPr>
+        <w:t xml:space="preserve">• </w:t>
+      </w:r>
+      <w:r>
+        <w:rPr>
+          <w:lang w:eastAsia="zh-CN"/>
+        </w:rPr>
+        <w:t>每人最后还有一列"漏排班天数"合计，方便快速筛查整体漏排情况。</w:t>
+      </w:r>
+    </w:p>
+    <w:p>
+      <w:pPr>
+        <w:spacing w:before="400" w:after="160"/>
+        <w:pBdr>
+          <w:bottom w:val="single" w:sz="6" w:space="4" w:color="1F4E79"/>
+        </w:pBdr>
+        <w:rPr>
+          <w:lang w:eastAsia="zh-CN"/>
+        </w:rPr>
+      </w:pPr>
+      <w:r>
+        <w:rPr>
+          <w:b/>
+          <w:color w:val="1F4E79"/>
+          <w:sz w:val="32"/>
+          <w:lang w:eastAsia="zh-CN"/>
+        </w:rPr>
+        <w:t>2026-08-21（"人脸信息""远程打卡"两个页面加上水印）</w:t>
+      </w:r>
+    </w:p>
+    <w:p>
+      <w:pPr>
+        <w:spacing w:before="240" w:after="100"/>
+        <w:rPr>
+          <w:lang w:eastAsia="zh-CN"/>
+        </w:rPr>
+      </w:pPr>
+      <w:r>
+        <w:rPr>
+          <w:b/>
+          <w:color w:val="1F4E79"/>
+          <w:sz w:val="26"/>
+          <w:lang w:eastAsia="zh-CN"/>
+        </w:rPr>
+        <w:t>新增：这两个页面也铺上水印了</w:t>
+      </w:r>
+    </w:p>
+    <w:p>
+      <w:pPr>
+        <w:ind w:left="283"/>
+        <w:rPr>
+          <w:lang w:eastAsia="zh-CN"/>
+        </w:rPr>
+      </w:pPr>
+      <w:r>
+        <w:rPr>
+          <w:lang w:eastAsia="zh-CN"/>
+        </w:rPr>
+        <w:t xml:space="preserve">• </w:t>
+      </w:r>
+      <w:r>
+        <w:rPr>
+          <w:lang w:eastAsia="zh-CN"/>
+        </w:rPr>
+        <w:t>"人脸信息"（录入人脸参考照片）和"远程打卡"页面现在也和公告栏、我的记录等页面一样，铺满当前登录人姓名+劳务公司的水印，防止截图外传看不出是谁的。</w:t>
+      </w:r>
+    </w:p>
+    <w:p>
+      <w:pPr>
+        <w:spacing w:before="400" w:after="160"/>
+        <w:pBdr>
+          <w:bottom w:val="single" w:sz="6" w:space="4" w:color="1F4E79"/>
+        </w:pBdr>
+        <w:rPr>
+          <w:lang w:eastAsia="zh-CN"/>
+        </w:rPr>
+      </w:pPr>
+      <w:r>
+        <w:rPr>
+          <w:b/>
+          <w:color w:val="1F4E79"/>
+          <w:sz w:val="32"/>
+          <w:lang w:eastAsia="zh-CN"/>
+        </w:rPr>
+        <w:t>2026-08-21（修复：考勤组配置了打卡地点后，"编辑"按钮点不开）</w:t>
+      </w:r>
+    </w:p>
+    <w:p>
+      <w:pPr>
+        <w:spacing w:before="240" w:after="100"/>
+        <w:rPr>
+          <w:lang w:eastAsia="zh-CN"/>
+        </w:rPr>
+      </w:pPr>
+      <w:r>
+        <w:rPr>
+          <w:b/>
+          <w:color w:val="1F4E79"/>
+          <w:sz w:val="26"/>
+          <w:lang w:eastAsia="zh-CN"/>
+        </w:rPr>
+        <w:t>修复：考勤组一旦配置过打卡地点，编辑按钮就失灵</w:t>
+      </w:r>
+    </w:p>
+    <w:p>
+      <w:pPr>
+        <w:ind w:left="283"/>
+        <w:rPr>
+          <w:lang w:eastAsia="zh-CN"/>
+        </w:rPr>
+      </w:pPr>
+      <w:r>
+        <w:rPr>
+          <w:lang w:eastAsia="zh-CN"/>
+        </w:rPr>
+        <w:t xml:space="preserve">• </w:t>
+      </w:r>
+      <w:r>
+        <w:rPr>
+          <w:lang w:eastAsia="zh-CN"/>
+        </w:rPr>
+        <w:t>之前只要给某个考勤组配置过打卡地点，点这个组的"编辑"按钮就没反应，因为地点信息里包含的双引号跟按钮本身的代码写法起了冲突，把后面的内容"截断"了。这是个一直存在但没被发现的问题——之前没人真的保存过打卡地点，所以一直没触发。</w:t>
+      </w:r>
+    </w:p>
+    <w:p>
+      <w:pPr>
+        <w:ind w:left="283"/>
+        <w:rPr>
+          <w:lang w:eastAsia="zh-CN"/>
+        </w:rPr>
+      </w:pPr>
+      <w:r>
+        <w:rPr>
+          <w:lang w:eastAsia="zh-CN"/>
+        </w:rPr>
+        <w:t xml:space="preserve">• </w:t>
+      </w:r>
+      <w:r>
+        <w:rPr>
+          <w:lang w:eastAsia="zh-CN"/>
+        </w:rPr>
+        <w:t>现在编辑按钮不管这个考勤组配没配置打卡地点，都能正常打开、正常回显已经保存的地点信息。</w:t>
       </w:r>
     </w:p>
     <w:p>
